--- a/Software stm volante.docx
+++ b/Software stm volante.docx
@@ -2,7 +2,7 @@
 <file path=word/document.xml><?xml version="1.0" encoding="utf-8"?>
 <w:document xmlns:wpc="http://schemas.microsoft.com/office/word/2010/wordprocessingCanvas" xmlns:cx="http://schemas.microsoft.com/office/drawing/2014/chartex" xmlns:cx1="http://schemas.microsoft.com/office/drawing/2015/9/8/chartex" xmlns:cx2="http://schemas.microsoft.com/office/drawing/2015/10/21/chartex" xmlns:cx3="http://schemas.microsoft.com/office/drawing/2016/5/9/chartex" xmlns:cx4="http://schemas.microsoft.com/office/drawing/2016/5/10/chartex" xmlns:cx5="http://schemas.microsoft.com/office/drawing/2016/5/11/chartex" xmlns:cx6="http://schemas.microsoft.com/office/drawing/2016/5/12/chartex" xmlns:cx7="http://schemas.microsoft.com/office/drawing/2016/5/13/chartex" xmlns:cx8="http://schemas.microsoft.com/office/drawing/2016/5/14/chartex" xmlns:mc="http://schemas.openxmlformats.org/markup-compatibility/2006" xmlns:aink="http://schemas.microsoft.com/office/drawing/2016/ink" xmlns:am3d="http://schemas.microsoft.com/office/drawing/2017/model3d" xmlns:o="urn:schemas-microsoft-com:office:office" xmlns:oel="http://schemas.microsoft.com/office/2019/extlst" xmlns:r="http://schemas.openxmlformats.org/officeDocument/2006/relationships" xmlns:m="http://schemas.openxmlformats.org/officeDocument/2006/math" xmlns:v="urn:schemas-microsoft-com:vml" xmlns:wp14="http://schemas.microsoft.com/office/word/2010/wordprocessingDrawing" xmlns:wp="http://schemas.openxmlformats.org/drawingml/2006/wordprocessingDrawing" xmlns:w10="urn:schemas-microsoft-com:office:word" xmlns:w="http://schemas.openxmlformats.org/wordprocessingml/2006/main" xmlns:w14="http://schemas.microsoft.com/office/word/2010/wordml" xmlns:w15="http://schemas.microsoft.com/office/word/2012/wordml" xmlns:w16cex="http://schemas.microsoft.com/office/word/2018/wordml/cex" xmlns:w16cid="http://schemas.microsoft.com/office/word/2016/wordml/cid" xmlns:w16="http://schemas.microsoft.com/office/word/2018/wordml" xmlns:w16du="http://schemas.microsoft.com/office/word/2023/wordml/word16du" xmlns:w16sdtdh="http://schemas.microsoft.com/office/word/2020/wordml/sdtdatahash" xmlns:w16se="http://schemas.microsoft.com/office/word/2015/wordml/symex" xmlns:wpg="http://schemas.microsoft.com/office/word/2010/wordprocessingGroup" xmlns:wpi="http://schemas.microsoft.com/office/word/2010/wordprocessingInk" xmlns:wne="http://schemas.microsoft.com/office/word/2006/wordml" xmlns:wps="http://schemas.microsoft.com/office/word/2010/wordprocessingShape" mc:Ignorable="w14 w15 w16se w16cid w16 w16cex w16sdtdh w16du wp14">
   <w:body>
-    <w:p w14:noSpellErr="1">
+    <w:p>
       <w:pPr>
         <w:numPr>
           <w:ilvl w:val="0"/>
@@ -10,7 +10,7 @@
         </w:numPr>
         <w:spacing w:line="240" w:lineRule="auto"/>
         <w:rPr>
-          <w:rFonts w:ascii="Calibri" w:hAnsi="Calibri" w:cs="Calibri" w:asciiTheme="majorAscii" w:hAnsiTheme="majorAscii" w:cstheme="majorAscii"/>
+          <w:rFonts w:asciiTheme="majorHAnsi" w:hAnsiTheme="majorHAnsi" w:cstheme="majorBidi"/>
           <w:color w:val="4A86E8"/>
           <w:sz w:val="24"/>
           <w:szCs w:val="24"/>
@@ -19,23 +19,13 @@
       </w:pPr>
       <w:r>
         <w:rPr>
-          <w:rFonts w:ascii="Calibri" w:hAnsi="Calibri" w:cs="Calibri" w:asciiTheme="majorAscii" w:hAnsiTheme="majorAscii" w:cstheme="majorAscii"/>
+          <w:rFonts w:asciiTheme="majorHAnsi" w:hAnsiTheme="majorHAnsi" w:cstheme="majorBidi"/>
           <w:color w:val="4A86E8"/>
           <w:sz w:val="24"/>
           <w:szCs w:val="24"/>
           <w:lang w:val="en-US"/>
         </w:rPr>
-        <w:t xml:space="preserve">Click File &gt; Make a copy for each component &gt; </w:t>
-      </w:r>
-      <w:r>
-        <w:rPr>
-          <w:rFonts w:ascii="Calibri" w:hAnsi="Calibri" w:cs="Calibri" w:asciiTheme="majorAscii" w:hAnsiTheme="majorAscii" w:cstheme="majorAscii"/>
-          <w:color w:val="4A86E8"/>
-          <w:sz w:val="24"/>
-          <w:szCs w:val="24"/>
-          <w:lang w:val="en-US"/>
-        </w:rPr>
-        <w:t>Save</w:t>
+        <w:t>Click File &gt; Make a copy for each component &gt; Save</w:t>
       </w:r>
     </w:p>
     <w:p>
@@ -62,7 +52,7 @@
         <w:t>Replace the blue text in your copy with your own answers.</w:t>
       </w:r>
     </w:p>
-    <w:p w14:noSpellErr="1">
+    <w:p>
       <w:pPr>
         <w:numPr>
           <w:ilvl w:val="0"/>
@@ -70,7 +60,7 @@
         </w:numPr>
         <w:spacing w:line="240" w:lineRule="auto"/>
         <w:rPr>
-          <w:rFonts w:ascii="Calibri" w:hAnsi="Calibri" w:cs="Calibri" w:asciiTheme="majorAscii" w:hAnsiTheme="majorAscii" w:cstheme="majorAscii"/>
+          <w:rFonts w:asciiTheme="majorHAnsi" w:hAnsiTheme="majorHAnsi" w:cstheme="majorBidi"/>
           <w:color w:val="4A86E8"/>
           <w:sz w:val="24"/>
           <w:szCs w:val="24"/>
@@ -79,7 +69,7 @@
       </w:pPr>
       <w:r>
         <w:rPr>
-          <w:rFonts w:ascii="Calibri" w:hAnsi="Calibri" w:cs="Calibri" w:asciiTheme="majorAscii" w:hAnsiTheme="majorAscii" w:cstheme="majorAscii"/>
+          <w:rFonts w:asciiTheme="majorHAnsi" w:hAnsiTheme="majorHAnsi" w:cstheme="majorBidi"/>
           <w:color w:val="4A86E8"/>
           <w:sz w:val="24"/>
           <w:szCs w:val="24"/>
@@ -87,9 +77,10 @@
         </w:rPr>
         <w:t xml:space="preserve">Mark unknown cells with TBD (to be discussed) and </w:t>
       </w:r>
+      <w:proofErr w:type="gramStart"/>
       <w:r>
         <w:rPr>
-          <w:rFonts w:ascii="Calibri" w:hAnsi="Calibri" w:cs="Calibri" w:asciiTheme="majorAscii" w:hAnsiTheme="majorAscii" w:cstheme="majorAscii"/>
+          <w:rFonts w:asciiTheme="majorHAnsi" w:hAnsiTheme="majorHAnsi" w:cstheme="majorBidi"/>
           <w:color w:val="4A86E8"/>
           <w:sz w:val="24"/>
           <w:szCs w:val="24"/>
@@ -97,9 +88,10 @@
         </w:rPr>
         <w:t>make a plan</w:t>
       </w:r>
+      <w:proofErr w:type="gramEnd"/>
       <w:r>
         <w:rPr>
-          <w:rFonts w:ascii="Calibri" w:hAnsi="Calibri" w:cs="Calibri" w:asciiTheme="majorAscii" w:hAnsiTheme="majorAscii" w:cstheme="majorAscii"/>
+          <w:rFonts w:asciiTheme="majorHAnsi" w:hAnsiTheme="majorHAnsi" w:cstheme="majorBidi"/>
           <w:color w:val="4A86E8"/>
           <w:sz w:val="24"/>
           <w:szCs w:val="24"/>
@@ -1272,7 +1264,7 @@
     <w:sdt>
       <w:sdtPr>
         <w:rPr>
-          <w:rFonts w:ascii="Arial" w:hAnsi="Arial" w:eastAsia="Arial" w:cs="Arial"/>
+          <w:rFonts w:ascii="Arial" w:eastAsia="Arial" w:hAnsi="Arial" w:cs="Arial"/>
           <w:color w:val="auto"/>
           <w:sz w:val="22"/>
           <w:szCs w:val="22"/>
@@ -1286,14 +1278,9 @@
       </w:sdtPr>
       <w:sdtEndPr>
         <w:rPr>
-          <w:rFonts w:ascii="Arial" w:hAnsi="Arial" w:eastAsia="Arial" w:cs="Arial"/>
-          <w:b w:val="1"/>
-          <w:bCs w:val="1"/>
+          <w:b/>
+          <w:bCs/>
           <w:noProof/>
-          <w:color w:val="auto"/>
-          <w:sz w:val="22"/>
-          <w:szCs w:val="22"/>
-          <w:lang w:val="en" w:eastAsia="it-IT"/>
         </w:rPr>
       </w:sdtEndPr>
       <w:sdtContent>
@@ -1331,7 +1318,7 @@
               <w:tab w:val="right" w:leader="dot" w:pos="9350"/>
             </w:tabs>
             <w:rPr>
-              <w:rFonts w:asciiTheme="minorHAnsi" w:hAnsiTheme="minorHAnsi" w:eastAsiaTheme="minorEastAsia" w:cstheme="minorBidi"/>
+              <w:rFonts w:asciiTheme="minorHAnsi" w:eastAsiaTheme="minorEastAsia" w:hAnsiTheme="minorHAnsi" w:cstheme="minorBidi"/>
               <w:noProof/>
               <w:kern w:val="2"/>
               <w:lang w:val="it-IT"/>
@@ -1362,7 +1349,7 @@
             </w:rPr>
             <w:fldChar w:fldCharType="separate"/>
           </w:r>
-          <w:hyperlink w:history="1" w:anchor="_Toc152777110">
+          <w:hyperlink w:anchor="_Toc152777110" w:history="1">
             <w:r>
               <w:rPr>
                 <w:rStyle w:val="Collegamentoipertestuale"/>
@@ -1428,14 +1415,14 @@
               <w:tab w:val="right" w:leader="dot" w:pos="9350"/>
             </w:tabs>
             <w:rPr>
-              <w:rFonts w:asciiTheme="minorHAnsi" w:hAnsiTheme="minorHAnsi" w:eastAsiaTheme="minorEastAsia" w:cstheme="minorBidi"/>
+              <w:rFonts w:asciiTheme="minorHAnsi" w:eastAsiaTheme="minorEastAsia" w:hAnsiTheme="minorHAnsi" w:cstheme="minorBidi"/>
               <w:noProof/>
               <w:kern w:val="2"/>
               <w:lang w:val="it-IT"/>
               <w14:ligatures w14:val="standardContextual"/>
             </w:rPr>
           </w:pPr>
-          <w:hyperlink w:history="1" w:anchor="_Toc152777111">
+          <w:hyperlink w:anchor="_Toc152777111" w:history="1">
             <w:r>
               <w:rPr>
                 <w:rStyle w:val="Collegamentoipertestuale"/>
@@ -1501,14 +1488,14 @@
               <w:tab w:val="right" w:leader="dot" w:pos="9350"/>
             </w:tabs>
             <w:rPr>
-              <w:rFonts w:asciiTheme="minorHAnsi" w:hAnsiTheme="minorHAnsi" w:eastAsiaTheme="minorEastAsia" w:cstheme="minorBidi"/>
+              <w:rFonts w:asciiTheme="minorHAnsi" w:eastAsiaTheme="minorEastAsia" w:hAnsiTheme="minorHAnsi" w:cstheme="minorBidi"/>
               <w:noProof/>
               <w:kern w:val="2"/>
               <w:lang w:val="it-IT"/>
               <w14:ligatures w14:val="standardContextual"/>
             </w:rPr>
           </w:pPr>
-          <w:hyperlink w:history="1" w:anchor="_Toc152777112">
+          <w:hyperlink w:anchor="_Toc152777112" w:history="1">
             <w:r>
               <w:rPr>
                 <w:rStyle w:val="Collegamentoipertestuale"/>
@@ -1574,14 +1561,14 @@
               <w:tab w:val="right" w:leader="dot" w:pos="9350"/>
             </w:tabs>
             <w:rPr>
-              <w:rFonts w:asciiTheme="minorHAnsi" w:hAnsiTheme="minorHAnsi" w:eastAsiaTheme="minorEastAsia" w:cstheme="minorBidi"/>
+              <w:rFonts w:asciiTheme="minorHAnsi" w:eastAsiaTheme="minorEastAsia" w:hAnsiTheme="minorHAnsi" w:cstheme="minorBidi"/>
               <w:noProof/>
               <w:kern w:val="2"/>
               <w:lang w:val="it-IT"/>
               <w14:ligatures w14:val="standardContextual"/>
             </w:rPr>
           </w:pPr>
-          <w:hyperlink w:history="1" w:anchor="_Toc152777113">
+          <w:hyperlink w:anchor="_Toc152777113" w:history="1">
             <w:r>
               <w:rPr>
                 <w:rStyle w:val="Collegamentoipertestuale"/>
@@ -1647,14 +1634,14 @@
               <w:tab w:val="right" w:leader="dot" w:pos="9350"/>
             </w:tabs>
             <w:rPr>
-              <w:rFonts w:asciiTheme="minorHAnsi" w:hAnsiTheme="minorHAnsi" w:eastAsiaTheme="minorEastAsia" w:cstheme="minorBidi"/>
+              <w:rFonts w:asciiTheme="minorHAnsi" w:eastAsiaTheme="minorEastAsia" w:hAnsiTheme="minorHAnsi" w:cstheme="minorBidi"/>
               <w:noProof/>
               <w:kern w:val="2"/>
               <w:lang w:val="it-IT"/>
               <w14:ligatures w14:val="standardContextual"/>
             </w:rPr>
           </w:pPr>
-          <w:hyperlink w:history="1" w:anchor="_Toc152777114">
+          <w:hyperlink w:anchor="_Toc152777114" w:history="1">
             <w:r>
               <w:rPr>
                 <w:rStyle w:val="Collegamentoipertestuale"/>
@@ -1720,14 +1707,14 @@
               <w:tab w:val="right" w:leader="dot" w:pos="9350"/>
             </w:tabs>
             <w:rPr>
-              <w:rFonts w:asciiTheme="minorHAnsi" w:hAnsiTheme="minorHAnsi" w:eastAsiaTheme="minorEastAsia" w:cstheme="minorBidi"/>
+              <w:rFonts w:asciiTheme="minorHAnsi" w:eastAsiaTheme="minorEastAsia" w:hAnsiTheme="minorHAnsi" w:cstheme="minorBidi"/>
               <w:noProof/>
               <w:kern w:val="2"/>
               <w:lang w:val="it-IT"/>
               <w14:ligatures w14:val="standardContextual"/>
             </w:rPr>
           </w:pPr>
-          <w:hyperlink w:history="1" w:anchor="_Toc152777115">
+          <w:hyperlink w:anchor="_Toc152777115" w:history="1">
             <w:r>
               <w:rPr>
                 <w:rStyle w:val="Collegamentoipertestuale"/>
@@ -1831,7 +1818,7 @@
           <w:rFonts w:asciiTheme="majorHAnsi" w:hAnsiTheme="majorHAnsi" w:cstheme="majorHAnsi"/>
         </w:rPr>
       </w:pPr>
-      <w:bookmarkStart w:name="_Toc152777110" w:id="0"/>
+      <w:bookmarkStart w:id="0" w:name="_Toc152777110"/>
       <w:r>
         <w:rPr>
           <w:rFonts w:asciiTheme="majorHAnsi" w:hAnsiTheme="majorHAnsi" w:cstheme="majorHAnsi"/>
@@ -1865,12 +1852,12 @@
         <w:tblStyle w:val="9"/>
         <w:tblW w:w="9360" w:type="dxa"/>
         <w:tblBorders>
-          <w:top w:val="single" w:color="000000" w:sz="8" w:space="0"/>
-          <w:left w:val="single" w:color="000000" w:sz="8" w:space="0"/>
-          <w:bottom w:val="single" w:color="000000" w:sz="8" w:space="0"/>
-          <w:right w:val="single" w:color="000000" w:sz="8" w:space="0"/>
-          <w:insideH w:val="single" w:color="000000" w:sz="8" w:space="0"/>
-          <w:insideV w:val="single" w:color="000000" w:sz="8" w:space="0"/>
+          <w:top w:val="single" w:sz="8" w:space="0" w:color="000000"/>
+          <w:left w:val="single" w:sz="8" w:space="0" w:color="000000"/>
+          <w:bottom w:val="single" w:sz="8" w:space="0" w:color="000000"/>
+          <w:right w:val="single" w:sz="8" w:space="0" w:color="000000"/>
+          <w:insideH w:val="single" w:sz="8" w:space="0" w:color="000000"/>
+          <w:insideV w:val="single" w:sz="8" w:space="0" w:color="000000"/>
         </w:tblBorders>
         <w:tblLayout w:type="fixed"/>
         <w:tblLook w:val="0600" w:firstRow="0" w:lastRow="0" w:firstColumn="0" w:lastColumn="0" w:noHBand="1" w:noVBand="1"/>
@@ -2332,15 +2319,15 @@
           <w:p>
             <w:pPr>
               <w:pBdr>
-                <w:top w:val="nil" w:color="000000" w:sz="0" w:space="0"/>
-                <w:left w:val="nil" w:color="000000" w:sz="0" w:space="0"/>
-                <w:bottom w:val="nil" w:color="000000" w:sz="0" w:space="0"/>
-                <w:right w:val="nil" w:color="000000" w:sz="0" w:space="0"/>
-                <w:between w:val="nil" w:color="000000" w:sz="0" w:space="0"/>
+                <w:top w:val="nil"/>
+                <w:left w:val="nil"/>
+                <w:bottom w:val="nil"/>
+                <w:right w:val="nil"/>
+                <w:between w:val="nil"/>
               </w:pBdr>
               <w:spacing w:line="240" w:lineRule="auto"/>
               <w:rPr>
-                <w:rFonts w:ascii="Calibri" w:hAnsi="Calibri" w:cs="Calibri" w:asciiTheme="majorAscii" w:hAnsiTheme="majorAscii" w:cstheme="majorAscii"/>
+                <w:rFonts w:asciiTheme="majorHAnsi" w:hAnsiTheme="majorHAnsi" w:cstheme="majorBidi"/>
                 <w:color w:val="4A86E8"/>
                 <w:sz w:val="24"/>
                 <w:szCs w:val="24"/>
@@ -2349,31 +2336,24 @@
             </w:pPr>
             <w:r>
               <w:rPr>
-                <w:rFonts w:ascii="Calibri" w:hAnsi="Calibri" w:cs="Calibri" w:asciiTheme="majorAscii" w:hAnsiTheme="majorAscii" w:cstheme="majorAscii"/>
+                <w:rFonts w:asciiTheme="majorHAnsi" w:hAnsiTheme="majorHAnsi" w:cstheme="majorBidi"/>
                 <w:sz w:val="24"/>
                 <w:szCs w:val="24"/>
                 <w:lang w:val="en-US"/>
               </w:rPr>
-              <w:t>CAN-bus</w:t>
-            </w:r>
-            <w:r>
-              <w:rPr>
-                <w:rFonts w:ascii="Calibri" w:hAnsi="Calibri" w:cs="Calibri" w:asciiTheme="majorAscii" w:hAnsiTheme="majorAscii" w:cstheme="majorAscii"/>
+              <w:t xml:space="preserve">CAN-bus e </w:t>
+            </w:r>
+            <w:proofErr w:type="spellStart"/>
+            <w:r>
+              <w:rPr>
+                <w:rFonts w:asciiTheme="majorHAnsi" w:hAnsiTheme="majorHAnsi" w:cstheme="majorBidi"/>
                 <w:sz w:val="24"/>
                 <w:szCs w:val="24"/>
                 <w:lang w:val="en-US"/>
               </w:rPr>
-              <w:t xml:space="preserve"> e </w:t>
-            </w:r>
-            <w:r>
-              <w:rPr>
-                <w:rFonts w:ascii="Calibri" w:hAnsi="Calibri" w:cs="Calibri" w:asciiTheme="majorAscii" w:hAnsiTheme="majorAscii" w:cstheme="majorAscii"/>
-                <w:sz w:val="24"/>
-                <w:szCs w:val="24"/>
-                <w:lang w:val="en-US"/>
-              </w:rPr>
               <w:t>seriale</w:t>
             </w:r>
+            <w:proofErr w:type="spellEnd"/>
           </w:p>
         </w:tc>
       </w:tr>
@@ -2393,18 +2373,18 @@
             <w:pPr>
               <w:widowControl w:val="0"/>
               <w:pBdr>
-                <w:top w:val="nil" w:color="000000" w:sz="0" w:space="0"/>
-                <w:left w:val="nil" w:color="000000" w:sz="0" w:space="0"/>
-                <w:bottom w:val="nil" w:color="000000" w:sz="0" w:space="0"/>
-                <w:right w:val="nil" w:color="000000" w:sz="0" w:space="0"/>
-                <w:between w:val="nil" w:color="000000" w:sz="0" w:space="0"/>
+                <w:top w:val="nil"/>
+                <w:left w:val="nil"/>
+                <w:bottom w:val="nil"/>
+                <w:right w:val="nil"/>
+                <w:between w:val="nil"/>
               </w:pBdr>
               <w:spacing w:line="240" w:lineRule="auto"/>
               <w:ind w:left="351"/>
               <w:rPr>
-                <w:rFonts w:ascii="Calibri" w:hAnsi="Calibri" w:cs="Calibri" w:asciiTheme="majorAscii" w:hAnsiTheme="majorAscii" w:cstheme="majorAscii"/>
-                <w:b w:val="1"/>
-                <w:bCs w:val="1"/>
+                <w:rFonts w:asciiTheme="majorHAnsi" w:hAnsiTheme="majorHAnsi" w:cstheme="majorBidi"/>
+                <w:b/>
+                <w:bCs/>
                 <w:sz w:val="24"/>
                 <w:szCs w:val="24"/>
                 <w:lang w:val="en-US"/>
@@ -2412,31 +2392,33 @@
             </w:pPr>
             <w:r>
               <w:rPr>
-                <w:rFonts w:ascii="Calibri" w:hAnsi="Calibri" w:cs="Calibri" w:asciiTheme="majorAscii" w:hAnsiTheme="majorAscii" w:cstheme="majorAscii"/>
-                <w:b w:val="1"/>
-                <w:bCs w:val="1"/>
+                <w:rFonts w:asciiTheme="majorHAnsi" w:hAnsiTheme="majorHAnsi" w:cstheme="majorBidi"/>
+                <w:b/>
+                <w:bCs/>
                 <w:sz w:val="24"/>
                 <w:szCs w:val="24"/>
                 <w:lang w:val="en-US"/>
               </w:rPr>
               <w:t xml:space="preserve">User Interface (se </w:t>
             </w:r>
-            <w:r>
-              <w:rPr>
-                <w:rFonts w:ascii="Calibri" w:hAnsi="Calibri" w:cs="Calibri" w:asciiTheme="majorAscii" w:hAnsiTheme="majorAscii" w:cstheme="majorAscii"/>
-                <w:b w:val="1"/>
-                <w:bCs w:val="1"/>
+            <w:proofErr w:type="spellStart"/>
+            <w:r>
+              <w:rPr>
+                <w:rFonts w:asciiTheme="majorHAnsi" w:hAnsiTheme="majorHAnsi" w:cstheme="majorBidi"/>
+                <w:b/>
+                <w:bCs/>
                 <w:sz w:val="24"/>
                 <w:szCs w:val="24"/>
                 <w:lang w:val="en-US"/>
               </w:rPr>
               <w:t>necessario</w:t>
             </w:r>
-            <w:r>
-              <w:rPr>
-                <w:rFonts w:ascii="Calibri" w:hAnsi="Calibri" w:cs="Calibri" w:asciiTheme="majorAscii" w:hAnsiTheme="majorAscii" w:cstheme="majorAscii"/>
-                <w:b w:val="1"/>
-                <w:bCs w:val="1"/>
+            <w:proofErr w:type="spellEnd"/>
+            <w:r>
+              <w:rPr>
+                <w:rFonts w:asciiTheme="majorHAnsi" w:hAnsiTheme="majorHAnsi" w:cstheme="majorBidi"/>
+                <w:b/>
+                <w:bCs/>
                 <w:sz w:val="24"/>
                 <w:szCs w:val="24"/>
                 <w:lang w:val="en-US"/>
@@ -2558,7 +2540,7 @@
               </w:rPr>
               <w:t xml:space="preserve">Codice P4 da usare come base: </w:t>
             </w:r>
-            <w:hyperlink w:history="1" r:id="rId11">
+            <w:hyperlink r:id="rId11" w:history="1">
               <w:r>
                 <w:rPr>
                   <w:rStyle w:val="Collegamentoipertestuale"/>
@@ -2628,7 +2610,7 @@
                 <w:szCs w:val="24"/>
                 <w:lang w:val="it-IT"/>
               </w:rPr>
-              <w:t>Inserire link!</w:t>
+              <w:t>https://github.com/PolimarcheRacingTeam/LCD-Volante-2024</w:t>
             </w:r>
           </w:p>
         </w:tc>
@@ -2641,7 +2623,7 @@
           <w:rFonts w:asciiTheme="majorHAnsi" w:hAnsiTheme="majorHAnsi" w:cstheme="majorHAnsi"/>
         </w:rPr>
       </w:pPr>
-      <w:bookmarkStart w:name="_Toc152777111" w:id="1"/>
+      <w:bookmarkStart w:id="1" w:name="_Toc152777111"/>
       <w:r>
         <w:rPr>
           <w:rFonts w:asciiTheme="majorHAnsi" w:hAnsiTheme="majorHAnsi" w:cstheme="majorHAnsi"/>
@@ -2661,12 +2643,12 @@
         <w:tblStyle w:val="9"/>
         <w:tblW w:w="9360" w:type="dxa"/>
         <w:tblBorders>
-          <w:top w:val="single" w:color="000000" w:sz="8" w:space="0"/>
-          <w:left w:val="single" w:color="000000" w:sz="8" w:space="0"/>
-          <w:bottom w:val="single" w:color="000000" w:sz="8" w:space="0"/>
-          <w:right w:val="single" w:color="000000" w:sz="8" w:space="0"/>
-          <w:insideH w:val="single" w:color="000000" w:sz="8" w:space="0"/>
-          <w:insideV w:val="single" w:color="000000" w:sz="8" w:space="0"/>
+          <w:top w:val="single" w:sz="8" w:space="0" w:color="000000"/>
+          <w:left w:val="single" w:sz="8" w:space="0" w:color="000000"/>
+          <w:bottom w:val="single" w:sz="8" w:space="0" w:color="000000"/>
+          <w:right w:val="single" w:sz="8" w:space="0" w:color="000000"/>
+          <w:insideH w:val="single" w:sz="8" w:space="0" w:color="000000"/>
+          <w:insideV w:val="single" w:sz="8" w:space="0" w:color="000000"/>
         </w:tblBorders>
         <w:tblLayout w:type="fixed"/>
         <w:tblLook w:val="0600" w:firstRow="0" w:lastRow="0" w:firstColumn="0" w:lastColumn="0" w:noHBand="1" w:noVBand="1"/>
@@ -2821,7 +2803,7 @@
                 <w:lang w:val="it-IT"/>
               </w:rPr>
             </w:pPr>
-            <w:hyperlink w:history="1" r:id="rId12">
+            <w:hyperlink r:id="rId12" w:history="1">
               <w:r>
                 <w:rPr>
                   <w:rStyle w:val="Collegamentoipertestuale"/>
@@ -3075,7 +3057,7 @@
               </w:rPr>
               <w:t xml:space="preserve">uscita </w:t>
             </w:r>
-            <w:hyperlink w:history="1" r:id="rId13">
+            <w:hyperlink r:id="rId13" w:history="1">
               <w:r>
                 <w:rPr>
                   <w:rStyle w:val="Collegamentoipertestuale"/>
@@ -3084,8 +3066,20 @@
                   <w:szCs w:val="24"/>
                   <w:lang w:val="it-IT"/>
                 </w:rPr>
-                <w:t>shift register</w:t>
+                <w:t xml:space="preserve">shift </w:t>
               </w:r>
+              <w:proofErr w:type="spellStart"/>
+              <w:r>
+                <w:rPr>
+                  <w:rStyle w:val="Collegamentoipertestuale"/>
+                  <w:rFonts w:asciiTheme="majorHAnsi" w:hAnsiTheme="majorHAnsi" w:cstheme="majorHAnsi"/>
+                  <w:sz w:val="24"/>
+                  <w:szCs w:val="24"/>
+                  <w:lang w:val="it-IT"/>
+                </w:rPr>
+                <w:t>register</w:t>
+              </w:r>
+              <w:proofErr w:type="spellEnd"/>
             </w:hyperlink>
             <w:r>
               <w:rPr>
@@ -3292,6 +3286,7 @@
                 <w:szCs w:val="24"/>
                 <w:lang w:val="it-IT"/>
               </w:rPr>
+              <w:lastRenderedPageBreak/>
               <w:t>R2d</w:t>
             </w:r>
           </w:p>
@@ -3531,7 +3526,7 @@
           <w:rFonts w:asciiTheme="majorHAnsi" w:hAnsiTheme="majorHAnsi" w:cstheme="majorHAnsi"/>
         </w:rPr>
       </w:pPr>
-      <w:bookmarkStart w:name="_Toc152777112" w:id="2"/>
+      <w:bookmarkStart w:id="2" w:name="_Toc152777112"/>
       <w:r>
         <w:rPr>
           <w:rFonts w:asciiTheme="majorHAnsi" w:hAnsiTheme="majorHAnsi" w:cstheme="majorHAnsi"/>
@@ -3564,12 +3559,12 @@
         <w:tblStyle w:val="5"/>
         <w:tblW w:w="9437" w:type="dxa"/>
         <w:tblBorders>
-          <w:top w:val="single" w:color="000000" w:sz="8" w:space="0"/>
-          <w:left w:val="single" w:color="000000" w:sz="8" w:space="0"/>
-          <w:bottom w:val="single" w:color="000000" w:sz="8" w:space="0"/>
-          <w:right w:val="single" w:color="000000" w:sz="8" w:space="0"/>
-          <w:insideH w:val="single" w:color="000000" w:sz="8" w:space="0"/>
-          <w:insideV w:val="single" w:color="000000" w:sz="8" w:space="0"/>
+          <w:top w:val="single" w:sz="8" w:space="0" w:color="000000"/>
+          <w:left w:val="single" w:sz="8" w:space="0" w:color="000000"/>
+          <w:bottom w:val="single" w:sz="8" w:space="0" w:color="000000"/>
+          <w:right w:val="single" w:sz="8" w:space="0" w:color="000000"/>
+          <w:insideH w:val="single" w:sz="8" w:space="0" w:color="000000"/>
+          <w:insideV w:val="single" w:sz="8" w:space="0" w:color="000000"/>
         </w:tblBorders>
         <w:tblLayout w:type="fixed"/>
         <w:tblLook w:val="0600" w:firstRow="0" w:lastRow="0" w:firstColumn="0" w:lastColumn="0" w:noHBand="1" w:noVBand="1"/>
@@ -3811,20 +3806,16 @@
               <w:rPr>
                 <w:lang w:val="it-IT"/>
               </w:rPr>
-              <w:t>shift r</w:t>
-            </w:r>
-            <w:r>
-              <w:rPr>
-                <w:lang w:val="it-IT"/>
-              </w:rPr>
-              <w:t>e</w:t>
-            </w:r>
-            <w:r>
-              <w:rPr>
-                <w:lang w:val="it-IT"/>
-              </w:rPr>
-              <w:t>gister</w:t>
-            </w:r>
+              <w:t xml:space="preserve">shift </w:t>
+            </w:r>
+            <w:proofErr w:type="spellStart"/>
+            <w:r>
+              <w:rPr>
+                <w:lang w:val="it-IT"/>
+              </w:rPr>
+              <w:t>register</w:t>
+            </w:r>
+            <w:proofErr w:type="spellEnd"/>
             <w:r>
               <w:rPr>
                 <w:lang w:val="it-IT"/>
@@ -3847,13 +3838,7 @@
               <w:rPr>
                 <w:lang w:val="it-IT"/>
               </w:rPr>
-              <w:t xml:space="preserve"> </w:t>
-            </w:r>
-            <w:r>
-              <w:rPr>
-                <w:lang w:val="it-IT"/>
-              </w:rPr>
-              <w:t>della mappa selezionata</w:t>
+              <w:t xml:space="preserve"> della mappa selezionata</w:t>
             </w:r>
             <w:r>
               <w:rPr>
@@ -4132,19 +4117,7 @@
                     <w:rPr>
                       <w:lang w:val="it-IT"/>
                     </w:rPr>
-                    <w:t xml:space="preserve">Mappa </w:t>
-                  </w:r>
-                  <w:r>
-                    <w:rPr>
-                      <w:lang w:val="it-IT"/>
-                    </w:rPr>
-                    <w:t>2 (</w:t>
-                  </w:r>
-                  <w:r>
-                    <w:rPr>
-                      <w:lang w:val="it-IT"/>
-                    </w:rPr>
-                    <w:t>1</w:t>
+                    <w:t>Mappa 2 (1</w:t>
                   </w:r>
                   <w:r>
                     <w:rPr>
@@ -4222,13 +4195,7 @@
                     <w:rPr>
                       <w:lang w:val="it-IT"/>
                     </w:rPr>
-                    <w:t xml:space="preserve">Mappa </w:t>
-                  </w:r>
-                  <w:r>
-                    <w:rPr>
-                      <w:lang w:val="it-IT"/>
-                    </w:rPr>
-                    <w:t>3 (</w:t>
+                    <w:t>Mappa 3 (</w:t>
                   </w:r>
                   <w:r>
                     <w:rPr>
@@ -4305,13 +4272,7 @@
                     <w:rPr>
                       <w:lang w:val="it-IT"/>
                     </w:rPr>
-                    <w:t xml:space="preserve">Mappa </w:t>
-                  </w:r>
-                  <w:r>
-                    <w:rPr>
-                      <w:lang w:val="it-IT"/>
-                    </w:rPr>
-                    <w:t>4 (</w:t>
+                    <w:t>Mappa 4 (</w:t>
                   </w:r>
                   <w:r>
                     <w:rPr>
@@ -4666,13 +4627,7 @@
               <w:rPr>
                 <w:lang w:val="it-IT"/>
               </w:rPr>
-              <w:t xml:space="preserve"> </w:t>
-            </w:r>
-            <w:r>
-              <w:rPr>
-                <w:lang w:val="it-IT"/>
-              </w:rPr>
-              <w:t>(</w:t>
+              <w:t xml:space="preserve"> (</w:t>
             </w:r>
             <w:r>
               <w:rPr>
@@ -4779,7 +4734,6 @@
                     <w:rPr>
                       <w:lang w:val="it-IT"/>
                     </w:rPr>
-                    <w:lastRenderedPageBreak/>
                     <w:t>Freni (</w:t>
                   </w:r>
                   <w:r>
@@ -4794,7 +4748,7 @@
                 <w:tcPr>
                   <w:tcW w:w="1077" w:type="dxa"/>
                   <w:tcBorders>
-                    <w:right w:val="single" w:color="auto" w:sz="4" w:space="0"/>
+                    <w:right w:val="single" w:sz="4" w:space="0" w:color="auto"/>
                   </w:tcBorders>
                 </w:tcPr>
                 <w:p>
@@ -4817,7 +4771,7 @@
                 <w:tcPr>
                   <w:tcW w:w="1567" w:type="dxa"/>
                   <w:tcBorders>
-                    <w:left w:val="single" w:color="auto" w:sz="4" w:space="0"/>
+                    <w:left w:val="single" w:sz="4" w:space="0" w:color="auto"/>
                   </w:tcBorders>
                 </w:tcPr>
                 <w:p>
@@ -4883,7 +4837,7 @@
                 <w:tcPr>
                   <w:tcW w:w="1077" w:type="dxa"/>
                   <w:tcBorders>
-                    <w:right w:val="single" w:color="auto" w:sz="4" w:space="0"/>
+                    <w:right w:val="single" w:sz="4" w:space="0" w:color="auto"/>
                   </w:tcBorders>
                 </w:tcPr>
                 <w:p>
@@ -4906,7 +4860,7 @@
                 <w:tcPr>
                   <w:tcW w:w="1567" w:type="dxa"/>
                   <w:tcBorders>
-                    <w:left w:val="single" w:color="auto" w:sz="4" w:space="0"/>
+                    <w:left w:val="single" w:sz="4" w:space="0" w:color="auto"/>
                   </w:tcBorders>
                 </w:tcPr>
                 <w:p>
@@ -4963,7 +4917,7 @@
                 <w:tcPr>
                   <w:tcW w:w="1077" w:type="dxa"/>
                   <w:tcBorders>
-                    <w:right w:val="single" w:color="auto" w:sz="4" w:space="0"/>
+                    <w:right w:val="single" w:sz="4" w:space="0" w:color="auto"/>
                   </w:tcBorders>
                 </w:tcPr>
                 <w:p>
@@ -4986,7 +4940,7 @@
                 <w:tcPr>
                   <w:tcW w:w="1567" w:type="dxa"/>
                   <w:tcBorders>
-                    <w:left w:val="single" w:color="auto" w:sz="4" w:space="0"/>
+                    <w:left w:val="single" w:sz="4" w:space="0" w:color="auto"/>
                   </w:tcBorders>
                 </w:tcPr>
                 <w:p>
@@ -5044,7 +4998,7 @@
                 <w:tcPr>
                   <w:tcW w:w="1077" w:type="dxa"/>
                   <w:tcBorders>
-                    <w:right w:val="single" w:color="auto" w:sz="4" w:space="0"/>
+                    <w:right w:val="single" w:sz="4" w:space="0" w:color="auto"/>
                   </w:tcBorders>
                 </w:tcPr>
                 <w:p>
@@ -5067,7 +5021,7 @@
                 <w:tcPr>
                   <w:tcW w:w="1567" w:type="dxa"/>
                   <w:tcBorders>
-                    <w:left w:val="single" w:color="auto" w:sz="4" w:space="0"/>
+                    <w:left w:val="single" w:sz="4" w:space="0" w:color="auto"/>
                   </w:tcBorders>
                 </w:tcPr>
                 <w:p>
@@ -5124,7 +5078,7 @@
                 <w:tcPr>
                   <w:tcW w:w="1077" w:type="dxa"/>
                   <w:tcBorders>
-                    <w:right w:val="single" w:color="auto" w:sz="4" w:space="0"/>
+                    <w:right w:val="single" w:sz="4" w:space="0" w:color="auto"/>
                   </w:tcBorders>
                 </w:tcPr>
                 <w:p>
@@ -5147,7 +5101,7 @@
                 <w:tcPr>
                   <w:tcW w:w="1567" w:type="dxa"/>
                   <w:tcBorders>
-                    <w:left w:val="single" w:color="auto" w:sz="4" w:space="0"/>
+                    <w:left w:val="single" w:sz="4" w:space="0" w:color="auto"/>
                   </w:tcBorders>
                 </w:tcPr>
                 <w:p>
@@ -5356,7 +5310,7 @@
           <w:rFonts w:asciiTheme="majorHAnsi" w:hAnsiTheme="majorHAnsi" w:cstheme="majorHAnsi"/>
         </w:rPr>
       </w:pPr>
-      <w:bookmarkStart w:name="_Toc152777113" w:id="3"/>
+      <w:bookmarkStart w:id="3" w:name="_Toc152777113"/>
       <w:r>
         <w:rPr>
           <w:rFonts w:asciiTheme="majorHAnsi" w:hAnsiTheme="majorHAnsi" w:cstheme="majorHAnsi"/>
@@ -5370,12 +5324,12 @@
         <w:tblStyle w:val="4"/>
         <w:tblW w:w="9548" w:type="dxa"/>
         <w:tblBorders>
-          <w:top w:val="single" w:color="000000" w:sz="8" w:space="0"/>
-          <w:left w:val="single" w:color="000000" w:sz="8" w:space="0"/>
-          <w:bottom w:val="single" w:color="000000" w:sz="8" w:space="0"/>
-          <w:right w:val="single" w:color="000000" w:sz="8" w:space="0"/>
-          <w:insideH w:val="single" w:color="000000" w:sz="8" w:space="0"/>
-          <w:insideV w:val="single" w:color="000000" w:sz="8" w:space="0"/>
+          <w:top w:val="single" w:sz="8" w:space="0" w:color="000000"/>
+          <w:left w:val="single" w:sz="8" w:space="0" w:color="000000"/>
+          <w:bottom w:val="single" w:sz="8" w:space="0" w:color="000000"/>
+          <w:right w:val="single" w:sz="8" w:space="0" w:color="000000"/>
+          <w:insideH w:val="single" w:sz="8" w:space="0" w:color="000000"/>
+          <w:insideV w:val="single" w:sz="8" w:space="0" w:color="000000"/>
         </w:tblBorders>
         <w:tblLayout w:type="fixed"/>
         <w:tblLook w:val="0600" w:firstRow="0" w:lastRow="0" w:firstColumn="0" w:lastColumn="0" w:noHBand="1" w:noVBand="1"/>
@@ -5498,81 +5452,82 @@
           <w:tcPr>
             <w:tcW w:w="4774" w:type="dxa"/>
             <w:shd w:val="clear" w:color="auto" w:fill="auto"/>
-            <w:tcMar/>
           </w:tcPr>
-          <w:p w14:noSpellErr="1">
+          <w:p>
             <w:pPr>
               <w:pBdr>
-                <w:top w:val="nil" w:color="000000" w:sz="0" w:space="0"/>
-                <w:left w:val="nil" w:color="000000" w:sz="0" w:space="0"/>
-                <w:bottom w:val="nil" w:color="000000" w:sz="0" w:space="0"/>
-                <w:right w:val="nil" w:color="000000" w:sz="0" w:space="0"/>
-                <w:between w:val="nil" w:color="000000" w:sz="0" w:space="0"/>
+                <w:top w:val="nil"/>
+                <w:left w:val="nil"/>
+                <w:bottom w:val="nil"/>
+                <w:right w:val="nil"/>
+                <w:between w:val="nil"/>
               </w:pBdr>
               <w:spacing w:line="240" w:lineRule="auto"/>
               <w:jc w:val="center"/>
               <w:rPr>
-                <w:rFonts w:ascii="Calibri" w:hAnsi="Calibri" w:cs="Calibri" w:asciiTheme="majorAscii" w:hAnsiTheme="majorAscii" w:cstheme="majorAscii"/>
-                <w:b w:val="1"/>
-                <w:bCs w:val="1"/>
+                <w:rFonts w:asciiTheme="majorHAnsi" w:hAnsiTheme="majorHAnsi" w:cstheme="majorBidi"/>
+                <w:b/>
+                <w:bCs/>
                 <w:sz w:val="24"/>
                 <w:szCs w:val="24"/>
                 <w:highlight w:val="white"/>
-                <w:lang w:val="en-US"/>
-              </w:rPr>
-            </w:pPr>
-            <w:r>
-              <w:rPr>
-                <w:rFonts w:ascii="Calibri" w:hAnsi="Calibri" w:cs="Calibri" w:asciiTheme="majorAscii" w:hAnsiTheme="majorAscii" w:cstheme="majorAscii"/>
+                <w:lang w:val="it-IT"/>
+              </w:rPr>
+            </w:pPr>
+            <w:r>
+              <w:rPr>
+                <w:rFonts w:asciiTheme="majorHAnsi" w:hAnsiTheme="majorHAnsi" w:cstheme="majorBidi"/>
                 <w:color w:val="4A86E8"/>
                 <w:sz w:val="24"/>
                 <w:szCs w:val="24"/>
                 <w:highlight w:val="white"/>
-                <w:lang w:val="en-US"/>
+                <w:lang w:val="it-IT"/>
               </w:rPr>
               <w:t xml:space="preserve">Indicare </w:t>
             </w:r>
             <w:r>
               <w:rPr>
-                <w:rFonts w:ascii="Calibri" w:hAnsi="Calibri" w:cs="Calibri" w:asciiTheme="majorAscii" w:hAnsiTheme="majorAscii" w:cstheme="majorAscii"/>
+                <w:rFonts w:asciiTheme="majorHAnsi" w:hAnsiTheme="majorHAnsi" w:cstheme="majorBidi"/>
                 <w:color w:val="4A86E8"/>
                 <w:sz w:val="24"/>
                 <w:szCs w:val="24"/>
                 <w:highlight w:val="white"/>
-                <w:lang w:val="en-US"/>
+                <w:lang w:val="it-IT"/>
               </w:rPr>
               <w:t>la condizione di verifica dell’errore e</w:t>
             </w:r>
             <w:r>
               <w:rPr>
-                <w:rFonts w:ascii="Calibri" w:hAnsi="Calibri" w:cs="Calibri" w:asciiTheme="majorAscii" w:hAnsiTheme="majorAscii" w:cstheme="majorAscii"/>
+                <w:rFonts w:asciiTheme="majorHAnsi" w:hAnsiTheme="majorHAnsi" w:cstheme="majorBidi"/>
                 <w:color w:val="4A86E8"/>
                 <w:sz w:val="24"/>
                 <w:szCs w:val="24"/>
                 <w:highlight w:val="white"/>
-                <w:lang w:val="en-US"/>
+                <w:lang w:val="it-IT"/>
               </w:rPr>
               <w:t xml:space="preserve"> la sua gestione (esempio mando un messaggio can, apro un interruttore</w:t>
             </w:r>
-            <w:r>
-              <w:rPr>
-                <w:rFonts w:ascii="Calibri" w:hAnsi="Calibri" w:cs="Calibri" w:asciiTheme="majorAscii" w:hAnsiTheme="majorAscii" w:cstheme="majorAscii"/>
+            <w:proofErr w:type="gramStart"/>
+            <w:r>
+              <w:rPr>
+                <w:rFonts w:asciiTheme="majorHAnsi" w:hAnsiTheme="majorHAnsi" w:cstheme="majorBidi"/>
                 <w:color w:val="4A86E8"/>
                 <w:sz w:val="24"/>
                 <w:szCs w:val="24"/>
                 <w:highlight w:val="white"/>
-                <w:lang w:val="en-US"/>
+                <w:lang w:val="it-IT"/>
               </w:rPr>
               <w:t xml:space="preserve"> ….</w:t>
             </w:r>
-            <w:r>
-              <w:rPr>
-                <w:rFonts w:ascii="Calibri" w:hAnsi="Calibri" w:cs="Calibri" w:asciiTheme="majorAscii" w:hAnsiTheme="majorAscii" w:cstheme="majorAscii"/>
+            <w:proofErr w:type="gramEnd"/>
+            <w:r>
+              <w:rPr>
+                <w:rFonts w:asciiTheme="majorHAnsi" w:hAnsiTheme="majorHAnsi" w:cstheme="majorBidi"/>
                 <w:color w:val="4A86E8"/>
                 <w:sz w:val="24"/>
                 <w:szCs w:val="24"/>
                 <w:highlight w:val="white"/>
-                <w:lang w:val="en-US"/>
+                <w:lang w:val="it-IT"/>
               </w:rPr>
               <w:t>.)</w:t>
             </w:r>
@@ -5615,7 +5570,7 @@
           <w:rFonts w:asciiTheme="majorHAnsi" w:hAnsiTheme="majorHAnsi" w:cstheme="majorHAnsi"/>
         </w:rPr>
       </w:pPr>
-      <w:bookmarkStart w:name="_Toc152777114" w:id="4"/>
+      <w:bookmarkStart w:id="4" w:name="_Toc152777114"/>
       <w:r>
         <w:rPr>
           <w:rFonts w:asciiTheme="majorHAnsi" w:hAnsiTheme="majorHAnsi" w:cstheme="majorHAnsi"/>
@@ -5721,7 +5676,7 @@
           <w:lang w:val="it-IT"/>
         </w:rPr>
       </w:pPr>
-      <w:bookmarkStart w:name="_Toc152777115" w:id="5"/>
+      <w:bookmarkStart w:id="5" w:name="_Toc152777115"/>
       <w:r>
         <w:rPr>
           <w:rFonts w:asciiTheme="majorHAnsi" w:hAnsiTheme="majorHAnsi" w:cstheme="majorHAnsi"/>
@@ -5733,125 +5688,248 @@
     </w:p>
     <w:p>
       <w:pPr>
-        <w:pBdr>
-          <w:top w:val="nil"/>
-          <w:left w:val="nil"/>
-          <w:bottom w:val="nil"/>
-          <w:right w:val="nil"/>
-          <w:between w:val="nil"/>
-        </w:pBdr>
-        <w:spacing w:line="240" w:lineRule="auto"/>
         <w:rPr>
-          <w:rFonts w:asciiTheme="majorHAnsi" w:hAnsiTheme="majorHAnsi" w:cstheme="majorBidi"/>
-          <w:color w:val="4A86E8"/>
-          <w:sz w:val="24"/>
-          <w:szCs w:val="24"/>
           <w:lang w:val="it-IT"/>
         </w:rPr>
       </w:pPr>
       <w:r>
         <w:rPr>
-          <w:rFonts w:asciiTheme="majorHAnsi" w:hAnsiTheme="majorHAnsi" w:cstheme="majorBidi"/>
-          <w:color w:val="4A86E8"/>
-          <w:sz w:val="24"/>
-          <w:szCs w:val="24"/>
           <w:lang w:val="it-IT"/>
         </w:rPr>
-        <w:t>Inserire tutta la storia della progettazio</w:t>
+        <w:t>27/11/24 – Alessandro Zingaretti</w:t>
+      </w:r>
+    </w:p>
+    <w:p>
+      <w:pPr>
+        <w:rPr>
+          <w:lang w:val="en-US"/>
+        </w:rPr>
+      </w:pPr>
+      <w:hyperlink r:id="rId14" w:history="1">
+        <w:r>
+          <w:rPr>
+            <w:rStyle w:val="Collegamentoipertestuale"/>
+            <w:lang w:val="en-US"/>
+          </w:rPr>
+          <w:t xml:space="preserve">Link </w:t>
+        </w:r>
+        <w:proofErr w:type="spellStart"/>
+        <w:r>
+          <w:rPr>
+            <w:rStyle w:val="Collegamentoipertestuale"/>
+            <w:lang w:val="en-US"/>
+          </w:rPr>
+          <w:t>Github</w:t>
+        </w:r>
+        <w:proofErr w:type="spellEnd"/>
+      </w:hyperlink>
+      <w:r>
+        <w:rPr>
+          <w:lang w:val="en-US"/>
+        </w:rPr>
+        <w:t xml:space="preserve">: </w:t>
+      </w:r>
+    </w:p>
+    <w:p>
+      <w:pPr>
+        <w:rPr>
+          <w:lang w:val="it-IT"/>
+        </w:rPr>
+      </w:pPr>
+      <w:r>
+        <w:rPr>
+          <w:lang w:val="it-IT"/>
+        </w:rPr>
+        <w:t>Gestione codice migliore.</w:t>
       </w:r>
       <w:r>
         <w:rPr>
-          <w:rFonts w:asciiTheme="majorHAnsi" w:hAnsiTheme="majorHAnsi" w:cstheme="majorBidi"/>
-          <w:color w:val="4A86E8"/>
-          <w:sz w:val="24"/>
-          <w:szCs w:val="24"/>
           <w:lang w:val="it-IT"/>
         </w:rPr>
-        <w:t>ne del componente</w:t>
+        <w:t xml:space="preserve"> </w:t>
       </w:r>
       <w:r>
         <w:rPr>
-          <w:rFonts w:asciiTheme="majorHAnsi" w:hAnsiTheme="majorHAnsi" w:cstheme="majorBidi"/>
-          <w:color w:val="4A86E8"/>
-          <w:sz w:val="24"/>
-          <w:szCs w:val="24"/>
           <w:lang w:val="it-IT"/>
         </w:rPr>
-        <w:t xml:space="preserve"> in tutte le sue varie versioni, </w:t>
-      </w:r>
-      <w:r>
-        <w:rPr>
-          <w:rFonts w:asciiTheme="majorHAnsi" w:hAnsiTheme="majorHAnsi" w:cstheme="majorBidi"/>
-          <w:color w:val="4A86E8"/>
-          <w:sz w:val="24"/>
-          <w:szCs w:val="24"/>
-          <w:lang w:val="it-IT"/>
-        </w:rPr>
-        <w:t>spiegando bene i parametri utilizzati nei calcoli/simulazioni</w:t>
-      </w:r>
-      <w:r>
-        <w:rPr>
-          <w:rFonts w:asciiTheme="majorHAnsi" w:hAnsiTheme="majorHAnsi" w:cstheme="majorBidi"/>
-          <w:color w:val="4A86E8"/>
-          <w:sz w:val="24"/>
-          <w:szCs w:val="24"/>
-          <w:lang w:val="it-IT"/>
-        </w:rPr>
-        <w:t>, i software usati, i risultati ottenuti (inserire in modo chiaro i dati</w:t>
-      </w:r>
-      <w:r>
-        <w:rPr>
-          <w:rFonts w:asciiTheme="majorHAnsi" w:hAnsiTheme="majorHAnsi" w:cstheme="majorBidi"/>
-          <w:color w:val="4A86E8"/>
-          <w:sz w:val="24"/>
-          <w:szCs w:val="24"/>
-          <w:lang w:val="it-IT"/>
-        </w:rPr>
-        <w:t xml:space="preserve"> inserendo un foglio </w:t>
+        <w:t xml:space="preserve">La comunicazione USART tra St e </w:t>
       </w:r>
       <w:proofErr w:type="spellStart"/>
       <w:r>
         <w:rPr>
-          <w:rFonts w:asciiTheme="majorHAnsi" w:hAnsiTheme="majorHAnsi" w:cstheme="majorBidi"/>
-          <w:color w:val="4A86E8"/>
-          <w:sz w:val="24"/>
-          <w:szCs w:val="24"/>
           <w:lang w:val="it-IT"/>
         </w:rPr>
-        <w:t>excel</w:t>
+        <w:t>Nextion</w:t>
       </w:r>
       <w:proofErr w:type="spellEnd"/>
       <w:r>
         <w:rPr>
-          <w:rFonts w:asciiTheme="majorHAnsi" w:hAnsiTheme="majorHAnsi" w:cstheme="majorBidi"/>
-          <w:color w:val="4A86E8"/>
-          <w:sz w:val="24"/>
-          <w:szCs w:val="24"/>
           <w:lang w:val="it-IT"/>
         </w:rPr>
-        <w:t xml:space="preserve"> allegato). In caso di cambiamenti durante la progettazione, spiegar</w:t>
+        <w:t xml:space="preserve"> funziona</w:t>
       </w:r>
       <w:r>
         <w:rPr>
-          <w:rFonts w:asciiTheme="majorHAnsi" w:hAnsiTheme="majorHAnsi" w:cstheme="majorBidi"/>
-          <w:color w:val="4A86E8"/>
-          <w:sz w:val="24"/>
-          <w:szCs w:val="24"/>
           <w:lang w:val="it-IT"/>
         </w:rPr>
-        <w:t xml:space="preserve">ne i motivi. </w:t>
+        <w:t xml:space="preserve"> correttamente.</w:t>
+      </w:r>
+      <w:r>
+        <w:rPr>
+          <w:lang w:val="it-IT"/>
+        </w:rPr>
+        <w:br/>
+      </w:r>
+      <w:r>
+        <w:rPr>
+          <w:lang w:val="it-IT"/>
+        </w:rPr>
+        <w:t>ERRORI:</w:t>
       </w:r>
     </w:p>
     <w:p>
       <w:pPr>
-        <w:pBdr>
-          <w:top w:val="nil"/>
-          <w:left w:val="nil"/>
-          <w:bottom w:val="nil"/>
-          <w:right w:val="nil"/>
-          <w:between w:val="nil"/>
-        </w:pBdr>
-        <w:spacing w:line="240" w:lineRule="auto"/>
+        <w:pStyle w:val="Paragrafoelenco"/>
+        <w:numPr>
+          <w:ilvl w:val="0"/>
+          <w:numId w:val="19"/>
+        </w:numPr>
+        <w:rPr>
+          <w:lang w:val="it-IT"/>
+        </w:rPr>
+      </w:pPr>
+      <w:r>
+        <w:rPr>
+          <w:lang w:val="it-IT"/>
+        </w:rPr>
+        <w:lastRenderedPageBreak/>
+        <w:t>i pulsanti che causano GPIO interrupts (PA</w:t>
+      </w:r>
+      <w:proofErr w:type="gramStart"/>
+      <w:r>
+        <w:rPr>
+          <w:lang w:val="it-IT"/>
+        </w:rPr>
+        <w:t>4,PA</w:t>
+      </w:r>
+      <w:proofErr w:type="gramEnd"/>
+      <w:r>
+        <w:rPr>
+          <w:lang w:val="it-IT"/>
+        </w:rPr>
+        <w:t>5</w:t>
+      </w:r>
+      <w:r>
+        <w:rPr>
+          <w:lang w:val="it-IT"/>
+        </w:rPr>
+        <w:t>,PA6,PA7</w:t>
+      </w:r>
+      <w:r>
+        <w:rPr>
+          <w:lang w:val="it-IT"/>
+        </w:rPr>
+        <w:t xml:space="preserve">), sembra che siano interpretati dalla scheda come un unico interrupt, quindi vengono eseguiti </w:t>
+      </w:r>
+      <w:r>
+        <w:rPr>
+          <w:lang w:val="it-IT"/>
+        </w:rPr>
+        <w:t>tutti</w:t>
+      </w:r>
+      <w:r>
+        <w:rPr>
+          <w:lang w:val="it-IT"/>
+        </w:rPr>
+        <w:t xml:space="preserve"> i casi nonostante sono </w:t>
+      </w:r>
+      <w:r>
+        <w:rPr>
+          <w:lang w:val="it-IT"/>
+        </w:rPr>
+        <w:t>scritti come</w:t>
+      </w:r>
+      <w:r>
+        <w:rPr>
+          <w:lang w:val="it-IT"/>
+        </w:rPr>
+        <w:t xml:space="preserve"> casi indipendenti.</w:t>
+      </w:r>
+      <w:r>
+        <w:rPr>
+          <w:lang w:val="it-IT"/>
+        </w:rPr>
+        <w:br/>
+        <w:t>I pulsanti in questione sono quelli per l’attivazione del r2d (PA4) e quello che gestisce il cambio di pagina visualizzata(PA5)</w:t>
+      </w:r>
+    </w:p>
+    <w:p>
+      <w:pPr>
+        <w:ind w:left="360"/>
+        <w:rPr>
+          <w:lang w:val="it-IT"/>
+        </w:rPr>
+      </w:pPr>
+      <w:r>
+        <w:rPr>
+          <w:lang w:val="it-IT"/>
+        </w:rPr>
+        <w:t>DA IMPLEMENTARE:</w:t>
+      </w:r>
+    </w:p>
+    <w:p>
+      <w:pPr>
+        <w:pStyle w:val="Paragrafoelenco"/>
+        <w:numPr>
+          <w:ilvl w:val="0"/>
+          <w:numId w:val="19"/>
+        </w:numPr>
+        <w:rPr>
+          <w:lang w:val="it-IT"/>
+        </w:rPr>
+      </w:pPr>
+      <w:r>
+        <w:rPr>
+          <w:lang w:val="it-IT"/>
+        </w:rPr>
+        <w:t xml:space="preserve">Shift </w:t>
+      </w:r>
+      <w:proofErr w:type="spellStart"/>
+      <w:r>
+        <w:rPr>
+          <w:lang w:val="it-IT"/>
+        </w:rPr>
+        <w:t>Register</w:t>
+      </w:r>
+      <w:proofErr w:type="spellEnd"/>
+      <w:r>
+        <w:rPr>
+          <w:lang w:val="it-IT"/>
+        </w:rPr>
+        <w:t xml:space="preserve"> (manettino)</w:t>
+      </w:r>
+    </w:p>
+    <w:p>
+      <w:pPr>
+        <w:ind w:left="360"/>
+        <w:rPr>
+          <w:lang w:val="it-IT"/>
+        </w:rPr>
+      </w:pPr>
+      <w:r>
+        <w:rPr>
+          <w:lang w:val="it-IT"/>
+        </w:rPr>
+        <w:t>DA TESTARE:</w:t>
+      </w:r>
+    </w:p>
+    <w:p>
+      <w:pPr>
+        <w:pStyle w:val="Paragrafoelenco"/>
+        <w:numPr>
+          <w:ilvl w:val="0"/>
+          <w:numId w:val="19"/>
+        </w:numPr>
         <w:rPr>
           <w:rFonts w:asciiTheme="majorHAnsi" w:hAnsiTheme="majorHAnsi" w:cstheme="majorBidi"/>
           <w:b/>
@@ -5863,235 +5941,17 @@
           <w:lang w:val="it-IT"/>
         </w:rPr>
       </w:pPr>
-      <w:proofErr w:type="spellStart"/>
       <w:r>
         <w:rPr>
-          <w:rFonts w:asciiTheme="majorHAnsi" w:hAnsiTheme="majorHAnsi" w:cstheme="majorBidi"/>
-          <w:b/>
-          <w:bCs/>
-          <w:color w:val="4A86E8"/>
-          <w:sz w:val="24"/>
-          <w:szCs w:val="24"/>
-          <w:u w:val="single"/>
           <w:lang w:val="it-IT"/>
         </w:rPr>
-        <w:lastRenderedPageBreak/>
-        <w:t>Versionare</w:t>
-      </w:r>
-      <w:proofErr w:type="spellEnd"/>
-      <w:r>
-        <w:rPr>
-          <w:rFonts w:asciiTheme="majorHAnsi" w:hAnsiTheme="majorHAnsi" w:cstheme="majorBidi"/>
-          <w:b/>
-          <w:bCs/>
-          <w:color w:val="4A86E8"/>
-          <w:sz w:val="24"/>
-          <w:szCs w:val="24"/>
-          <w:u w:val="single"/>
-          <w:lang w:val="it-IT"/>
-        </w:rPr>
-        <w:t xml:space="preserve"> il software ogni volta che si fanno modifiche</w:t>
+        <w:t>Gestione CAN-BUS</w:t>
       </w:r>
     </w:p>
-    <w:p>
-      <w:pPr>
-        <w:pBdr>
-          <w:top w:val="nil"/>
-          <w:left w:val="nil"/>
-          <w:bottom w:val="nil"/>
-          <w:right w:val="nil"/>
-          <w:between w:val="nil"/>
-        </w:pBdr>
-        <w:spacing w:line="240" w:lineRule="auto"/>
-        <w:rPr>
-          <w:rFonts w:asciiTheme="majorHAnsi" w:hAnsiTheme="majorHAnsi" w:cstheme="majorBidi"/>
-          <w:b/>
-          <w:bCs/>
-          <w:color w:val="4A86E8"/>
-          <w:sz w:val="24"/>
-          <w:szCs w:val="24"/>
-          <w:u w:val="single"/>
-          <w:lang w:val="it-IT"/>
-        </w:rPr>
-      </w:pPr>
-      <w:r>
-        <w:rPr>
-          <w:rFonts w:asciiTheme="majorHAnsi" w:hAnsiTheme="majorHAnsi" w:cstheme="majorBidi"/>
-          <w:b/>
-          <w:bCs/>
-          <w:color w:val="4A86E8"/>
-          <w:sz w:val="24"/>
-          <w:szCs w:val="24"/>
-          <w:u w:val="single"/>
-          <w:lang w:val="it-IT"/>
-        </w:rPr>
-        <w:t>Che ricerche ho fatto?</w:t>
-      </w:r>
-      <w:r>
-        <w:rPr>
-          <w:rFonts w:asciiTheme="majorHAnsi" w:hAnsiTheme="majorHAnsi" w:cstheme="majorBidi"/>
-          <w:b/>
-          <w:bCs/>
-          <w:color w:val="4A86E8"/>
-          <w:sz w:val="24"/>
-          <w:szCs w:val="24"/>
-          <w:u w:val="single"/>
-          <w:lang w:val="it-IT"/>
-        </w:rPr>
-        <w:t xml:space="preserve"> </w:t>
-      </w:r>
-      <w:r>
-        <w:rPr>
-          <w:rFonts w:asciiTheme="majorHAnsi" w:hAnsiTheme="majorHAnsi" w:cstheme="majorBidi"/>
-          <w:b/>
-          <w:bCs/>
-          <w:color w:val="4A86E8"/>
-          <w:sz w:val="24"/>
-          <w:szCs w:val="24"/>
-          <w:u w:val="single"/>
-          <w:lang w:val="it-IT"/>
-        </w:rPr>
-        <w:t xml:space="preserve">(indicare </w:t>
-      </w:r>
-      <w:r>
-        <w:rPr>
-          <w:rFonts w:asciiTheme="majorHAnsi" w:hAnsiTheme="majorHAnsi" w:cstheme="majorBidi"/>
-          <w:b/>
-          <w:bCs/>
-          <w:color w:val="4A86E8"/>
-          <w:sz w:val="24"/>
-          <w:szCs w:val="24"/>
-          <w:lang w:val="it-IT"/>
-        </w:rPr>
-        <w:t>eventuali</w:t>
-      </w:r>
-      <w:r>
-        <w:rPr>
-          <w:rFonts w:asciiTheme="majorHAnsi" w:hAnsiTheme="majorHAnsi" w:cstheme="majorBidi"/>
-          <w:b/>
-          <w:bCs/>
-          <w:color w:val="4A86E8"/>
-          <w:sz w:val="24"/>
-          <w:szCs w:val="24"/>
-          <w:u w:val="single"/>
-          <w:lang w:val="it-IT"/>
-        </w:rPr>
-        <w:t xml:space="preserve"> documentazioni consultate</w:t>
-      </w:r>
-      <w:r>
-        <w:rPr>
-          <w:rFonts w:asciiTheme="majorHAnsi" w:hAnsiTheme="majorHAnsi" w:cstheme="majorBidi"/>
-          <w:b/>
-          <w:bCs/>
-          <w:color w:val="4A86E8"/>
-          <w:sz w:val="24"/>
-          <w:szCs w:val="24"/>
-          <w:u w:val="single"/>
-          <w:lang w:val="it-IT"/>
-        </w:rPr>
-        <w:t>, da dove ho copiato il codice</w:t>
-      </w:r>
-      <w:r>
-        <w:rPr>
-          <w:rFonts w:asciiTheme="majorHAnsi" w:hAnsiTheme="majorHAnsi" w:cstheme="majorBidi"/>
-          <w:b/>
-          <w:bCs/>
-          <w:color w:val="4A86E8"/>
-          <w:sz w:val="24"/>
-          <w:szCs w:val="24"/>
-          <w:u w:val="single"/>
-          <w:lang w:val="it-IT"/>
-        </w:rPr>
-        <w:t>)</w:t>
-      </w:r>
-    </w:p>
-    <w:p>
-      <w:pPr>
-        <w:pBdr>
-          <w:top w:val="nil"/>
-          <w:left w:val="nil"/>
-          <w:bottom w:val="nil"/>
-          <w:right w:val="nil"/>
-          <w:between w:val="nil"/>
-        </w:pBdr>
-        <w:spacing w:line="240" w:lineRule="auto"/>
-        <w:rPr>
-          <w:rFonts w:asciiTheme="majorHAnsi" w:hAnsiTheme="majorHAnsi" w:cstheme="majorBidi"/>
-          <w:b/>
-          <w:bCs/>
-          <w:color w:val="4A86E8"/>
-          <w:sz w:val="24"/>
-          <w:szCs w:val="24"/>
-          <w:u w:val="single"/>
-          <w:lang w:val="it-IT"/>
-        </w:rPr>
-      </w:pPr>
-      <w:r>
-        <w:rPr>
-          <w:rFonts w:asciiTheme="majorHAnsi" w:hAnsiTheme="majorHAnsi" w:cstheme="majorBidi"/>
-          <w:b/>
-          <w:bCs/>
-          <w:color w:val="4A86E8"/>
-          <w:sz w:val="24"/>
-          <w:szCs w:val="24"/>
-          <w:u w:val="single"/>
-          <w:lang w:val="it-IT"/>
-        </w:rPr>
-        <w:t>Quali errori</w:t>
-      </w:r>
-      <w:r>
-        <w:rPr>
-          <w:rFonts w:asciiTheme="majorHAnsi" w:hAnsiTheme="majorHAnsi" w:cstheme="majorBidi"/>
-          <w:b/>
-          <w:bCs/>
-          <w:color w:val="4A86E8"/>
-          <w:sz w:val="24"/>
-          <w:szCs w:val="24"/>
-          <w:u w:val="single"/>
-          <w:lang w:val="it-IT"/>
-        </w:rPr>
-        <w:t>/problemi</w:t>
-      </w:r>
-      <w:r>
-        <w:rPr>
-          <w:rFonts w:asciiTheme="majorHAnsi" w:hAnsiTheme="majorHAnsi" w:cstheme="majorBidi"/>
-          <w:b/>
-          <w:bCs/>
-          <w:color w:val="4A86E8"/>
-          <w:sz w:val="24"/>
-          <w:szCs w:val="24"/>
-          <w:u w:val="single"/>
-          <w:lang w:val="it-IT"/>
-        </w:rPr>
-        <w:t xml:space="preserve"> ho riscontrato? Quali ho corretto?</w:t>
-      </w:r>
-    </w:p>
-    <w:p>
-      <w:pPr>
-        <w:pBdr>
-          <w:top w:val="nil"/>
-          <w:left w:val="nil"/>
-          <w:bottom w:val="nil"/>
-          <w:right w:val="nil"/>
-          <w:between w:val="nil"/>
-        </w:pBdr>
-        <w:spacing w:line="240" w:lineRule="auto"/>
-        <w:rPr>
-          <w:rFonts w:asciiTheme="majorHAnsi" w:hAnsiTheme="majorHAnsi" w:cstheme="majorBidi"/>
-          <w:b/>
-          <w:bCs/>
-          <w:color w:val="4A86E8"/>
-          <w:sz w:val="24"/>
-          <w:szCs w:val="24"/>
-          <w:u w:val="single"/>
-          <w:lang w:val="it-IT"/>
-        </w:rPr>
-      </w:pPr>
-    </w:p>
     <w:sectPr>
-      <w:headerReference w:type="default" r:id="rId14"/>
-      <w:footerReference w:type="default" r:id="rId15"/>
-      <w:pgSz w:w="12240" w:h="15840" w:orient="portrait"/>
+      <w:headerReference w:type="default" r:id="rId15"/>
+      <w:footerReference w:type="default" r:id="rId16"/>
+      <w:pgSz w:w="12240" w:h="15840"/>
       <w:pgMar w:top="1440" w:right="1440" w:bottom="1440" w:left="1440" w:header="567" w:footer="567" w:gutter="0"/>
       <w:pgNumType w:start="1"/>
       <w:cols w:space="720"/>
@@ -6137,30 +5997,30 @@
 <w:ftr xmlns:wpc="http://schemas.microsoft.com/office/word/2010/wordprocessingCanvas" xmlns:cx="http://schemas.microsoft.com/office/drawing/2014/chartex" xmlns:cx1="http://schemas.microsoft.com/office/drawing/2015/9/8/chartex" xmlns:cx2="http://schemas.microsoft.com/office/drawing/2015/10/21/chartex" xmlns:cx3="http://schemas.microsoft.com/office/drawing/2016/5/9/chartex" xmlns:cx4="http://schemas.microsoft.com/office/drawing/2016/5/10/chartex" xmlns:cx5="http://schemas.microsoft.com/office/drawing/2016/5/11/chartex" xmlns:cx6="http://schemas.microsoft.com/office/drawing/2016/5/12/chartex" xmlns:cx7="http://schemas.microsoft.com/office/drawing/2016/5/13/chartex" xmlns:cx8="http://schemas.microsoft.com/office/drawing/2016/5/14/chartex" xmlns:mc="http://schemas.openxmlformats.org/markup-compatibility/2006" xmlns:aink="http://schemas.microsoft.com/office/drawing/2016/ink" xmlns:am3d="http://schemas.microsoft.com/office/drawing/2017/model3d" xmlns:o="urn:schemas-microsoft-com:office:office" xmlns:oel="http://schemas.microsoft.com/office/2019/extlst" xmlns:r="http://schemas.openxmlformats.org/officeDocument/2006/relationships" xmlns:m="http://schemas.openxmlformats.org/officeDocument/2006/math" xmlns:v="urn:schemas-microsoft-com:vml" xmlns:wp14="http://schemas.microsoft.com/office/word/2010/wordprocessingDrawing" xmlns:wp="http://schemas.openxmlformats.org/drawingml/2006/wordprocessingDrawing" xmlns:w10="urn:schemas-microsoft-com:office:word" xmlns:w="http://schemas.openxmlformats.org/wordprocessingml/2006/main" xmlns:w14="http://schemas.microsoft.com/office/word/2010/wordml" xmlns:w15="http://schemas.microsoft.com/office/word/2012/wordml" xmlns:w16cex="http://schemas.microsoft.com/office/word/2018/wordml/cex" xmlns:w16cid="http://schemas.microsoft.com/office/word/2016/wordml/cid" xmlns:w16="http://schemas.microsoft.com/office/word/2018/wordml" xmlns:w16du="http://schemas.microsoft.com/office/word/2023/wordml/word16du" xmlns:w16sdtdh="http://schemas.microsoft.com/office/word/2020/wordml/sdtdatahash" xmlns:w16se="http://schemas.microsoft.com/office/word/2015/wordml/symex" xmlns:wpg="http://schemas.microsoft.com/office/word/2010/wordprocessingGroup" xmlns:wpi="http://schemas.microsoft.com/office/word/2010/wordprocessingInk" xmlns:wne="http://schemas.microsoft.com/office/word/2006/wordml" xmlns:wps="http://schemas.microsoft.com/office/word/2010/wordprocessingShape" mc:Ignorable="w14 w15 w16se w16cid w16 w16cex w16sdtdh w16du wp14">
   <w:sdt>
     <w:sdtPr>
+      <w:rPr>
+        <w:rFonts w:asciiTheme="majorHAnsi" w:hAnsiTheme="majorHAnsi" w:cstheme="majorBidi"/>
+        <w:sz w:val="24"/>
+        <w:szCs w:val="24"/>
+      </w:rPr>
       <w:id w:val="721495912"/>
       <w:docPartObj>
         <w:docPartGallery w:val="Page Numbers (Bottom of Page)"/>
         <w:docPartUnique/>
       </w:docPartObj>
-      <w:rPr>
-        <w:rFonts w:ascii="Calibri" w:hAnsi="Calibri" w:cs="Calibri" w:asciiTheme="majorAscii" w:hAnsiTheme="majorAscii" w:cstheme="majorAscii"/>
-        <w:sz w:val="24"/>
-        <w:szCs w:val="24"/>
-      </w:rPr>
     </w:sdtPr>
     <w:sdtContent>
       <w:sdt>
         <w:sdtPr>
+          <w:rPr>
+            <w:rFonts w:asciiTheme="majorHAnsi" w:hAnsiTheme="majorHAnsi" w:cstheme="majorBidi"/>
+            <w:sz w:val="24"/>
+            <w:szCs w:val="24"/>
+          </w:rPr>
           <w:id w:val="-1705238520"/>
           <w:docPartObj>
             <w:docPartGallery w:val="Page Numbers (Top of Page)"/>
             <w:docPartUnique/>
           </w:docPartObj>
-          <w:rPr>
-            <w:rFonts w:ascii="Calibri" w:hAnsi="Calibri" w:cs="Calibri" w:asciiTheme="majorAscii" w:hAnsiTheme="majorAscii" w:cstheme="majorAscii"/>
-            <w:sz w:val="24"/>
-            <w:szCs w:val="24"/>
-          </w:rPr>
         </w:sdtPr>
         <w:sdtContent>
           <w:p>
@@ -6343,7 +6203,7 @@
                 <w:szCs w:val="24"/>
                 <w:lang w:val="en-GB"/>
               </w:rPr>
-              <w:t>03/07/2024</w:t>
+              <w:t>29/11/2024</w:t>
             </w:r>
             <w:r>
               <w:rPr>
@@ -6355,22 +6215,8 @@
             </w:r>
           </w:p>
         </w:sdtContent>
-        <w:sdtEndPr>
-          <w:rPr>
-            <w:rFonts w:ascii="Calibri" w:hAnsi="Calibri" w:cs="Calibri" w:asciiTheme="majorAscii" w:hAnsiTheme="majorAscii" w:cstheme="majorAscii"/>
-            <w:sz w:val="24"/>
-            <w:szCs w:val="24"/>
-          </w:rPr>
-        </w:sdtEndPr>
       </w:sdt>
     </w:sdtContent>
-    <w:sdtEndPr>
-      <w:rPr>
-        <w:rFonts w:ascii="Calibri" w:hAnsi="Calibri" w:cs="Calibri" w:asciiTheme="majorAscii" w:hAnsiTheme="majorAscii" w:cstheme="majorAscii"/>
-        <w:sz w:val="24"/>
-        <w:szCs w:val="24"/>
-      </w:rPr>
-    </w:sdtEndPr>
   </w:sdt>
 </w:ftr>
 </file>
@@ -6408,7 +6254,7 @@
 </file>
 
 <file path=word/header1.xml><?xml version="1.0" encoding="utf-8"?>
-<w:hdr xmlns:wpc="http://schemas.microsoft.com/office/word/2010/wordprocessingCanvas" xmlns:cx="http://schemas.microsoft.com/office/drawing/2014/chartex" xmlns:cx1="http://schemas.microsoft.com/office/drawing/2015/9/8/chartex" xmlns:cx2="http://schemas.microsoft.com/office/drawing/2015/10/21/chartex" xmlns:cx3="http://schemas.microsoft.com/office/drawing/2016/5/9/chartex" xmlns:cx4="http://schemas.microsoft.com/office/drawing/2016/5/10/chartex" xmlns:cx5="http://schemas.microsoft.com/office/drawing/2016/5/11/chartex" xmlns:cx6="http://schemas.microsoft.com/office/drawing/2016/5/12/chartex" xmlns:cx7="http://schemas.microsoft.com/office/drawing/2016/5/13/chartex" xmlns:cx8="http://schemas.microsoft.com/office/drawing/2016/5/14/chartex" xmlns:mc="http://schemas.openxmlformats.org/markup-compatibility/2006" xmlns:aink="http://schemas.microsoft.com/office/drawing/2016/ink" xmlns:am3d="http://schemas.microsoft.com/office/drawing/2017/model3d" xmlns:o="urn:schemas-microsoft-com:office:office" xmlns:oel="http://schemas.microsoft.com/office/2019/extlst" xmlns:r="http://schemas.openxmlformats.org/officeDocument/2006/relationships" xmlns:m="http://schemas.openxmlformats.org/officeDocument/2006/math" xmlns:v="urn:schemas-microsoft-com:vml" xmlns:wp14="http://schemas.microsoft.com/office/word/2010/wordprocessingDrawing" xmlns:wp="http://schemas.openxmlformats.org/drawingml/2006/wordprocessingDrawing" xmlns:w10="urn:schemas-microsoft-com:office:word" xmlns:w="http://schemas.openxmlformats.org/wordprocessingml/2006/main" xmlns:w14="http://schemas.microsoft.com/office/word/2010/wordml" xmlns:w15="http://schemas.microsoft.com/office/word/2012/wordml" xmlns:w16cex="http://schemas.microsoft.com/office/word/2018/wordml/cex" xmlns:w16cid="http://schemas.microsoft.com/office/word/2016/wordml/cid" xmlns:w16="http://schemas.microsoft.com/office/word/2018/wordml" xmlns:w16du="http://schemas.microsoft.com/office/word/2023/wordml/word16du" xmlns:w16sdtdh="http://schemas.microsoft.com/office/word/2020/wordml/sdtdatahash" xmlns:w16se="http://schemas.microsoft.com/office/word/2015/wordml/symex" xmlns:wpg="http://schemas.microsoft.com/office/word/2010/wordprocessingGroup" xmlns:wpi="http://schemas.microsoft.com/office/word/2010/wordprocessingInk" xmlns:wne="http://schemas.microsoft.com/office/word/2006/wordml" xmlns:wps="http://schemas.microsoft.com/office/word/2010/wordprocessingShape" xmlns:a="http://schemas.openxmlformats.org/drawingml/2006/main" xmlns:pic="http://schemas.openxmlformats.org/drawingml/2006/picture" xmlns:a14="http://schemas.microsoft.com/office/drawing/2010/main" mc:Ignorable="w14 w15 w16se w16cid w16 w16cex w16sdtdh w16du wp14">
+<w:hdr xmlns:wpc="http://schemas.microsoft.com/office/word/2010/wordprocessingCanvas" xmlns:cx="http://schemas.microsoft.com/office/drawing/2014/chartex" xmlns:cx1="http://schemas.microsoft.com/office/drawing/2015/9/8/chartex" xmlns:cx2="http://schemas.microsoft.com/office/drawing/2015/10/21/chartex" xmlns:cx3="http://schemas.microsoft.com/office/drawing/2016/5/9/chartex" xmlns:cx4="http://schemas.microsoft.com/office/drawing/2016/5/10/chartex" xmlns:cx5="http://schemas.microsoft.com/office/drawing/2016/5/11/chartex" xmlns:cx6="http://schemas.microsoft.com/office/drawing/2016/5/12/chartex" xmlns:cx7="http://schemas.microsoft.com/office/drawing/2016/5/13/chartex" xmlns:cx8="http://schemas.microsoft.com/office/drawing/2016/5/14/chartex" xmlns:mc="http://schemas.openxmlformats.org/markup-compatibility/2006" xmlns:aink="http://schemas.microsoft.com/office/drawing/2016/ink" xmlns:am3d="http://schemas.microsoft.com/office/drawing/2017/model3d" xmlns:o="urn:schemas-microsoft-com:office:office" xmlns:oel="http://schemas.microsoft.com/office/2019/extlst" xmlns:r="http://schemas.openxmlformats.org/officeDocument/2006/relationships" xmlns:m="http://schemas.openxmlformats.org/officeDocument/2006/math" xmlns:v="urn:schemas-microsoft-com:vml" xmlns:wp14="http://schemas.microsoft.com/office/word/2010/wordprocessingDrawing" xmlns:wp="http://schemas.openxmlformats.org/drawingml/2006/wordprocessingDrawing" xmlns:w10="urn:schemas-microsoft-com:office:word" xmlns:w="http://schemas.openxmlformats.org/wordprocessingml/2006/main" xmlns:w14="http://schemas.microsoft.com/office/word/2010/wordml" xmlns:w15="http://schemas.microsoft.com/office/word/2012/wordml" xmlns:w16cex="http://schemas.microsoft.com/office/word/2018/wordml/cex" xmlns:w16cid="http://schemas.microsoft.com/office/word/2016/wordml/cid" xmlns:w16="http://schemas.microsoft.com/office/word/2018/wordml" xmlns:w16du="http://schemas.microsoft.com/office/word/2023/wordml/word16du" xmlns:w16sdtdh="http://schemas.microsoft.com/office/word/2020/wordml/sdtdatahash" xmlns:w16se="http://schemas.microsoft.com/office/word/2015/wordml/symex" xmlns:wpg="http://schemas.microsoft.com/office/word/2010/wordprocessingGroup" xmlns:wpi="http://schemas.microsoft.com/office/word/2010/wordprocessingInk" xmlns:wne="http://schemas.microsoft.com/office/word/2006/wordml" xmlns:wps="http://schemas.microsoft.com/office/word/2010/wordprocessingShape" mc:Ignorable="w14 w15 w16se w16cid w16 w16cex w16sdtdh w16du wp14">
   <w:p>
     <w:pPr>
       <w:pStyle w:val="Intestazione"/>
@@ -6482,7 +6328,7 @@
             </wp:anchor>
           </w:drawing>
         </mc:Choice>
-        <mc:Fallback xmlns:arto="http://schemas.microsoft.com/office/word/2006/arto" xmlns:a14="http://schemas.microsoft.com/office/drawing/2010/main" xmlns:pic="http://schemas.openxmlformats.org/drawingml/2006/picture" xmlns:a="http://schemas.openxmlformats.org/drawingml/2006/main">
+        <mc:Fallback xmlns:a="http://schemas.openxmlformats.org/drawingml/2006/main" xmlns:pic="http://schemas.openxmlformats.org/drawingml/2006/picture" xmlns:a14="http://schemas.microsoft.com/office/drawing/2010/main" xmlns:arto="http://schemas.microsoft.com/office/word/2006/arto">
           <w:pict>
             <v:line id="Straight Connector 8" style="position:absolute;flip:x;z-index:251658241;visibility:visible;mso-wrap-style:square;mso-width-percent:0;mso-height-percent:0;mso-wrap-distance-left:9pt;mso-wrap-distance-top:0;mso-wrap-distance-right:9pt;mso-wrap-distance-bottom:0;mso-position-horizontal:absolute;mso-position-horizontal-relative:page;mso-position-vertical:absolute;mso-position-vertical-relative:page;mso-width-percent:0;mso-height-percent:0;mso-width-relative:margin;mso-height-relative:margin" o:spid="_x0000_s1026" strokecolor="#c00000" strokeweight="3pt" from="44.7pt,40.85pt" to="44.7pt,747.5pt" w14:anchorId="7BA4AFC7" o:gfxdata="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">
               <w10:wrap anchorx="page" anchory="page"/>
@@ -6580,7 +6426,7 @@
         <w:ind w:left="720" w:hanging="360"/>
       </w:pPr>
       <w:rPr>
-        <w:rFonts w:hint="default" w:ascii="Symbol" w:hAnsi="Symbol"/>
+        <w:rFonts w:ascii="Symbol" w:hAnsi="Symbol" w:hint="default"/>
       </w:rPr>
     </w:lvl>
     <w:lvl w:ilvl="1" w:tplc="04100003" w:tentative="1">
@@ -6592,7 +6438,7 @@
         <w:ind w:left="1440" w:hanging="360"/>
       </w:pPr>
       <w:rPr>
-        <w:rFonts w:hint="default" w:ascii="Courier New" w:hAnsi="Courier New" w:cs="Courier New"/>
+        <w:rFonts w:ascii="Courier New" w:hAnsi="Courier New" w:cs="Courier New" w:hint="default"/>
       </w:rPr>
     </w:lvl>
     <w:lvl w:ilvl="2" w:tplc="04100005" w:tentative="1">
@@ -6604,7 +6450,7 @@
         <w:ind w:left="2160" w:hanging="360"/>
       </w:pPr>
       <w:rPr>
-        <w:rFonts w:hint="default" w:ascii="Wingdings" w:hAnsi="Wingdings"/>
+        <w:rFonts w:ascii="Wingdings" w:hAnsi="Wingdings" w:hint="default"/>
       </w:rPr>
     </w:lvl>
     <w:lvl w:ilvl="3" w:tplc="04100001" w:tentative="1">
@@ -6616,7 +6462,7 @@
         <w:ind w:left="2880" w:hanging="360"/>
       </w:pPr>
       <w:rPr>
-        <w:rFonts w:hint="default" w:ascii="Symbol" w:hAnsi="Symbol"/>
+        <w:rFonts w:ascii="Symbol" w:hAnsi="Symbol" w:hint="default"/>
       </w:rPr>
     </w:lvl>
     <w:lvl w:ilvl="4" w:tplc="04100003" w:tentative="1">
@@ -6628,7 +6474,7 @@
         <w:ind w:left="3600" w:hanging="360"/>
       </w:pPr>
       <w:rPr>
-        <w:rFonts w:hint="default" w:ascii="Courier New" w:hAnsi="Courier New" w:cs="Courier New"/>
+        <w:rFonts w:ascii="Courier New" w:hAnsi="Courier New" w:cs="Courier New" w:hint="default"/>
       </w:rPr>
     </w:lvl>
     <w:lvl w:ilvl="5" w:tplc="04100005" w:tentative="1">
@@ -6640,7 +6486,7 @@
         <w:ind w:left="4320" w:hanging="360"/>
       </w:pPr>
       <w:rPr>
-        <w:rFonts w:hint="default" w:ascii="Wingdings" w:hAnsi="Wingdings"/>
+        <w:rFonts w:ascii="Wingdings" w:hAnsi="Wingdings" w:hint="default"/>
       </w:rPr>
     </w:lvl>
     <w:lvl w:ilvl="6" w:tplc="04100001" w:tentative="1">
@@ -6652,7 +6498,7 @@
         <w:ind w:left="5040" w:hanging="360"/>
       </w:pPr>
       <w:rPr>
-        <w:rFonts w:hint="default" w:ascii="Symbol" w:hAnsi="Symbol"/>
+        <w:rFonts w:ascii="Symbol" w:hAnsi="Symbol" w:hint="default"/>
       </w:rPr>
     </w:lvl>
     <w:lvl w:ilvl="7" w:tplc="04100003" w:tentative="1">
@@ -6664,7 +6510,7 @@
         <w:ind w:left="5760" w:hanging="360"/>
       </w:pPr>
       <w:rPr>
-        <w:rFonts w:hint="default" w:ascii="Courier New" w:hAnsi="Courier New" w:cs="Courier New"/>
+        <w:rFonts w:ascii="Courier New" w:hAnsi="Courier New" w:cs="Courier New" w:hint="default"/>
       </w:rPr>
     </w:lvl>
     <w:lvl w:ilvl="8" w:tplc="04100005" w:tentative="1">
@@ -6676,7 +6522,7 @@
         <w:ind w:left="6480" w:hanging="360"/>
       </w:pPr>
       <w:rPr>
-        <w:rFonts w:hint="default" w:ascii="Wingdings" w:hAnsi="Wingdings"/>
+        <w:rFonts w:ascii="Wingdings" w:hAnsi="Wingdings" w:hint="default"/>
       </w:rPr>
     </w:lvl>
   </w:abstractNum>
@@ -6693,7 +6539,7 @@
         <w:ind w:left="720" w:hanging="360"/>
       </w:pPr>
       <w:rPr>
-        <w:rFonts w:hint="default" w:ascii="Calibri" w:hAnsi="Calibri" w:eastAsia="Arial" w:cs="Calibri"/>
+        <w:rFonts w:ascii="Calibri" w:eastAsia="Arial" w:hAnsi="Calibri" w:cs="Calibri" w:hint="default"/>
       </w:rPr>
     </w:lvl>
     <w:lvl w:ilvl="1" w:tplc="04100003" w:tentative="1">
@@ -6705,7 +6551,7 @@
         <w:ind w:left="1440" w:hanging="360"/>
       </w:pPr>
       <w:rPr>
-        <w:rFonts w:hint="default" w:ascii="Courier New" w:hAnsi="Courier New" w:cs="Courier New"/>
+        <w:rFonts w:ascii="Courier New" w:hAnsi="Courier New" w:cs="Courier New" w:hint="default"/>
       </w:rPr>
     </w:lvl>
     <w:lvl w:ilvl="2" w:tplc="04100005" w:tentative="1">
@@ -6717,7 +6563,7 @@
         <w:ind w:left="2160" w:hanging="360"/>
       </w:pPr>
       <w:rPr>
-        <w:rFonts w:hint="default" w:ascii="Wingdings" w:hAnsi="Wingdings"/>
+        <w:rFonts w:ascii="Wingdings" w:hAnsi="Wingdings" w:hint="default"/>
       </w:rPr>
     </w:lvl>
     <w:lvl w:ilvl="3" w:tplc="04100001" w:tentative="1">
@@ -6729,7 +6575,7 @@
         <w:ind w:left="2880" w:hanging="360"/>
       </w:pPr>
       <w:rPr>
-        <w:rFonts w:hint="default" w:ascii="Symbol" w:hAnsi="Symbol"/>
+        <w:rFonts w:ascii="Symbol" w:hAnsi="Symbol" w:hint="default"/>
       </w:rPr>
     </w:lvl>
     <w:lvl w:ilvl="4" w:tplc="04100003" w:tentative="1">
@@ -6741,7 +6587,7 @@
         <w:ind w:left="3600" w:hanging="360"/>
       </w:pPr>
       <w:rPr>
-        <w:rFonts w:hint="default" w:ascii="Courier New" w:hAnsi="Courier New" w:cs="Courier New"/>
+        <w:rFonts w:ascii="Courier New" w:hAnsi="Courier New" w:cs="Courier New" w:hint="default"/>
       </w:rPr>
     </w:lvl>
     <w:lvl w:ilvl="5" w:tplc="04100005" w:tentative="1">
@@ -6753,7 +6599,7 @@
         <w:ind w:left="4320" w:hanging="360"/>
       </w:pPr>
       <w:rPr>
-        <w:rFonts w:hint="default" w:ascii="Wingdings" w:hAnsi="Wingdings"/>
+        <w:rFonts w:ascii="Wingdings" w:hAnsi="Wingdings" w:hint="default"/>
       </w:rPr>
     </w:lvl>
     <w:lvl w:ilvl="6" w:tplc="04100001" w:tentative="1">
@@ -6765,7 +6611,7 @@
         <w:ind w:left="5040" w:hanging="360"/>
       </w:pPr>
       <w:rPr>
-        <w:rFonts w:hint="default" w:ascii="Symbol" w:hAnsi="Symbol"/>
+        <w:rFonts w:ascii="Symbol" w:hAnsi="Symbol" w:hint="default"/>
       </w:rPr>
     </w:lvl>
     <w:lvl w:ilvl="7" w:tplc="04100003" w:tentative="1">
@@ -6777,7 +6623,7 @@
         <w:ind w:left="5760" w:hanging="360"/>
       </w:pPr>
       <w:rPr>
-        <w:rFonts w:hint="default" w:ascii="Courier New" w:hAnsi="Courier New" w:cs="Courier New"/>
+        <w:rFonts w:ascii="Courier New" w:hAnsi="Courier New" w:cs="Courier New" w:hint="default"/>
       </w:rPr>
     </w:lvl>
     <w:lvl w:ilvl="8" w:tplc="04100005" w:tentative="1">
@@ -6789,7 +6635,7 @@
         <w:ind w:left="6480" w:hanging="360"/>
       </w:pPr>
       <w:rPr>
-        <w:rFonts w:hint="default" w:ascii="Wingdings" w:hAnsi="Wingdings"/>
+        <w:rFonts w:ascii="Wingdings" w:hAnsi="Wingdings" w:hint="default"/>
       </w:rPr>
     </w:lvl>
   </w:abstractNum>
@@ -6806,7 +6652,7 @@
         <w:ind w:left="1080" w:hanging="360"/>
       </w:pPr>
       <w:rPr>
-        <w:rFonts w:hint="default" w:ascii="Calibri" w:hAnsi="Calibri" w:eastAsia="Arial" w:cs="Calibri"/>
+        <w:rFonts w:ascii="Calibri" w:eastAsia="Arial" w:hAnsi="Calibri" w:cs="Calibri" w:hint="default"/>
       </w:rPr>
     </w:lvl>
     <w:lvl w:ilvl="1" w:tplc="04100003" w:tentative="1">
@@ -6818,7 +6664,7 @@
         <w:ind w:left="1800" w:hanging="360"/>
       </w:pPr>
       <w:rPr>
-        <w:rFonts w:hint="default" w:ascii="Courier New" w:hAnsi="Courier New" w:cs="Courier New"/>
+        <w:rFonts w:ascii="Courier New" w:hAnsi="Courier New" w:cs="Courier New" w:hint="default"/>
       </w:rPr>
     </w:lvl>
     <w:lvl w:ilvl="2" w:tplc="04100005" w:tentative="1">
@@ -6830,7 +6676,7 @@
         <w:ind w:left="2520" w:hanging="360"/>
       </w:pPr>
       <w:rPr>
-        <w:rFonts w:hint="default" w:ascii="Wingdings" w:hAnsi="Wingdings"/>
+        <w:rFonts w:ascii="Wingdings" w:hAnsi="Wingdings" w:hint="default"/>
       </w:rPr>
     </w:lvl>
     <w:lvl w:ilvl="3" w:tplc="04100001" w:tentative="1">
@@ -6842,7 +6688,7 @@
         <w:ind w:left="3240" w:hanging="360"/>
       </w:pPr>
       <w:rPr>
-        <w:rFonts w:hint="default" w:ascii="Symbol" w:hAnsi="Symbol"/>
+        <w:rFonts w:ascii="Symbol" w:hAnsi="Symbol" w:hint="default"/>
       </w:rPr>
     </w:lvl>
     <w:lvl w:ilvl="4" w:tplc="04100003" w:tentative="1">
@@ -6854,7 +6700,7 @@
         <w:ind w:left="3960" w:hanging="360"/>
       </w:pPr>
       <w:rPr>
-        <w:rFonts w:hint="default" w:ascii="Courier New" w:hAnsi="Courier New" w:cs="Courier New"/>
+        <w:rFonts w:ascii="Courier New" w:hAnsi="Courier New" w:cs="Courier New" w:hint="default"/>
       </w:rPr>
     </w:lvl>
     <w:lvl w:ilvl="5" w:tplc="04100005" w:tentative="1">
@@ -6866,7 +6712,7 @@
         <w:ind w:left="4680" w:hanging="360"/>
       </w:pPr>
       <w:rPr>
-        <w:rFonts w:hint="default" w:ascii="Wingdings" w:hAnsi="Wingdings"/>
+        <w:rFonts w:ascii="Wingdings" w:hAnsi="Wingdings" w:hint="default"/>
       </w:rPr>
     </w:lvl>
     <w:lvl w:ilvl="6" w:tplc="04100001" w:tentative="1">
@@ -6878,7 +6724,7 @@
         <w:ind w:left="5400" w:hanging="360"/>
       </w:pPr>
       <w:rPr>
-        <w:rFonts w:hint="default" w:ascii="Symbol" w:hAnsi="Symbol"/>
+        <w:rFonts w:ascii="Symbol" w:hAnsi="Symbol" w:hint="default"/>
       </w:rPr>
     </w:lvl>
     <w:lvl w:ilvl="7" w:tplc="04100003" w:tentative="1">
@@ -6890,7 +6736,7 @@
         <w:ind w:left="6120" w:hanging="360"/>
       </w:pPr>
       <w:rPr>
-        <w:rFonts w:hint="default" w:ascii="Courier New" w:hAnsi="Courier New" w:cs="Courier New"/>
+        <w:rFonts w:ascii="Courier New" w:hAnsi="Courier New" w:cs="Courier New" w:hint="default"/>
       </w:rPr>
     </w:lvl>
     <w:lvl w:ilvl="8" w:tplc="04100005" w:tentative="1">
@@ -6902,7 +6748,7 @@
         <w:ind w:left="6840" w:hanging="360"/>
       </w:pPr>
       <w:rPr>
-        <w:rFonts w:hint="default" w:ascii="Wingdings" w:hAnsi="Wingdings"/>
+        <w:rFonts w:ascii="Wingdings" w:hAnsi="Wingdings" w:hint="default"/>
       </w:rPr>
     </w:lvl>
   </w:abstractNum>
@@ -6919,7 +6765,7 @@
         <w:ind w:left="1440" w:hanging="360"/>
       </w:pPr>
       <w:rPr>
-        <w:rFonts w:hint="default" w:ascii="Calibri" w:hAnsi="Calibri" w:eastAsia="Arial" w:cs="Calibri"/>
+        <w:rFonts w:ascii="Calibri" w:eastAsia="Arial" w:hAnsi="Calibri" w:cs="Calibri" w:hint="default"/>
       </w:rPr>
     </w:lvl>
     <w:lvl w:ilvl="1" w:tplc="04100003" w:tentative="1">
@@ -6931,7 +6777,7 @@
         <w:ind w:left="2160" w:hanging="360"/>
       </w:pPr>
       <w:rPr>
-        <w:rFonts w:hint="default" w:ascii="Courier New" w:hAnsi="Courier New" w:cs="Courier New"/>
+        <w:rFonts w:ascii="Courier New" w:hAnsi="Courier New" w:cs="Courier New" w:hint="default"/>
       </w:rPr>
     </w:lvl>
     <w:lvl w:ilvl="2" w:tplc="04100005" w:tentative="1">
@@ -6943,7 +6789,7 @@
         <w:ind w:left="2880" w:hanging="360"/>
       </w:pPr>
       <w:rPr>
-        <w:rFonts w:hint="default" w:ascii="Wingdings" w:hAnsi="Wingdings"/>
+        <w:rFonts w:ascii="Wingdings" w:hAnsi="Wingdings" w:hint="default"/>
       </w:rPr>
     </w:lvl>
     <w:lvl w:ilvl="3" w:tplc="04100001" w:tentative="1">
@@ -6955,7 +6801,7 @@
         <w:ind w:left="3600" w:hanging="360"/>
       </w:pPr>
       <w:rPr>
-        <w:rFonts w:hint="default" w:ascii="Symbol" w:hAnsi="Symbol"/>
+        <w:rFonts w:ascii="Symbol" w:hAnsi="Symbol" w:hint="default"/>
       </w:rPr>
     </w:lvl>
     <w:lvl w:ilvl="4" w:tplc="04100003" w:tentative="1">
@@ -6967,7 +6813,7 @@
         <w:ind w:left="4320" w:hanging="360"/>
       </w:pPr>
       <w:rPr>
-        <w:rFonts w:hint="default" w:ascii="Courier New" w:hAnsi="Courier New" w:cs="Courier New"/>
+        <w:rFonts w:ascii="Courier New" w:hAnsi="Courier New" w:cs="Courier New" w:hint="default"/>
       </w:rPr>
     </w:lvl>
     <w:lvl w:ilvl="5" w:tplc="04100005" w:tentative="1">
@@ -6979,7 +6825,7 @@
         <w:ind w:left="5040" w:hanging="360"/>
       </w:pPr>
       <w:rPr>
-        <w:rFonts w:hint="default" w:ascii="Wingdings" w:hAnsi="Wingdings"/>
+        <w:rFonts w:ascii="Wingdings" w:hAnsi="Wingdings" w:hint="default"/>
       </w:rPr>
     </w:lvl>
     <w:lvl w:ilvl="6" w:tplc="04100001" w:tentative="1">
@@ -6991,7 +6837,7 @@
         <w:ind w:left="5760" w:hanging="360"/>
       </w:pPr>
       <w:rPr>
-        <w:rFonts w:hint="default" w:ascii="Symbol" w:hAnsi="Symbol"/>
+        <w:rFonts w:ascii="Symbol" w:hAnsi="Symbol" w:hint="default"/>
       </w:rPr>
     </w:lvl>
     <w:lvl w:ilvl="7" w:tplc="04100003" w:tentative="1">
@@ -7003,7 +6849,7 @@
         <w:ind w:left="6480" w:hanging="360"/>
       </w:pPr>
       <w:rPr>
-        <w:rFonts w:hint="default" w:ascii="Courier New" w:hAnsi="Courier New" w:cs="Courier New"/>
+        <w:rFonts w:ascii="Courier New" w:hAnsi="Courier New" w:cs="Courier New" w:hint="default"/>
       </w:rPr>
     </w:lvl>
     <w:lvl w:ilvl="8" w:tplc="04100005" w:tentative="1">
@@ -7015,11 +6861,123 @@
         <w:ind w:left="7200" w:hanging="360"/>
       </w:pPr>
       <w:rPr>
-        <w:rFonts w:hint="default" w:ascii="Wingdings" w:hAnsi="Wingdings"/>
+        <w:rFonts w:ascii="Wingdings" w:hAnsi="Wingdings" w:hint="default"/>
       </w:rPr>
     </w:lvl>
   </w:abstractNum>
   <w:abstractNum w:abstractNumId="4" w15:restartNumberingAfterBreak="0">
+    <w:nsid w:val="138763B2"/>
+    <w:multiLevelType w:val="hybridMultilevel"/>
+    <w:tmpl w:val="1D5EFAC0"/>
+    <w:lvl w:ilvl="0" w:tplc="C3402796">
+      <w:numFmt w:val="bullet"/>
+      <w:lvlText w:val="-"/>
+      <w:lvlJc w:val="left"/>
+      <w:pPr>
+        <w:ind w:left="720" w:hanging="360"/>
+      </w:pPr>
+      <w:rPr>
+        <w:rFonts w:ascii="Arial" w:eastAsia="Arial" w:hAnsi="Arial" w:cs="Arial" w:hint="default"/>
+      </w:rPr>
+    </w:lvl>
+    <w:lvl w:ilvl="1" w:tplc="04100003" w:tentative="1">
+      <w:start w:val="1"/>
+      <w:numFmt w:val="bullet"/>
+      <w:lvlText w:val="o"/>
+      <w:lvlJc w:val="left"/>
+      <w:pPr>
+        <w:ind w:left="1440" w:hanging="360"/>
+      </w:pPr>
+      <w:rPr>
+        <w:rFonts w:ascii="Courier New" w:hAnsi="Courier New" w:cs="Courier New" w:hint="default"/>
+      </w:rPr>
+    </w:lvl>
+    <w:lvl w:ilvl="2" w:tplc="04100005" w:tentative="1">
+      <w:start w:val="1"/>
+      <w:numFmt w:val="bullet"/>
+      <w:lvlText w:val=""/>
+      <w:lvlJc w:val="left"/>
+      <w:pPr>
+        <w:ind w:left="2160" w:hanging="360"/>
+      </w:pPr>
+      <w:rPr>
+        <w:rFonts w:ascii="Wingdings" w:hAnsi="Wingdings" w:hint="default"/>
+      </w:rPr>
+    </w:lvl>
+    <w:lvl w:ilvl="3" w:tplc="04100001" w:tentative="1">
+      <w:start w:val="1"/>
+      <w:numFmt w:val="bullet"/>
+      <w:lvlText w:val=""/>
+      <w:lvlJc w:val="left"/>
+      <w:pPr>
+        <w:ind w:left="2880" w:hanging="360"/>
+      </w:pPr>
+      <w:rPr>
+        <w:rFonts w:ascii="Symbol" w:hAnsi="Symbol" w:hint="default"/>
+      </w:rPr>
+    </w:lvl>
+    <w:lvl w:ilvl="4" w:tplc="04100003" w:tentative="1">
+      <w:start w:val="1"/>
+      <w:numFmt w:val="bullet"/>
+      <w:lvlText w:val="o"/>
+      <w:lvlJc w:val="left"/>
+      <w:pPr>
+        <w:ind w:left="3600" w:hanging="360"/>
+      </w:pPr>
+      <w:rPr>
+        <w:rFonts w:ascii="Courier New" w:hAnsi="Courier New" w:cs="Courier New" w:hint="default"/>
+      </w:rPr>
+    </w:lvl>
+    <w:lvl w:ilvl="5" w:tplc="04100005" w:tentative="1">
+      <w:start w:val="1"/>
+      <w:numFmt w:val="bullet"/>
+      <w:lvlText w:val=""/>
+      <w:lvlJc w:val="left"/>
+      <w:pPr>
+        <w:ind w:left="4320" w:hanging="360"/>
+      </w:pPr>
+      <w:rPr>
+        <w:rFonts w:ascii="Wingdings" w:hAnsi="Wingdings" w:hint="default"/>
+      </w:rPr>
+    </w:lvl>
+    <w:lvl w:ilvl="6" w:tplc="04100001" w:tentative="1">
+      <w:start w:val="1"/>
+      <w:numFmt w:val="bullet"/>
+      <w:lvlText w:val=""/>
+      <w:lvlJc w:val="left"/>
+      <w:pPr>
+        <w:ind w:left="5040" w:hanging="360"/>
+      </w:pPr>
+      <w:rPr>
+        <w:rFonts w:ascii="Symbol" w:hAnsi="Symbol" w:hint="default"/>
+      </w:rPr>
+    </w:lvl>
+    <w:lvl w:ilvl="7" w:tplc="04100003" w:tentative="1">
+      <w:start w:val="1"/>
+      <w:numFmt w:val="bullet"/>
+      <w:lvlText w:val="o"/>
+      <w:lvlJc w:val="left"/>
+      <w:pPr>
+        <w:ind w:left="5760" w:hanging="360"/>
+      </w:pPr>
+      <w:rPr>
+        <w:rFonts w:ascii="Courier New" w:hAnsi="Courier New" w:cs="Courier New" w:hint="default"/>
+      </w:rPr>
+    </w:lvl>
+    <w:lvl w:ilvl="8" w:tplc="04100005" w:tentative="1">
+      <w:start w:val="1"/>
+      <w:numFmt w:val="bullet"/>
+      <w:lvlText w:val=""/>
+      <w:lvlJc w:val="left"/>
+      <w:pPr>
+        <w:ind w:left="6480" w:hanging="360"/>
+      </w:pPr>
+      <w:rPr>
+        <w:rFonts w:ascii="Wingdings" w:hAnsi="Wingdings" w:hint="default"/>
+      </w:rPr>
+    </w:lvl>
+  </w:abstractNum>
+  <w:abstractNum w:abstractNumId="5" w15:restartNumberingAfterBreak="0">
     <w:nsid w:val="1584284F"/>
     <w:multiLevelType w:val="hybridMultilevel"/>
     <w:tmpl w:val="50227B7E"/>
@@ -7032,7 +6990,7 @@
         <w:ind w:left="720" w:hanging="360"/>
       </w:pPr>
       <w:rPr>
-        <w:rFonts w:hint="default" w:ascii="Symbol" w:hAnsi="Symbol"/>
+        <w:rFonts w:ascii="Symbol" w:hAnsi="Symbol" w:hint="default"/>
       </w:rPr>
     </w:lvl>
     <w:lvl w:ilvl="1" w:tplc="04100003" w:tentative="1">
@@ -7044,7 +7002,7 @@
         <w:ind w:left="1440" w:hanging="360"/>
       </w:pPr>
       <w:rPr>
-        <w:rFonts w:hint="default" w:ascii="Courier New" w:hAnsi="Courier New" w:cs="Courier New"/>
+        <w:rFonts w:ascii="Courier New" w:hAnsi="Courier New" w:cs="Courier New" w:hint="default"/>
       </w:rPr>
     </w:lvl>
     <w:lvl w:ilvl="2" w:tplc="04100005" w:tentative="1">
@@ -7056,7 +7014,7 @@
         <w:ind w:left="2160" w:hanging="360"/>
       </w:pPr>
       <w:rPr>
-        <w:rFonts w:hint="default" w:ascii="Wingdings" w:hAnsi="Wingdings"/>
+        <w:rFonts w:ascii="Wingdings" w:hAnsi="Wingdings" w:hint="default"/>
       </w:rPr>
     </w:lvl>
     <w:lvl w:ilvl="3" w:tplc="04100001" w:tentative="1">
@@ -7068,7 +7026,7 @@
         <w:ind w:left="2880" w:hanging="360"/>
       </w:pPr>
       <w:rPr>
-        <w:rFonts w:hint="default" w:ascii="Symbol" w:hAnsi="Symbol"/>
+        <w:rFonts w:ascii="Symbol" w:hAnsi="Symbol" w:hint="default"/>
       </w:rPr>
     </w:lvl>
     <w:lvl w:ilvl="4" w:tplc="04100003" w:tentative="1">
@@ -7080,7 +7038,7 @@
         <w:ind w:left="3600" w:hanging="360"/>
       </w:pPr>
       <w:rPr>
-        <w:rFonts w:hint="default" w:ascii="Courier New" w:hAnsi="Courier New" w:cs="Courier New"/>
+        <w:rFonts w:ascii="Courier New" w:hAnsi="Courier New" w:cs="Courier New" w:hint="default"/>
       </w:rPr>
     </w:lvl>
     <w:lvl w:ilvl="5" w:tplc="04100005" w:tentative="1">
@@ -7092,7 +7050,7 @@
         <w:ind w:left="4320" w:hanging="360"/>
       </w:pPr>
       <w:rPr>
-        <w:rFonts w:hint="default" w:ascii="Wingdings" w:hAnsi="Wingdings"/>
+        <w:rFonts w:ascii="Wingdings" w:hAnsi="Wingdings" w:hint="default"/>
       </w:rPr>
     </w:lvl>
     <w:lvl w:ilvl="6" w:tplc="04100001" w:tentative="1">
@@ -7104,7 +7062,7 @@
         <w:ind w:left="5040" w:hanging="360"/>
       </w:pPr>
       <w:rPr>
-        <w:rFonts w:hint="default" w:ascii="Symbol" w:hAnsi="Symbol"/>
+        <w:rFonts w:ascii="Symbol" w:hAnsi="Symbol" w:hint="default"/>
       </w:rPr>
     </w:lvl>
     <w:lvl w:ilvl="7" w:tplc="04100003" w:tentative="1">
@@ -7116,7 +7074,7 @@
         <w:ind w:left="5760" w:hanging="360"/>
       </w:pPr>
       <w:rPr>
-        <w:rFonts w:hint="default" w:ascii="Courier New" w:hAnsi="Courier New" w:cs="Courier New"/>
+        <w:rFonts w:ascii="Courier New" w:hAnsi="Courier New" w:cs="Courier New" w:hint="default"/>
       </w:rPr>
     </w:lvl>
     <w:lvl w:ilvl="8" w:tplc="04100005" w:tentative="1">
@@ -7128,11 +7086,11 @@
         <w:ind w:left="6480" w:hanging="360"/>
       </w:pPr>
       <w:rPr>
-        <w:rFonts w:hint="default" w:ascii="Wingdings" w:hAnsi="Wingdings"/>
+        <w:rFonts w:ascii="Wingdings" w:hAnsi="Wingdings" w:hint="default"/>
       </w:rPr>
     </w:lvl>
   </w:abstractNum>
-  <w:abstractNum w:abstractNumId="5" w15:restartNumberingAfterBreak="0">
+  <w:abstractNum w:abstractNumId="6" w15:restartNumberingAfterBreak="0">
     <w:nsid w:val="2BDF414D"/>
     <w:multiLevelType w:val="hybridMultilevel"/>
     <w:tmpl w:val="EA9E2F2C"/>
@@ -7145,7 +7103,7 @@
         <w:ind w:left="720" w:hanging="360"/>
       </w:pPr>
       <w:rPr>
-        <w:rFonts w:hint="default" w:ascii="Symbol" w:hAnsi="Symbol"/>
+        <w:rFonts w:ascii="Symbol" w:hAnsi="Symbol" w:hint="default"/>
       </w:rPr>
     </w:lvl>
     <w:lvl w:ilvl="1" w:tplc="04100003" w:tentative="1">
@@ -7157,7 +7115,7 @@
         <w:ind w:left="1440" w:hanging="360"/>
       </w:pPr>
       <w:rPr>
-        <w:rFonts w:hint="default" w:ascii="Courier New" w:hAnsi="Courier New" w:cs="Courier New"/>
+        <w:rFonts w:ascii="Courier New" w:hAnsi="Courier New" w:cs="Courier New" w:hint="default"/>
       </w:rPr>
     </w:lvl>
     <w:lvl w:ilvl="2" w:tplc="04100005" w:tentative="1">
@@ -7169,7 +7127,7 @@
         <w:ind w:left="2160" w:hanging="360"/>
       </w:pPr>
       <w:rPr>
-        <w:rFonts w:hint="default" w:ascii="Wingdings" w:hAnsi="Wingdings"/>
+        <w:rFonts w:ascii="Wingdings" w:hAnsi="Wingdings" w:hint="default"/>
       </w:rPr>
     </w:lvl>
     <w:lvl w:ilvl="3" w:tplc="04100001" w:tentative="1">
@@ -7181,7 +7139,7 @@
         <w:ind w:left="2880" w:hanging="360"/>
       </w:pPr>
       <w:rPr>
-        <w:rFonts w:hint="default" w:ascii="Symbol" w:hAnsi="Symbol"/>
+        <w:rFonts w:ascii="Symbol" w:hAnsi="Symbol" w:hint="default"/>
       </w:rPr>
     </w:lvl>
     <w:lvl w:ilvl="4" w:tplc="04100003" w:tentative="1">
@@ -7193,7 +7151,7 @@
         <w:ind w:left="3600" w:hanging="360"/>
       </w:pPr>
       <w:rPr>
-        <w:rFonts w:hint="default" w:ascii="Courier New" w:hAnsi="Courier New" w:cs="Courier New"/>
+        <w:rFonts w:ascii="Courier New" w:hAnsi="Courier New" w:cs="Courier New" w:hint="default"/>
       </w:rPr>
     </w:lvl>
     <w:lvl w:ilvl="5" w:tplc="04100005" w:tentative="1">
@@ -7205,7 +7163,7 @@
         <w:ind w:left="4320" w:hanging="360"/>
       </w:pPr>
       <w:rPr>
-        <w:rFonts w:hint="default" w:ascii="Wingdings" w:hAnsi="Wingdings"/>
+        <w:rFonts w:ascii="Wingdings" w:hAnsi="Wingdings" w:hint="default"/>
       </w:rPr>
     </w:lvl>
     <w:lvl w:ilvl="6" w:tplc="04100001" w:tentative="1">
@@ -7217,7 +7175,7 @@
         <w:ind w:left="5040" w:hanging="360"/>
       </w:pPr>
       <w:rPr>
-        <w:rFonts w:hint="default" w:ascii="Symbol" w:hAnsi="Symbol"/>
+        <w:rFonts w:ascii="Symbol" w:hAnsi="Symbol" w:hint="default"/>
       </w:rPr>
     </w:lvl>
     <w:lvl w:ilvl="7" w:tplc="04100003" w:tentative="1">
@@ -7229,7 +7187,7 @@
         <w:ind w:left="5760" w:hanging="360"/>
       </w:pPr>
       <w:rPr>
-        <w:rFonts w:hint="default" w:ascii="Courier New" w:hAnsi="Courier New" w:cs="Courier New"/>
+        <w:rFonts w:ascii="Courier New" w:hAnsi="Courier New" w:cs="Courier New" w:hint="default"/>
       </w:rPr>
     </w:lvl>
     <w:lvl w:ilvl="8" w:tplc="04100005" w:tentative="1">
@@ -7241,11 +7199,11 @@
         <w:ind w:left="6480" w:hanging="360"/>
       </w:pPr>
       <w:rPr>
-        <w:rFonts w:hint="default" w:ascii="Wingdings" w:hAnsi="Wingdings"/>
+        <w:rFonts w:ascii="Wingdings" w:hAnsi="Wingdings" w:hint="default"/>
       </w:rPr>
     </w:lvl>
   </w:abstractNum>
-  <w:abstractNum w:abstractNumId="6" w15:restartNumberingAfterBreak="0">
+  <w:abstractNum w:abstractNumId="7" w15:restartNumberingAfterBreak="0">
     <w:nsid w:val="316F2DBF"/>
     <w:multiLevelType w:val="hybridMultilevel"/>
     <w:tmpl w:val="9A6EE89A"/>
@@ -7258,7 +7216,7 @@
         <w:ind w:left="1440" w:hanging="360"/>
       </w:pPr>
       <w:rPr>
-        <w:rFonts w:hint="default" w:ascii="Calibri" w:hAnsi="Calibri" w:eastAsia="Arial" w:cs="Calibri"/>
+        <w:rFonts w:ascii="Calibri" w:eastAsia="Arial" w:hAnsi="Calibri" w:cs="Calibri" w:hint="default"/>
       </w:rPr>
     </w:lvl>
     <w:lvl w:ilvl="1" w:tplc="04100003" w:tentative="1">
@@ -7270,7 +7228,7 @@
         <w:ind w:left="2160" w:hanging="360"/>
       </w:pPr>
       <w:rPr>
-        <w:rFonts w:hint="default" w:ascii="Courier New" w:hAnsi="Courier New" w:cs="Courier New"/>
+        <w:rFonts w:ascii="Courier New" w:hAnsi="Courier New" w:cs="Courier New" w:hint="default"/>
       </w:rPr>
     </w:lvl>
     <w:lvl w:ilvl="2" w:tplc="04100005" w:tentative="1">
@@ -7282,7 +7240,7 @@
         <w:ind w:left="2880" w:hanging="360"/>
       </w:pPr>
       <w:rPr>
-        <w:rFonts w:hint="default" w:ascii="Wingdings" w:hAnsi="Wingdings"/>
+        <w:rFonts w:ascii="Wingdings" w:hAnsi="Wingdings" w:hint="default"/>
       </w:rPr>
     </w:lvl>
     <w:lvl w:ilvl="3" w:tplc="04100001" w:tentative="1">
@@ -7294,7 +7252,7 @@
         <w:ind w:left="3600" w:hanging="360"/>
       </w:pPr>
       <w:rPr>
-        <w:rFonts w:hint="default" w:ascii="Symbol" w:hAnsi="Symbol"/>
+        <w:rFonts w:ascii="Symbol" w:hAnsi="Symbol" w:hint="default"/>
       </w:rPr>
     </w:lvl>
     <w:lvl w:ilvl="4" w:tplc="04100003" w:tentative="1">
@@ -7306,7 +7264,7 @@
         <w:ind w:left="4320" w:hanging="360"/>
       </w:pPr>
       <w:rPr>
-        <w:rFonts w:hint="default" w:ascii="Courier New" w:hAnsi="Courier New" w:cs="Courier New"/>
+        <w:rFonts w:ascii="Courier New" w:hAnsi="Courier New" w:cs="Courier New" w:hint="default"/>
       </w:rPr>
     </w:lvl>
     <w:lvl w:ilvl="5" w:tplc="04100005" w:tentative="1">
@@ -7318,7 +7276,7 @@
         <w:ind w:left="5040" w:hanging="360"/>
       </w:pPr>
       <w:rPr>
-        <w:rFonts w:hint="default" w:ascii="Wingdings" w:hAnsi="Wingdings"/>
+        <w:rFonts w:ascii="Wingdings" w:hAnsi="Wingdings" w:hint="default"/>
       </w:rPr>
     </w:lvl>
     <w:lvl w:ilvl="6" w:tplc="04100001" w:tentative="1">
@@ -7330,7 +7288,7 @@
         <w:ind w:left="5760" w:hanging="360"/>
       </w:pPr>
       <w:rPr>
-        <w:rFonts w:hint="default" w:ascii="Symbol" w:hAnsi="Symbol"/>
+        <w:rFonts w:ascii="Symbol" w:hAnsi="Symbol" w:hint="default"/>
       </w:rPr>
     </w:lvl>
     <w:lvl w:ilvl="7" w:tplc="04100003" w:tentative="1">
@@ -7342,7 +7300,7 @@
         <w:ind w:left="6480" w:hanging="360"/>
       </w:pPr>
       <w:rPr>
-        <w:rFonts w:hint="default" w:ascii="Courier New" w:hAnsi="Courier New" w:cs="Courier New"/>
+        <w:rFonts w:ascii="Courier New" w:hAnsi="Courier New" w:cs="Courier New" w:hint="default"/>
       </w:rPr>
     </w:lvl>
     <w:lvl w:ilvl="8" w:tplc="04100005" w:tentative="1">
@@ -7354,11 +7312,123 @@
         <w:ind w:left="7200" w:hanging="360"/>
       </w:pPr>
       <w:rPr>
-        <w:rFonts w:hint="default" w:ascii="Wingdings" w:hAnsi="Wingdings"/>
+        <w:rFonts w:ascii="Wingdings" w:hAnsi="Wingdings" w:hint="default"/>
       </w:rPr>
     </w:lvl>
   </w:abstractNum>
-  <w:abstractNum w:abstractNumId="7" w15:restartNumberingAfterBreak="0">
+  <w:abstractNum w:abstractNumId="8" w15:restartNumberingAfterBreak="0">
+    <w:nsid w:val="3B0C6D5E"/>
+    <w:multiLevelType w:val="hybridMultilevel"/>
+    <w:tmpl w:val="51326C1E"/>
+    <w:lvl w:ilvl="0" w:tplc="9AAE88B6">
+      <w:numFmt w:val="bullet"/>
+      <w:lvlText w:val="-"/>
+      <w:lvlJc w:val="left"/>
+      <w:pPr>
+        <w:ind w:left="720" w:hanging="360"/>
+      </w:pPr>
+      <w:rPr>
+        <w:rFonts w:ascii="Arial" w:eastAsia="Arial" w:hAnsi="Arial" w:cs="Arial" w:hint="default"/>
+      </w:rPr>
+    </w:lvl>
+    <w:lvl w:ilvl="1" w:tplc="04100003" w:tentative="1">
+      <w:start w:val="1"/>
+      <w:numFmt w:val="bullet"/>
+      <w:lvlText w:val="o"/>
+      <w:lvlJc w:val="left"/>
+      <w:pPr>
+        <w:ind w:left="1440" w:hanging="360"/>
+      </w:pPr>
+      <w:rPr>
+        <w:rFonts w:ascii="Courier New" w:hAnsi="Courier New" w:cs="Courier New" w:hint="default"/>
+      </w:rPr>
+    </w:lvl>
+    <w:lvl w:ilvl="2" w:tplc="04100005" w:tentative="1">
+      <w:start w:val="1"/>
+      <w:numFmt w:val="bullet"/>
+      <w:lvlText w:val=""/>
+      <w:lvlJc w:val="left"/>
+      <w:pPr>
+        <w:ind w:left="2160" w:hanging="360"/>
+      </w:pPr>
+      <w:rPr>
+        <w:rFonts w:ascii="Wingdings" w:hAnsi="Wingdings" w:hint="default"/>
+      </w:rPr>
+    </w:lvl>
+    <w:lvl w:ilvl="3" w:tplc="04100001" w:tentative="1">
+      <w:start w:val="1"/>
+      <w:numFmt w:val="bullet"/>
+      <w:lvlText w:val=""/>
+      <w:lvlJc w:val="left"/>
+      <w:pPr>
+        <w:ind w:left="2880" w:hanging="360"/>
+      </w:pPr>
+      <w:rPr>
+        <w:rFonts w:ascii="Symbol" w:hAnsi="Symbol" w:hint="default"/>
+      </w:rPr>
+    </w:lvl>
+    <w:lvl w:ilvl="4" w:tplc="04100003" w:tentative="1">
+      <w:start w:val="1"/>
+      <w:numFmt w:val="bullet"/>
+      <w:lvlText w:val="o"/>
+      <w:lvlJc w:val="left"/>
+      <w:pPr>
+        <w:ind w:left="3600" w:hanging="360"/>
+      </w:pPr>
+      <w:rPr>
+        <w:rFonts w:ascii="Courier New" w:hAnsi="Courier New" w:cs="Courier New" w:hint="default"/>
+      </w:rPr>
+    </w:lvl>
+    <w:lvl w:ilvl="5" w:tplc="04100005" w:tentative="1">
+      <w:start w:val="1"/>
+      <w:numFmt w:val="bullet"/>
+      <w:lvlText w:val=""/>
+      <w:lvlJc w:val="left"/>
+      <w:pPr>
+        <w:ind w:left="4320" w:hanging="360"/>
+      </w:pPr>
+      <w:rPr>
+        <w:rFonts w:ascii="Wingdings" w:hAnsi="Wingdings" w:hint="default"/>
+      </w:rPr>
+    </w:lvl>
+    <w:lvl w:ilvl="6" w:tplc="04100001" w:tentative="1">
+      <w:start w:val="1"/>
+      <w:numFmt w:val="bullet"/>
+      <w:lvlText w:val=""/>
+      <w:lvlJc w:val="left"/>
+      <w:pPr>
+        <w:ind w:left="5040" w:hanging="360"/>
+      </w:pPr>
+      <w:rPr>
+        <w:rFonts w:ascii="Symbol" w:hAnsi="Symbol" w:hint="default"/>
+      </w:rPr>
+    </w:lvl>
+    <w:lvl w:ilvl="7" w:tplc="04100003" w:tentative="1">
+      <w:start w:val="1"/>
+      <w:numFmt w:val="bullet"/>
+      <w:lvlText w:val="o"/>
+      <w:lvlJc w:val="left"/>
+      <w:pPr>
+        <w:ind w:left="5760" w:hanging="360"/>
+      </w:pPr>
+      <w:rPr>
+        <w:rFonts w:ascii="Courier New" w:hAnsi="Courier New" w:cs="Courier New" w:hint="default"/>
+      </w:rPr>
+    </w:lvl>
+    <w:lvl w:ilvl="8" w:tplc="04100005" w:tentative="1">
+      <w:start w:val="1"/>
+      <w:numFmt w:val="bullet"/>
+      <w:lvlText w:val=""/>
+      <w:lvlJc w:val="left"/>
+      <w:pPr>
+        <w:ind w:left="6480" w:hanging="360"/>
+      </w:pPr>
+      <w:rPr>
+        <w:rFonts w:ascii="Wingdings" w:hAnsi="Wingdings" w:hint="default"/>
+      </w:rPr>
+    </w:lvl>
+  </w:abstractNum>
+  <w:abstractNum w:abstractNumId="9" w15:restartNumberingAfterBreak="0">
     <w:nsid w:val="3B130192"/>
     <w:multiLevelType w:val="multilevel"/>
     <w:tmpl w:val="EC66A07E"/>
@@ -7471,7 +7541,7 @@
       </w:rPr>
     </w:lvl>
   </w:abstractNum>
-  <w:abstractNum w:abstractNumId="8" w15:restartNumberingAfterBreak="0">
+  <w:abstractNum w:abstractNumId="10" w15:restartNumberingAfterBreak="0">
     <w:nsid w:val="40D01C67"/>
     <w:multiLevelType w:val="hybridMultilevel"/>
     <w:tmpl w:val="9446BABC"/>
@@ -7484,7 +7554,7 @@
         <w:ind w:left="720" w:hanging="360"/>
       </w:pPr>
       <w:rPr>
-        <w:rFonts w:hint="default" w:ascii="Symbol" w:hAnsi="Symbol"/>
+        <w:rFonts w:ascii="Symbol" w:hAnsi="Symbol" w:hint="default"/>
       </w:rPr>
     </w:lvl>
     <w:lvl w:ilvl="1" w:tplc="04100003" w:tentative="1">
@@ -7496,7 +7566,7 @@
         <w:ind w:left="1440" w:hanging="360"/>
       </w:pPr>
       <w:rPr>
-        <w:rFonts w:hint="default" w:ascii="Courier New" w:hAnsi="Courier New" w:cs="Courier New"/>
+        <w:rFonts w:ascii="Courier New" w:hAnsi="Courier New" w:cs="Courier New" w:hint="default"/>
       </w:rPr>
     </w:lvl>
     <w:lvl w:ilvl="2" w:tplc="04100005" w:tentative="1">
@@ -7508,7 +7578,7 @@
         <w:ind w:left="2160" w:hanging="360"/>
       </w:pPr>
       <w:rPr>
-        <w:rFonts w:hint="default" w:ascii="Wingdings" w:hAnsi="Wingdings"/>
+        <w:rFonts w:ascii="Wingdings" w:hAnsi="Wingdings" w:hint="default"/>
       </w:rPr>
     </w:lvl>
     <w:lvl w:ilvl="3" w:tplc="04100001" w:tentative="1">
@@ -7520,7 +7590,7 @@
         <w:ind w:left="2880" w:hanging="360"/>
       </w:pPr>
       <w:rPr>
-        <w:rFonts w:hint="default" w:ascii="Symbol" w:hAnsi="Symbol"/>
+        <w:rFonts w:ascii="Symbol" w:hAnsi="Symbol" w:hint="default"/>
       </w:rPr>
     </w:lvl>
     <w:lvl w:ilvl="4" w:tplc="04100003" w:tentative="1">
@@ -7532,7 +7602,7 @@
         <w:ind w:left="3600" w:hanging="360"/>
       </w:pPr>
       <w:rPr>
-        <w:rFonts w:hint="default" w:ascii="Courier New" w:hAnsi="Courier New" w:cs="Courier New"/>
+        <w:rFonts w:ascii="Courier New" w:hAnsi="Courier New" w:cs="Courier New" w:hint="default"/>
       </w:rPr>
     </w:lvl>
     <w:lvl w:ilvl="5" w:tplc="04100005" w:tentative="1">
@@ -7544,7 +7614,7 @@
         <w:ind w:left="4320" w:hanging="360"/>
       </w:pPr>
       <w:rPr>
-        <w:rFonts w:hint="default" w:ascii="Wingdings" w:hAnsi="Wingdings"/>
+        <w:rFonts w:ascii="Wingdings" w:hAnsi="Wingdings" w:hint="default"/>
       </w:rPr>
     </w:lvl>
     <w:lvl w:ilvl="6" w:tplc="04100001" w:tentative="1">
@@ -7556,7 +7626,7 @@
         <w:ind w:left="5040" w:hanging="360"/>
       </w:pPr>
       <w:rPr>
-        <w:rFonts w:hint="default" w:ascii="Symbol" w:hAnsi="Symbol"/>
+        <w:rFonts w:ascii="Symbol" w:hAnsi="Symbol" w:hint="default"/>
       </w:rPr>
     </w:lvl>
     <w:lvl w:ilvl="7" w:tplc="04100003" w:tentative="1">
@@ -7568,7 +7638,7 @@
         <w:ind w:left="5760" w:hanging="360"/>
       </w:pPr>
       <w:rPr>
-        <w:rFonts w:hint="default" w:ascii="Courier New" w:hAnsi="Courier New" w:cs="Courier New"/>
+        <w:rFonts w:ascii="Courier New" w:hAnsi="Courier New" w:cs="Courier New" w:hint="default"/>
       </w:rPr>
     </w:lvl>
     <w:lvl w:ilvl="8" w:tplc="04100005" w:tentative="1">
@@ -7580,11 +7650,11 @@
         <w:ind w:left="6480" w:hanging="360"/>
       </w:pPr>
       <w:rPr>
-        <w:rFonts w:hint="default" w:ascii="Wingdings" w:hAnsi="Wingdings"/>
+        <w:rFonts w:ascii="Wingdings" w:hAnsi="Wingdings" w:hint="default"/>
       </w:rPr>
     </w:lvl>
   </w:abstractNum>
-  <w:abstractNum w:abstractNumId="9" w15:restartNumberingAfterBreak="0">
+  <w:abstractNum w:abstractNumId="11" w15:restartNumberingAfterBreak="0">
     <w:nsid w:val="430E41F3"/>
     <w:multiLevelType w:val="hybridMultilevel"/>
     <w:tmpl w:val="74460782"/>
@@ -7597,7 +7667,7 @@
         <w:ind w:left="1425" w:hanging="360"/>
       </w:pPr>
       <w:rPr>
-        <w:rFonts w:hint="default" w:ascii="Symbol" w:hAnsi="Symbol"/>
+        <w:rFonts w:ascii="Symbol" w:hAnsi="Symbol" w:hint="default"/>
       </w:rPr>
     </w:lvl>
     <w:lvl w:ilvl="1" w:tplc="04100003" w:tentative="1">
@@ -7609,7 +7679,7 @@
         <w:ind w:left="2145" w:hanging="360"/>
       </w:pPr>
       <w:rPr>
-        <w:rFonts w:hint="default" w:ascii="Courier New" w:hAnsi="Courier New" w:cs="Courier New"/>
+        <w:rFonts w:ascii="Courier New" w:hAnsi="Courier New" w:cs="Courier New" w:hint="default"/>
       </w:rPr>
     </w:lvl>
     <w:lvl w:ilvl="2" w:tplc="04100005" w:tentative="1">
@@ -7621,7 +7691,7 @@
         <w:ind w:left="2865" w:hanging="360"/>
       </w:pPr>
       <w:rPr>
-        <w:rFonts w:hint="default" w:ascii="Wingdings" w:hAnsi="Wingdings"/>
+        <w:rFonts w:ascii="Wingdings" w:hAnsi="Wingdings" w:hint="default"/>
       </w:rPr>
     </w:lvl>
     <w:lvl w:ilvl="3" w:tplc="04100001" w:tentative="1">
@@ -7633,7 +7703,7 @@
         <w:ind w:left="3585" w:hanging="360"/>
       </w:pPr>
       <w:rPr>
-        <w:rFonts w:hint="default" w:ascii="Symbol" w:hAnsi="Symbol"/>
+        <w:rFonts w:ascii="Symbol" w:hAnsi="Symbol" w:hint="default"/>
       </w:rPr>
     </w:lvl>
     <w:lvl w:ilvl="4" w:tplc="04100003" w:tentative="1">
@@ -7645,7 +7715,7 @@
         <w:ind w:left="4305" w:hanging="360"/>
       </w:pPr>
       <w:rPr>
-        <w:rFonts w:hint="default" w:ascii="Courier New" w:hAnsi="Courier New" w:cs="Courier New"/>
+        <w:rFonts w:ascii="Courier New" w:hAnsi="Courier New" w:cs="Courier New" w:hint="default"/>
       </w:rPr>
     </w:lvl>
     <w:lvl w:ilvl="5" w:tplc="04100005" w:tentative="1">
@@ -7657,7 +7727,7 @@
         <w:ind w:left="5025" w:hanging="360"/>
       </w:pPr>
       <w:rPr>
-        <w:rFonts w:hint="default" w:ascii="Wingdings" w:hAnsi="Wingdings"/>
+        <w:rFonts w:ascii="Wingdings" w:hAnsi="Wingdings" w:hint="default"/>
       </w:rPr>
     </w:lvl>
     <w:lvl w:ilvl="6" w:tplc="04100001" w:tentative="1">
@@ -7669,7 +7739,7 @@
         <w:ind w:left="5745" w:hanging="360"/>
       </w:pPr>
       <w:rPr>
-        <w:rFonts w:hint="default" w:ascii="Symbol" w:hAnsi="Symbol"/>
+        <w:rFonts w:ascii="Symbol" w:hAnsi="Symbol" w:hint="default"/>
       </w:rPr>
     </w:lvl>
     <w:lvl w:ilvl="7" w:tplc="04100003" w:tentative="1">
@@ -7681,7 +7751,7 @@
         <w:ind w:left="6465" w:hanging="360"/>
       </w:pPr>
       <w:rPr>
-        <w:rFonts w:hint="default" w:ascii="Courier New" w:hAnsi="Courier New" w:cs="Courier New"/>
+        <w:rFonts w:ascii="Courier New" w:hAnsi="Courier New" w:cs="Courier New" w:hint="default"/>
       </w:rPr>
     </w:lvl>
     <w:lvl w:ilvl="8" w:tplc="04100005" w:tentative="1">
@@ -7693,11 +7763,11 @@
         <w:ind w:left="7185" w:hanging="360"/>
       </w:pPr>
       <w:rPr>
-        <w:rFonts w:hint="default" w:ascii="Wingdings" w:hAnsi="Wingdings"/>
+        <w:rFonts w:ascii="Wingdings" w:hAnsi="Wingdings" w:hint="default"/>
       </w:rPr>
     </w:lvl>
   </w:abstractNum>
-  <w:abstractNum w:abstractNumId="10" w15:restartNumberingAfterBreak="0">
+  <w:abstractNum w:abstractNumId="12" w15:restartNumberingAfterBreak="0">
     <w:nsid w:val="4800658D"/>
     <w:multiLevelType w:val="hybridMultilevel"/>
     <w:tmpl w:val="43F0DAB2"/>
@@ -7710,7 +7780,7 @@
         <w:ind w:left="720" w:hanging="360"/>
       </w:pPr>
       <w:rPr>
-        <w:rFonts w:hint="default" w:ascii="Symbol" w:hAnsi="Symbol"/>
+        <w:rFonts w:ascii="Symbol" w:hAnsi="Symbol" w:hint="default"/>
       </w:rPr>
     </w:lvl>
     <w:lvl w:ilvl="1" w:tplc="04100003" w:tentative="1">
@@ -7722,7 +7792,7 @@
         <w:ind w:left="1440" w:hanging="360"/>
       </w:pPr>
       <w:rPr>
-        <w:rFonts w:hint="default" w:ascii="Courier New" w:hAnsi="Courier New" w:cs="Courier New"/>
+        <w:rFonts w:ascii="Courier New" w:hAnsi="Courier New" w:cs="Courier New" w:hint="default"/>
       </w:rPr>
     </w:lvl>
     <w:lvl w:ilvl="2" w:tplc="04100005" w:tentative="1">
@@ -7734,7 +7804,7 @@
         <w:ind w:left="2160" w:hanging="360"/>
       </w:pPr>
       <w:rPr>
-        <w:rFonts w:hint="default" w:ascii="Wingdings" w:hAnsi="Wingdings"/>
+        <w:rFonts w:ascii="Wingdings" w:hAnsi="Wingdings" w:hint="default"/>
       </w:rPr>
     </w:lvl>
     <w:lvl w:ilvl="3" w:tplc="04100001" w:tentative="1">
@@ -7746,7 +7816,7 @@
         <w:ind w:left="2880" w:hanging="360"/>
       </w:pPr>
       <w:rPr>
-        <w:rFonts w:hint="default" w:ascii="Symbol" w:hAnsi="Symbol"/>
+        <w:rFonts w:ascii="Symbol" w:hAnsi="Symbol" w:hint="default"/>
       </w:rPr>
     </w:lvl>
     <w:lvl w:ilvl="4" w:tplc="04100003" w:tentative="1">
@@ -7758,7 +7828,7 @@
         <w:ind w:left="3600" w:hanging="360"/>
       </w:pPr>
       <w:rPr>
-        <w:rFonts w:hint="default" w:ascii="Courier New" w:hAnsi="Courier New" w:cs="Courier New"/>
+        <w:rFonts w:ascii="Courier New" w:hAnsi="Courier New" w:cs="Courier New" w:hint="default"/>
       </w:rPr>
     </w:lvl>
     <w:lvl w:ilvl="5" w:tplc="04100005" w:tentative="1">
@@ -7770,7 +7840,7 @@
         <w:ind w:left="4320" w:hanging="360"/>
       </w:pPr>
       <w:rPr>
-        <w:rFonts w:hint="default" w:ascii="Wingdings" w:hAnsi="Wingdings"/>
+        <w:rFonts w:ascii="Wingdings" w:hAnsi="Wingdings" w:hint="default"/>
       </w:rPr>
     </w:lvl>
     <w:lvl w:ilvl="6" w:tplc="04100001" w:tentative="1">
@@ -7782,7 +7852,7 @@
         <w:ind w:left="5040" w:hanging="360"/>
       </w:pPr>
       <w:rPr>
-        <w:rFonts w:hint="default" w:ascii="Symbol" w:hAnsi="Symbol"/>
+        <w:rFonts w:ascii="Symbol" w:hAnsi="Symbol" w:hint="default"/>
       </w:rPr>
     </w:lvl>
     <w:lvl w:ilvl="7" w:tplc="04100003" w:tentative="1">
@@ -7794,7 +7864,7 @@
         <w:ind w:left="5760" w:hanging="360"/>
       </w:pPr>
       <w:rPr>
-        <w:rFonts w:hint="default" w:ascii="Courier New" w:hAnsi="Courier New" w:cs="Courier New"/>
+        <w:rFonts w:ascii="Courier New" w:hAnsi="Courier New" w:cs="Courier New" w:hint="default"/>
       </w:rPr>
     </w:lvl>
     <w:lvl w:ilvl="8" w:tplc="04100005" w:tentative="1">
@@ -7806,11 +7876,11 @@
         <w:ind w:left="6480" w:hanging="360"/>
       </w:pPr>
       <w:rPr>
-        <w:rFonts w:hint="default" w:ascii="Wingdings" w:hAnsi="Wingdings"/>
+        <w:rFonts w:ascii="Wingdings" w:hAnsi="Wingdings" w:hint="default"/>
       </w:rPr>
     </w:lvl>
   </w:abstractNum>
-  <w:abstractNum w:abstractNumId="11" w15:restartNumberingAfterBreak="0">
+  <w:abstractNum w:abstractNumId="13" w15:restartNumberingAfterBreak="0">
     <w:nsid w:val="50230989"/>
     <w:multiLevelType w:val="multilevel"/>
     <w:tmpl w:val="EC66A07E"/>
@@ -7923,7 +7993,7 @@
       </w:rPr>
     </w:lvl>
   </w:abstractNum>
-  <w:abstractNum w:abstractNumId="12" w15:restartNumberingAfterBreak="0">
+  <w:abstractNum w:abstractNumId="14" w15:restartNumberingAfterBreak="0">
     <w:nsid w:val="664C4EFE"/>
     <w:multiLevelType w:val="hybridMultilevel"/>
     <w:tmpl w:val="455E8C14"/>
@@ -7936,7 +8006,7 @@
         <w:ind w:left="720" w:hanging="360"/>
       </w:pPr>
       <w:rPr>
-        <w:rFonts w:hint="default" w:ascii="Symbol" w:hAnsi="Symbol"/>
+        <w:rFonts w:ascii="Symbol" w:hAnsi="Symbol" w:hint="default"/>
       </w:rPr>
     </w:lvl>
     <w:lvl w:ilvl="1" w:tplc="04100003" w:tentative="1">
@@ -7948,7 +8018,7 @@
         <w:ind w:left="1440" w:hanging="360"/>
       </w:pPr>
       <w:rPr>
-        <w:rFonts w:hint="default" w:ascii="Courier New" w:hAnsi="Courier New" w:cs="Courier New"/>
+        <w:rFonts w:ascii="Courier New" w:hAnsi="Courier New" w:cs="Courier New" w:hint="default"/>
       </w:rPr>
     </w:lvl>
     <w:lvl w:ilvl="2" w:tplc="04100005" w:tentative="1">
@@ -7960,7 +8030,7 @@
         <w:ind w:left="2160" w:hanging="360"/>
       </w:pPr>
       <w:rPr>
-        <w:rFonts w:hint="default" w:ascii="Wingdings" w:hAnsi="Wingdings"/>
+        <w:rFonts w:ascii="Wingdings" w:hAnsi="Wingdings" w:hint="default"/>
       </w:rPr>
     </w:lvl>
     <w:lvl w:ilvl="3" w:tplc="04100001" w:tentative="1">
@@ -7972,7 +8042,7 @@
         <w:ind w:left="2880" w:hanging="360"/>
       </w:pPr>
       <w:rPr>
-        <w:rFonts w:hint="default" w:ascii="Symbol" w:hAnsi="Symbol"/>
+        <w:rFonts w:ascii="Symbol" w:hAnsi="Symbol" w:hint="default"/>
       </w:rPr>
     </w:lvl>
     <w:lvl w:ilvl="4" w:tplc="04100003" w:tentative="1">
@@ -7984,7 +8054,7 @@
         <w:ind w:left="3600" w:hanging="360"/>
       </w:pPr>
       <w:rPr>
-        <w:rFonts w:hint="default" w:ascii="Courier New" w:hAnsi="Courier New" w:cs="Courier New"/>
+        <w:rFonts w:ascii="Courier New" w:hAnsi="Courier New" w:cs="Courier New" w:hint="default"/>
       </w:rPr>
     </w:lvl>
     <w:lvl w:ilvl="5" w:tplc="04100005" w:tentative="1">
@@ -7996,7 +8066,7 @@
         <w:ind w:left="4320" w:hanging="360"/>
       </w:pPr>
       <w:rPr>
-        <w:rFonts w:hint="default" w:ascii="Wingdings" w:hAnsi="Wingdings"/>
+        <w:rFonts w:ascii="Wingdings" w:hAnsi="Wingdings" w:hint="default"/>
       </w:rPr>
     </w:lvl>
     <w:lvl w:ilvl="6" w:tplc="04100001" w:tentative="1">
@@ -8008,7 +8078,7 @@
         <w:ind w:left="5040" w:hanging="360"/>
       </w:pPr>
       <w:rPr>
-        <w:rFonts w:hint="default" w:ascii="Symbol" w:hAnsi="Symbol"/>
+        <w:rFonts w:ascii="Symbol" w:hAnsi="Symbol" w:hint="default"/>
       </w:rPr>
     </w:lvl>
     <w:lvl w:ilvl="7" w:tplc="04100003" w:tentative="1">
@@ -8020,7 +8090,7 @@
         <w:ind w:left="5760" w:hanging="360"/>
       </w:pPr>
       <w:rPr>
-        <w:rFonts w:hint="default" w:ascii="Courier New" w:hAnsi="Courier New" w:cs="Courier New"/>
+        <w:rFonts w:ascii="Courier New" w:hAnsi="Courier New" w:cs="Courier New" w:hint="default"/>
       </w:rPr>
     </w:lvl>
     <w:lvl w:ilvl="8" w:tplc="04100005" w:tentative="1">
@@ -8032,11 +8102,11 @@
         <w:ind w:left="6480" w:hanging="360"/>
       </w:pPr>
       <w:rPr>
-        <w:rFonts w:hint="default" w:ascii="Wingdings" w:hAnsi="Wingdings"/>
+        <w:rFonts w:ascii="Wingdings" w:hAnsi="Wingdings" w:hint="default"/>
       </w:rPr>
     </w:lvl>
   </w:abstractNum>
-  <w:abstractNum w:abstractNumId="13" w15:restartNumberingAfterBreak="0">
+  <w:abstractNum w:abstractNumId="15" w15:restartNumberingAfterBreak="0">
     <w:nsid w:val="69BA63CC"/>
     <w:multiLevelType w:val="hybridMultilevel"/>
     <w:tmpl w:val="8CFC0748"/>
@@ -8049,7 +8119,7 @@
         <w:ind w:left="2520" w:hanging="360"/>
       </w:pPr>
       <w:rPr>
-        <w:rFonts w:hint="default" w:ascii="Calibri" w:hAnsi="Calibri" w:eastAsia="Arial" w:cs="Calibri"/>
+        <w:rFonts w:ascii="Calibri" w:eastAsia="Arial" w:hAnsi="Calibri" w:cs="Calibri" w:hint="default"/>
       </w:rPr>
     </w:lvl>
     <w:lvl w:ilvl="1" w:tplc="04100003">
@@ -8061,7 +8131,7 @@
         <w:ind w:left="2520" w:hanging="360"/>
       </w:pPr>
       <w:rPr>
-        <w:rFonts w:hint="default" w:ascii="Courier New" w:hAnsi="Courier New" w:cs="Courier New"/>
+        <w:rFonts w:ascii="Courier New" w:hAnsi="Courier New" w:cs="Courier New" w:hint="default"/>
       </w:rPr>
     </w:lvl>
     <w:lvl w:ilvl="2" w:tplc="04100005" w:tentative="1">
@@ -8073,7 +8143,7 @@
         <w:ind w:left="3240" w:hanging="360"/>
       </w:pPr>
       <w:rPr>
-        <w:rFonts w:hint="default" w:ascii="Wingdings" w:hAnsi="Wingdings"/>
+        <w:rFonts w:ascii="Wingdings" w:hAnsi="Wingdings" w:hint="default"/>
       </w:rPr>
     </w:lvl>
     <w:lvl w:ilvl="3" w:tplc="04100001" w:tentative="1">
@@ -8085,7 +8155,7 @@
         <w:ind w:left="3960" w:hanging="360"/>
       </w:pPr>
       <w:rPr>
-        <w:rFonts w:hint="default" w:ascii="Symbol" w:hAnsi="Symbol"/>
+        <w:rFonts w:ascii="Symbol" w:hAnsi="Symbol" w:hint="default"/>
       </w:rPr>
     </w:lvl>
     <w:lvl w:ilvl="4" w:tplc="04100003" w:tentative="1">
@@ -8097,7 +8167,7 @@
         <w:ind w:left="4680" w:hanging="360"/>
       </w:pPr>
       <w:rPr>
-        <w:rFonts w:hint="default" w:ascii="Courier New" w:hAnsi="Courier New" w:cs="Courier New"/>
+        <w:rFonts w:ascii="Courier New" w:hAnsi="Courier New" w:cs="Courier New" w:hint="default"/>
       </w:rPr>
     </w:lvl>
     <w:lvl w:ilvl="5" w:tplc="04100005" w:tentative="1">
@@ -8109,7 +8179,7 @@
         <w:ind w:left="5400" w:hanging="360"/>
       </w:pPr>
       <w:rPr>
-        <w:rFonts w:hint="default" w:ascii="Wingdings" w:hAnsi="Wingdings"/>
+        <w:rFonts w:ascii="Wingdings" w:hAnsi="Wingdings" w:hint="default"/>
       </w:rPr>
     </w:lvl>
     <w:lvl w:ilvl="6" w:tplc="04100001" w:tentative="1">
@@ -8121,7 +8191,7 @@
         <w:ind w:left="6120" w:hanging="360"/>
       </w:pPr>
       <w:rPr>
-        <w:rFonts w:hint="default" w:ascii="Symbol" w:hAnsi="Symbol"/>
+        <w:rFonts w:ascii="Symbol" w:hAnsi="Symbol" w:hint="default"/>
       </w:rPr>
     </w:lvl>
     <w:lvl w:ilvl="7" w:tplc="04100003" w:tentative="1">
@@ -8133,7 +8203,7 @@
         <w:ind w:left="6840" w:hanging="360"/>
       </w:pPr>
       <w:rPr>
-        <w:rFonts w:hint="default" w:ascii="Courier New" w:hAnsi="Courier New" w:cs="Courier New"/>
+        <w:rFonts w:ascii="Courier New" w:hAnsi="Courier New" w:cs="Courier New" w:hint="default"/>
       </w:rPr>
     </w:lvl>
     <w:lvl w:ilvl="8" w:tplc="04100005" w:tentative="1">
@@ -8145,11 +8215,11 @@
         <w:ind w:left="7560" w:hanging="360"/>
       </w:pPr>
       <w:rPr>
-        <w:rFonts w:hint="default" w:ascii="Wingdings" w:hAnsi="Wingdings"/>
+        <w:rFonts w:ascii="Wingdings" w:hAnsi="Wingdings" w:hint="default"/>
       </w:rPr>
     </w:lvl>
   </w:abstractNum>
-  <w:abstractNum w:abstractNumId="14" w15:restartNumberingAfterBreak="0">
+  <w:abstractNum w:abstractNumId="16" w15:restartNumberingAfterBreak="0">
     <w:nsid w:val="6B171BA7"/>
     <w:multiLevelType w:val="hybridMultilevel"/>
     <w:tmpl w:val="07FA816C"/>
@@ -8162,7 +8232,7 @@
         <w:ind w:left="720" w:hanging="360"/>
       </w:pPr>
       <w:rPr>
-        <w:rFonts w:hint="default" w:ascii="Symbol" w:hAnsi="Symbol"/>
+        <w:rFonts w:ascii="Symbol" w:hAnsi="Symbol" w:hint="default"/>
       </w:rPr>
     </w:lvl>
     <w:lvl w:ilvl="1" w:tplc="04100003" w:tentative="1">
@@ -8174,7 +8244,7 @@
         <w:ind w:left="1440" w:hanging="360"/>
       </w:pPr>
       <w:rPr>
-        <w:rFonts w:hint="default" w:ascii="Courier New" w:hAnsi="Courier New" w:cs="Courier New"/>
+        <w:rFonts w:ascii="Courier New" w:hAnsi="Courier New" w:cs="Courier New" w:hint="default"/>
       </w:rPr>
     </w:lvl>
     <w:lvl w:ilvl="2" w:tplc="04100005" w:tentative="1">
@@ -8186,7 +8256,7 @@
         <w:ind w:left="2160" w:hanging="360"/>
       </w:pPr>
       <w:rPr>
-        <w:rFonts w:hint="default" w:ascii="Wingdings" w:hAnsi="Wingdings"/>
+        <w:rFonts w:ascii="Wingdings" w:hAnsi="Wingdings" w:hint="default"/>
       </w:rPr>
     </w:lvl>
     <w:lvl w:ilvl="3" w:tplc="04100001" w:tentative="1">
@@ -8198,7 +8268,7 @@
         <w:ind w:left="2880" w:hanging="360"/>
       </w:pPr>
       <w:rPr>
-        <w:rFonts w:hint="default" w:ascii="Symbol" w:hAnsi="Symbol"/>
+        <w:rFonts w:ascii="Symbol" w:hAnsi="Symbol" w:hint="default"/>
       </w:rPr>
     </w:lvl>
     <w:lvl w:ilvl="4" w:tplc="04100003" w:tentative="1">
@@ -8210,7 +8280,7 @@
         <w:ind w:left="3600" w:hanging="360"/>
       </w:pPr>
       <w:rPr>
-        <w:rFonts w:hint="default" w:ascii="Courier New" w:hAnsi="Courier New" w:cs="Courier New"/>
+        <w:rFonts w:ascii="Courier New" w:hAnsi="Courier New" w:cs="Courier New" w:hint="default"/>
       </w:rPr>
     </w:lvl>
     <w:lvl w:ilvl="5" w:tplc="04100005" w:tentative="1">
@@ -8222,7 +8292,7 @@
         <w:ind w:left="4320" w:hanging="360"/>
       </w:pPr>
       <w:rPr>
-        <w:rFonts w:hint="default" w:ascii="Wingdings" w:hAnsi="Wingdings"/>
+        <w:rFonts w:ascii="Wingdings" w:hAnsi="Wingdings" w:hint="default"/>
       </w:rPr>
     </w:lvl>
     <w:lvl w:ilvl="6" w:tplc="04100001" w:tentative="1">
@@ -8234,7 +8304,7 @@
         <w:ind w:left="5040" w:hanging="360"/>
       </w:pPr>
       <w:rPr>
-        <w:rFonts w:hint="default" w:ascii="Symbol" w:hAnsi="Symbol"/>
+        <w:rFonts w:ascii="Symbol" w:hAnsi="Symbol" w:hint="default"/>
       </w:rPr>
     </w:lvl>
     <w:lvl w:ilvl="7" w:tplc="04100003" w:tentative="1">
@@ -8246,7 +8316,7 @@
         <w:ind w:left="5760" w:hanging="360"/>
       </w:pPr>
       <w:rPr>
-        <w:rFonts w:hint="default" w:ascii="Courier New" w:hAnsi="Courier New" w:cs="Courier New"/>
+        <w:rFonts w:ascii="Courier New" w:hAnsi="Courier New" w:cs="Courier New" w:hint="default"/>
       </w:rPr>
     </w:lvl>
     <w:lvl w:ilvl="8" w:tplc="04100005" w:tentative="1">
@@ -8258,11 +8328,11 @@
         <w:ind w:left="6480" w:hanging="360"/>
       </w:pPr>
       <w:rPr>
-        <w:rFonts w:hint="default" w:ascii="Wingdings" w:hAnsi="Wingdings"/>
+        <w:rFonts w:ascii="Wingdings" w:hAnsi="Wingdings" w:hint="default"/>
       </w:rPr>
     </w:lvl>
   </w:abstractNum>
-  <w:abstractNum w:abstractNumId="15" w15:restartNumberingAfterBreak="0">
+  <w:abstractNum w:abstractNumId="17" w15:restartNumberingAfterBreak="0">
     <w:nsid w:val="70CE5DDE"/>
     <w:multiLevelType w:val="hybridMultilevel"/>
     <w:tmpl w:val="A468D6E4"/>
@@ -8275,7 +8345,7 @@
         <w:ind w:left="705" w:hanging="360"/>
       </w:pPr>
       <w:rPr>
-        <w:rFonts w:hint="default" w:ascii="Symbol" w:hAnsi="Symbol"/>
+        <w:rFonts w:ascii="Symbol" w:hAnsi="Symbol" w:hint="default"/>
       </w:rPr>
     </w:lvl>
     <w:lvl w:ilvl="1" w:tplc="04100003" w:tentative="1">
@@ -8287,7 +8357,7 @@
         <w:ind w:left="1425" w:hanging="360"/>
       </w:pPr>
       <w:rPr>
-        <w:rFonts w:hint="default" w:ascii="Courier New" w:hAnsi="Courier New" w:cs="Courier New"/>
+        <w:rFonts w:ascii="Courier New" w:hAnsi="Courier New" w:cs="Courier New" w:hint="default"/>
       </w:rPr>
     </w:lvl>
     <w:lvl w:ilvl="2" w:tplc="04100005" w:tentative="1">
@@ -8299,7 +8369,7 @@
         <w:ind w:left="2145" w:hanging="360"/>
       </w:pPr>
       <w:rPr>
-        <w:rFonts w:hint="default" w:ascii="Wingdings" w:hAnsi="Wingdings"/>
+        <w:rFonts w:ascii="Wingdings" w:hAnsi="Wingdings" w:hint="default"/>
       </w:rPr>
     </w:lvl>
     <w:lvl w:ilvl="3" w:tplc="04100001" w:tentative="1">
@@ -8311,7 +8381,7 @@
         <w:ind w:left="2865" w:hanging="360"/>
       </w:pPr>
       <w:rPr>
-        <w:rFonts w:hint="default" w:ascii="Symbol" w:hAnsi="Symbol"/>
+        <w:rFonts w:ascii="Symbol" w:hAnsi="Symbol" w:hint="default"/>
       </w:rPr>
     </w:lvl>
     <w:lvl w:ilvl="4" w:tplc="04100003" w:tentative="1">
@@ -8323,7 +8393,7 @@
         <w:ind w:left="3585" w:hanging="360"/>
       </w:pPr>
       <w:rPr>
-        <w:rFonts w:hint="default" w:ascii="Courier New" w:hAnsi="Courier New" w:cs="Courier New"/>
+        <w:rFonts w:ascii="Courier New" w:hAnsi="Courier New" w:cs="Courier New" w:hint="default"/>
       </w:rPr>
     </w:lvl>
     <w:lvl w:ilvl="5" w:tplc="04100005" w:tentative="1">
@@ -8335,7 +8405,7 @@
         <w:ind w:left="4305" w:hanging="360"/>
       </w:pPr>
       <w:rPr>
-        <w:rFonts w:hint="default" w:ascii="Wingdings" w:hAnsi="Wingdings"/>
+        <w:rFonts w:ascii="Wingdings" w:hAnsi="Wingdings" w:hint="default"/>
       </w:rPr>
     </w:lvl>
     <w:lvl w:ilvl="6" w:tplc="04100001" w:tentative="1">
@@ -8347,7 +8417,7 @@
         <w:ind w:left="5025" w:hanging="360"/>
       </w:pPr>
       <w:rPr>
-        <w:rFonts w:hint="default" w:ascii="Symbol" w:hAnsi="Symbol"/>
+        <w:rFonts w:ascii="Symbol" w:hAnsi="Symbol" w:hint="default"/>
       </w:rPr>
     </w:lvl>
     <w:lvl w:ilvl="7" w:tplc="04100003" w:tentative="1">
@@ -8359,7 +8429,7 @@
         <w:ind w:left="5745" w:hanging="360"/>
       </w:pPr>
       <w:rPr>
-        <w:rFonts w:hint="default" w:ascii="Courier New" w:hAnsi="Courier New" w:cs="Courier New"/>
+        <w:rFonts w:ascii="Courier New" w:hAnsi="Courier New" w:cs="Courier New" w:hint="default"/>
       </w:rPr>
     </w:lvl>
     <w:lvl w:ilvl="8" w:tplc="04100005" w:tentative="1">
@@ -8371,11 +8441,11 @@
         <w:ind w:left="6465" w:hanging="360"/>
       </w:pPr>
       <w:rPr>
-        <w:rFonts w:hint="default" w:ascii="Wingdings" w:hAnsi="Wingdings"/>
+        <w:rFonts w:ascii="Wingdings" w:hAnsi="Wingdings" w:hint="default"/>
       </w:rPr>
     </w:lvl>
   </w:abstractNum>
-  <w:abstractNum w:abstractNumId="16" w15:restartNumberingAfterBreak="0">
+  <w:abstractNum w:abstractNumId="18" w15:restartNumberingAfterBreak="0">
     <w:nsid w:val="79157CA8"/>
     <w:multiLevelType w:val="hybridMultilevel"/>
     <w:tmpl w:val="1C3A3330"/>
@@ -8388,7 +8458,7 @@
         <w:ind w:left="720" w:hanging="360"/>
       </w:pPr>
       <w:rPr>
-        <w:rFonts w:hint="default" w:ascii="Symbol" w:hAnsi="Symbol"/>
+        <w:rFonts w:ascii="Symbol" w:hAnsi="Symbol" w:hint="default"/>
       </w:rPr>
     </w:lvl>
     <w:lvl w:ilvl="1" w:tplc="04100003" w:tentative="1">
@@ -8400,7 +8470,7 @@
         <w:ind w:left="1440" w:hanging="360"/>
       </w:pPr>
       <w:rPr>
-        <w:rFonts w:hint="default" w:ascii="Courier New" w:hAnsi="Courier New" w:cs="Courier New"/>
+        <w:rFonts w:ascii="Courier New" w:hAnsi="Courier New" w:cs="Courier New" w:hint="default"/>
       </w:rPr>
     </w:lvl>
     <w:lvl w:ilvl="2" w:tplc="04100005" w:tentative="1">
@@ -8412,7 +8482,7 @@
         <w:ind w:left="2160" w:hanging="360"/>
       </w:pPr>
       <w:rPr>
-        <w:rFonts w:hint="default" w:ascii="Wingdings" w:hAnsi="Wingdings"/>
+        <w:rFonts w:ascii="Wingdings" w:hAnsi="Wingdings" w:hint="default"/>
       </w:rPr>
     </w:lvl>
     <w:lvl w:ilvl="3" w:tplc="04100001" w:tentative="1">
@@ -8424,7 +8494,7 @@
         <w:ind w:left="2880" w:hanging="360"/>
       </w:pPr>
       <w:rPr>
-        <w:rFonts w:hint="default" w:ascii="Symbol" w:hAnsi="Symbol"/>
+        <w:rFonts w:ascii="Symbol" w:hAnsi="Symbol" w:hint="default"/>
       </w:rPr>
     </w:lvl>
     <w:lvl w:ilvl="4" w:tplc="04100003" w:tentative="1">
@@ -8436,7 +8506,7 @@
         <w:ind w:left="3600" w:hanging="360"/>
       </w:pPr>
       <w:rPr>
-        <w:rFonts w:hint="default" w:ascii="Courier New" w:hAnsi="Courier New" w:cs="Courier New"/>
+        <w:rFonts w:ascii="Courier New" w:hAnsi="Courier New" w:cs="Courier New" w:hint="default"/>
       </w:rPr>
     </w:lvl>
     <w:lvl w:ilvl="5" w:tplc="04100005" w:tentative="1">
@@ -8448,7 +8518,7 @@
         <w:ind w:left="4320" w:hanging="360"/>
       </w:pPr>
       <w:rPr>
-        <w:rFonts w:hint="default" w:ascii="Wingdings" w:hAnsi="Wingdings"/>
+        <w:rFonts w:ascii="Wingdings" w:hAnsi="Wingdings" w:hint="default"/>
       </w:rPr>
     </w:lvl>
     <w:lvl w:ilvl="6" w:tplc="04100001" w:tentative="1">
@@ -8460,7 +8530,7 @@
         <w:ind w:left="5040" w:hanging="360"/>
       </w:pPr>
       <w:rPr>
-        <w:rFonts w:hint="default" w:ascii="Symbol" w:hAnsi="Symbol"/>
+        <w:rFonts w:ascii="Symbol" w:hAnsi="Symbol" w:hint="default"/>
       </w:rPr>
     </w:lvl>
     <w:lvl w:ilvl="7" w:tplc="04100003" w:tentative="1">
@@ -8472,7 +8542,7 @@
         <w:ind w:left="5760" w:hanging="360"/>
       </w:pPr>
       <w:rPr>
-        <w:rFonts w:hint="default" w:ascii="Courier New" w:hAnsi="Courier New" w:cs="Courier New"/>
+        <w:rFonts w:ascii="Courier New" w:hAnsi="Courier New" w:cs="Courier New" w:hint="default"/>
       </w:rPr>
     </w:lvl>
     <w:lvl w:ilvl="8" w:tplc="04100005" w:tentative="1">
@@ -8484,15 +8554,15 @@
         <w:ind w:left="6480" w:hanging="360"/>
       </w:pPr>
       <w:rPr>
-        <w:rFonts w:hint="default" w:ascii="Wingdings" w:hAnsi="Wingdings"/>
+        <w:rFonts w:ascii="Wingdings" w:hAnsi="Wingdings" w:hint="default"/>
       </w:rPr>
     </w:lvl>
   </w:abstractNum>
   <w:num w:numId="1" w16cid:durableId="763693446">
-    <w:abstractNumId w:val="11"/>
+    <w:abstractNumId w:val="13"/>
   </w:num>
   <w:num w:numId="2" w16cid:durableId="1570924192">
-    <w:abstractNumId w:val="7"/>
+    <w:abstractNumId w:val="9"/>
   </w:num>
   <w:num w:numId="3" w16cid:durableId="161046018">
     <w:abstractNumId w:val="1"/>
@@ -8504,40 +8574,46 @@
     <w:abstractNumId w:val="3"/>
   </w:num>
   <w:num w:numId="6" w16cid:durableId="1994680566">
-    <w:abstractNumId w:val="13"/>
+    <w:abstractNumId w:val="15"/>
   </w:num>
   <w:num w:numId="7" w16cid:durableId="17314637">
+    <w:abstractNumId w:val="7"/>
+  </w:num>
+  <w:num w:numId="8" w16cid:durableId="333727885">
+    <w:abstractNumId w:val="5"/>
+  </w:num>
+  <w:num w:numId="9" w16cid:durableId="1545869958">
+    <w:abstractNumId w:val="10"/>
+  </w:num>
+  <w:num w:numId="10" w16cid:durableId="1728600404">
     <w:abstractNumId w:val="6"/>
   </w:num>
-  <w:num w:numId="8" w16cid:durableId="333727885">
-    <w:abstractNumId w:val="4"/>
-  </w:num>
-  <w:num w:numId="9" w16cid:durableId="1545869958">
-    <w:abstractNumId w:val="8"/>
-  </w:num>
-  <w:num w:numId="10" w16cid:durableId="1728600404">
-    <w:abstractNumId w:val="5"/>
-  </w:num>
   <w:num w:numId="11" w16cid:durableId="1852377114">
-    <w:abstractNumId w:val="15"/>
+    <w:abstractNumId w:val="17"/>
   </w:num>
   <w:num w:numId="12" w16cid:durableId="127171528">
     <w:abstractNumId w:val="0"/>
   </w:num>
   <w:num w:numId="13" w16cid:durableId="236088523">
+    <w:abstractNumId w:val="18"/>
+  </w:num>
+  <w:num w:numId="14" w16cid:durableId="918905150">
+    <w:abstractNumId w:val="11"/>
+  </w:num>
+  <w:num w:numId="15" w16cid:durableId="10303533">
+    <w:abstractNumId w:val="14"/>
+  </w:num>
+  <w:num w:numId="16" w16cid:durableId="629744351">
     <w:abstractNumId w:val="16"/>
   </w:num>
-  <w:num w:numId="14" w16cid:durableId="918905150">
-    <w:abstractNumId w:val="9"/>
-  </w:num>
-  <w:num w:numId="15" w16cid:durableId="10303533">
+  <w:num w:numId="17" w16cid:durableId="2071539352">
     <w:abstractNumId w:val="12"/>
   </w:num>
-  <w:num w:numId="16" w16cid:durableId="629744351">
-    <w:abstractNumId w:val="14"/>
+  <w:num w:numId="18" w16cid:durableId="2040471139">
+    <w:abstractNumId w:val="4"/>
   </w:num>
-  <w:num w:numId="17" w16cid:durableId="2071539352">
-    <w:abstractNumId w:val="10"/>
+  <w:num w:numId="19" w16cid:durableId="217787092">
+    <w:abstractNumId w:val="8"/>
   </w:num>
 </w:numbering>
 </file>
@@ -8547,7 +8623,7 @@
   <w:docDefaults>
     <w:rPrDefault>
       <w:rPr>
-        <w:rFonts w:ascii="Arial" w:hAnsi="Arial" w:eastAsia="Arial" w:cs="Arial"/>
+        <w:rFonts w:ascii="Arial" w:eastAsia="Arial" w:hAnsi="Arial" w:cs="Arial"/>
         <w:sz w:val="22"/>
         <w:szCs w:val="22"/>
         <w:lang w:val="en" w:eastAsia="it-IT" w:bidi="ar-SA"/>
@@ -8562,14 +8638,14 @@
   <w:latentStyles w:defLockedState="0" w:defUIPriority="99" w:defSemiHidden="0" w:defUnhideWhenUsed="0" w:defQFormat="0" w:count="376">
     <w:lsdException w:name="Normal" w:uiPriority="0" w:qFormat="1"/>
     <w:lsdException w:name="heading 1" w:uiPriority="9" w:qFormat="1"/>
-    <w:lsdException w:name="heading 2" w:uiPriority="9" w:semiHidden="1" w:unhideWhenUsed="1" w:qFormat="1"/>
-    <w:lsdException w:name="heading 3" w:uiPriority="9" w:semiHidden="1" w:unhideWhenUsed="1" w:qFormat="1"/>
-    <w:lsdException w:name="heading 4" w:uiPriority="9" w:semiHidden="1" w:unhideWhenUsed="1" w:qFormat="1"/>
-    <w:lsdException w:name="heading 5" w:uiPriority="9" w:semiHidden="1" w:unhideWhenUsed="1" w:qFormat="1"/>
-    <w:lsdException w:name="heading 6" w:uiPriority="9" w:semiHidden="1" w:unhideWhenUsed="1" w:qFormat="1"/>
-    <w:lsdException w:name="heading 7" w:uiPriority="9" w:semiHidden="1" w:unhideWhenUsed="1" w:qFormat="1"/>
-    <w:lsdException w:name="heading 8" w:uiPriority="9" w:semiHidden="1" w:unhideWhenUsed="1" w:qFormat="1"/>
-    <w:lsdException w:name="heading 9" w:uiPriority="9" w:semiHidden="1" w:unhideWhenUsed="1" w:qFormat="1"/>
+    <w:lsdException w:name="heading 2" w:semiHidden="1" w:uiPriority="9" w:unhideWhenUsed="1" w:qFormat="1"/>
+    <w:lsdException w:name="heading 3" w:semiHidden="1" w:uiPriority="9" w:unhideWhenUsed="1" w:qFormat="1"/>
+    <w:lsdException w:name="heading 4" w:semiHidden="1" w:uiPriority="9" w:unhideWhenUsed="1" w:qFormat="1"/>
+    <w:lsdException w:name="heading 5" w:semiHidden="1" w:uiPriority="9" w:unhideWhenUsed="1" w:qFormat="1"/>
+    <w:lsdException w:name="heading 6" w:semiHidden="1" w:uiPriority="9" w:unhideWhenUsed="1" w:qFormat="1"/>
+    <w:lsdException w:name="heading 7" w:semiHidden="1" w:uiPriority="9" w:unhideWhenUsed="1" w:qFormat="1"/>
+    <w:lsdException w:name="heading 8" w:semiHidden="1" w:uiPriority="9" w:unhideWhenUsed="1" w:qFormat="1"/>
+    <w:lsdException w:name="heading 9" w:semiHidden="1" w:uiPriority="9" w:unhideWhenUsed="1" w:qFormat="1"/>
     <w:lsdException w:name="index 1" w:semiHidden="1" w:unhideWhenUsed="1"/>
     <w:lsdException w:name="index 2" w:semiHidden="1" w:unhideWhenUsed="1"/>
     <w:lsdException w:name="index 3" w:semiHidden="1" w:unhideWhenUsed="1"/>
@@ -8579,22 +8655,22 @@
     <w:lsdException w:name="index 7" w:semiHidden="1" w:unhideWhenUsed="1"/>
     <w:lsdException w:name="index 8" w:semiHidden="1" w:unhideWhenUsed="1"/>
     <w:lsdException w:name="index 9" w:semiHidden="1" w:unhideWhenUsed="1"/>
-    <w:lsdException w:name="toc 1" w:uiPriority="39" w:semiHidden="1" w:unhideWhenUsed="1"/>
-    <w:lsdException w:name="toc 2" w:uiPriority="39" w:semiHidden="1" w:unhideWhenUsed="1"/>
-    <w:lsdException w:name="toc 3" w:uiPriority="39" w:semiHidden="1" w:unhideWhenUsed="1"/>
-    <w:lsdException w:name="toc 4" w:uiPriority="39" w:semiHidden="1" w:unhideWhenUsed="1"/>
-    <w:lsdException w:name="toc 5" w:uiPriority="39" w:semiHidden="1" w:unhideWhenUsed="1"/>
-    <w:lsdException w:name="toc 6" w:uiPriority="39" w:semiHidden="1" w:unhideWhenUsed="1"/>
-    <w:lsdException w:name="toc 7" w:uiPriority="39" w:semiHidden="1" w:unhideWhenUsed="1"/>
-    <w:lsdException w:name="toc 8" w:uiPriority="39" w:semiHidden="1" w:unhideWhenUsed="1"/>
-    <w:lsdException w:name="toc 9" w:uiPriority="39" w:semiHidden="1" w:unhideWhenUsed="1"/>
+    <w:lsdException w:name="toc 1" w:semiHidden="1" w:uiPriority="39" w:unhideWhenUsed="1"/>
+    <w:lsdException w:name="toc 2" w:semiHidden="1" w:uiPriority="39" w:unhideWhenUsed="1"/>
+    <w:lsdException w:name="toc 3" w:semiHidden="1" w:uiPriority="39" w:unhideWhenUsed="1"/>
+    <w:lsdException w:name="toc 4" w:semiHidden="1" w:uiPriority="39" w:unhideWhenUsed="1"/>
+    <w:lsdException w:name="toc 5" w:semiHidden="1" w:uiPriority="39" w:unhideWhenUsed="1"/>
+    <w:lsdException w:name="toc 6" w:semiHidden="1" w:uiPriority="39" w:unhideWhenUsed="1"/>
+    <w:lsdException w:name="toc 7" w:semiHidden="1" w:uiPriority="39" w:unhideWhenUsed="1"/>
+    <w:lsdException w:name="toc 8" w:semiHidden="1" w:uiPriority="39" w:unhideWhenUsed="1"/>
+    <w:lsdException w:name="toc 9" w:semiHidden="1" w:uiPriority="39" w:unhideWhenUsed="1"/>
     <w:lsdException w:name="Normal Indent" w:semiHidden="1" w:unhideWhenUsed="1"/>
     <w:lsdException w:name="footnote text" w:semiHidden="1" w:unhideWhenUsed="1"/>
     <w:lsdException w:name="annotation text" w:semiHidden="1" w:unhideWhenUsed="1"/>
     <w:lsdException w:name="header" w:semiHidden="1" w:unhideWhenUsed="1"/>
     <w:lsdException w:name="footer" w:semiHidden="1" w:unhideWhenUsed="1"/>
     <w:lsdException w:name="index heading" w:semiHidden="1" w:unhideWhenUsed="1"/>
-    <w:lsdException w:name="caption" w:uiPriority="35" w:semiHidden="1" w:unhideWhenUsed="1" w:qFormat="1"/>
+    <w:lsdException w:name="caption" w:semiHidden="1" w:uiPriority="35" w:unhideWhenUsed="1" w:qFormat="1"/>
     <w:lsdException w:name="table of figures" w:semiHidden="1" w:unhideWhenUsed="1"/>
     <w:lsdException w:name="envelope address" w:semiHidden="1" w:unhideWhenUsed="1"/>
     <w:lsdException w:name="envelope return" w:semiHidden="1" w:unhideWhenUsed="1"/>
@@ -8625,7 +8701,7 @@
     <w:lsdException w:name="Title" w:uiPriority="10" w:qFormat="1"/>
     <w:lsdException w:name="Closing" w:semiHidden="1" w:unhideWhenUsed="1"/>
     <w:lsdException w:name="Signature" w:semiHidden="1" w:unhideWhenUsed="1"/>
-    <w:lsdException w:name="Default Paragraph Font" w:uiPriority="1" w:semiHidden="1" w:unhideWhenUsed="1"/>
+    <w:lsdException w:name="Default Paragraph Font" w:semiHidden="1" w:uiPriority="1" w:unhideWhenUsed="1"/>
     <w:lsdException w:name="Body Text" w:semiHidden="1" w:unhideWhenUsed="1"/>
     <w:lsdException w:name="Body Text Indent" w:semiHidden="1" w:unhideWhenUsed="1"/>
     <w:lsdException w:name="List Continue" w:semiHidden="1" w:unhideWhenUsed="1"/>
@@ -8825,8 +8901,8 @@
     <w:lsdException w:name="Subtle Reference" w:uiPriority="31" w:qFormat="1"/>
     <w:lsdException w:name="Intense Reference" w:uiPriority="32" w:qFormat="1"/>
     <w:lsdException w:name="Book Title" w:uiPriority="33" w:qFormat="1"/>
-    <w:lsdException w:name="Bibliography" w:uiPriority="37" w:semiHidden="1" w:unhideWhenUsed="1"/>
-    <w:lsdException w:name="TOC Heading" w:uiPriority="39" w:semiHidden="1" w:unhideWhenUsed="1" w:qFormat="1"/>
+    <w:lsdException w:name="Bibliography" w:semiHidden="1" w:uiPriority="37" w:unhideWhenUsed="1"/>
+    <w:lsdException w:name="TOC Heading" w:semiHidden="1" w:uiPriority="39" w:unhideWhenUsed="1" w:qFormat="1"/>
     <w:lsdException w:name="Plain Table 1" w:uiPriority="41"/>
     <w:lsdException w:name="Plain Table 2" w:uiPriority="42"/>
     <w:lsdException w:name="Plain Table 3" w:uiPriority="43"/>
@@ -8937,7 +9013,7 @@
     <w:lsdException w:name="Unresolved Mention" w:semiHidden="1" w:unhideWhenUsed="1"/>
     <w:lsdException w:name="Smart Link" w:semiHidden="1" w:unhideWhenUsed="1"/>
   </w:latentStyles>
-  <w:style w:type="paragraph" w:styleId="Normale" w:default="1">
+  <w:style w:type="paragraph" w:default="1" w:styleId="Normale">
     <w:name w:val="Normal"/>
     <w:qFormat/>
     <w:rsid w:val="005900AF"/>
@@ -9056,13 +9132,12 @@
       <w:color w:val="666666"/>
     </w:rPr>
   </w:style>
-  <w:style w:type="character" w:styleId="Carpredefinitoparagrafo" w:default="1">
+  <w:style w:type="character" w:default="1" w:styleId="Carpredefinitoparagrafo">
     <w:name w:val="Default Paragraph Font"/>
     <w:uiPriority w:val="1"/>
-    <w:semiHidden/>
     <w:unhideWhenUsed/>
   </w:style>
-  <w:style w:type="table" w:styleId="Tabellanormale" w:default="1">
+  <w:style w:type="table" w:default="1" w:styleId="Tabellanormale">
     <w:name w:val="Normal Table"/>
     <w:uiPriority w:val="99"/>
     <w:semiHidden/>
@@ -9077,7 +9152,7 @@
       </w:tblCellMar>
     </w:tblPr>
   </w:style>
-  <w:style w:type="numbering" w:styleId="Nessunelenco" w:default="1">
+  <w:style w:type="numbering" w:default="1" w:styleId="Nessunelenco">
     <w:name w:val="No List"/>
     <w:uiPriority w:val="99"/>
     <w:semiHidden/>
@@ -9116,7 +9191,7 @@
       <w:szCs w:val="30"/>
     </w:rPr>
   </w:style>
-  <w:style w:type="table" w:styleId="9" w:customStyle="1">
+  <w:style w:type="table" w:customStyle="1" w:styleId="9">
     <w:name w:val="9"/>
     <w:basedOn w:val="Tabellanormale"/>
     <w:tblPr>
@@ -9130,7 +9205,7 @@
       </w:tblCellMar>
     </w:tblPr>
   </w:style>
-  <w:style w:type="table" w:styleId="8" w:customStyle="1">
+  <w:style w:type="table" w:customStyle="1" w:styleId="8">
     <w:name w:val="8"/>
     <w:basedOn w:val="Tabellanormale"/>
     <w:tblPr>
@@ -9144,7 +9219,7 @@
       </w:tblCellMar>
     </w:tblPr>
   </w:style>
-  <w:style w:type="table" w:styleId="7" w:customStyle="1">
+  <w:style w:type="table" w:customStyle="1" w:styleId="7">
     <w:name w:val="7"/>
     <w:basedOn w:val="Tabellanormale"/>
     <w:tblPr>
@@ -9158,7 +9233,7 @@
       </w:tblCellMar>
     </w:tblPr>
   </w:style>
-  <w:style w:type="table" w:styleId="6" w:customStyle="1">
+  <w:style w:type="table" w:customStyle="1" w:styleId="6">
     <w:name w:val="6"/>
     <w:basedOn w:val="Tabellanormale"/>
     <w:tblPr>
@@ -9172,7 +9247,7 @@
       </w:tblCellMar>
     </w:tblPr>
   </w:style>
-  <w:style w:type="table" w:styleId="5" w:customStyle="1">
+  <w:style w:type="table" w:customStyle="1" w:styleId="5">
     <w:name w:val="5"/>
     <w:basedOn w:val="Tabellanormale"/>
     <w:tblPr>
@@ -9186,7 +9261,7 @@
       </w:tblCellMar>
     </w:tblPr>
   </w:style>
-  <w:style w:type="table" w:styleId="4" w:customStyle="1">
+  <w:style w:type="table" w:customStyle="1" w:styleId="4">
     <w:name w:val="4"/>
     <w:basedOn w:val="Tabellanormale"/>
     <w:tblPr>
@@ -9200,7 +9275,7 @@
       </w:tblCellMar>
     </w:tblPr>
   </w:style>
-  <w:style w:type="table" w:styleId="3" w:customStyle="1">
+  <w:style w:type="table" w:customStyle="1" w:styleId="3">
     <w:name w:val="3"/>
     <w:basedOn w:val="Tabellanormale"/>
     <w:tblPr>
@@ -9214,7 +9289,7 @@
       </w:tblCellMar>
     </w:tblPr>
   </w:style>
-  <w:style w:type="table" w:styleId="2" w:customStyle="1">
+  <w:style w:type="table" w:customStyle="1" w:styleId="2">
     <w:name w:val="2"/>
     <w:basedOn w:val="Tabellanormale"/>
     <w:tblPr>
@@ -9228,7 +9303,7 @@
       </w:tblCellMar>
     </w:tblPr>
   </w:style>
-  <w:style w:type="table" w:styleId="1" w:customStyle="1">
+  <w:style w:type="table" w:customStyle="1" w:styleId="1">
     <w:name w:val="1"/>
     <w:basedOn w:val="Tabellanormale"/>
     <w:tblPr>
@@ -9257,7 +9332,7 @@
       <w:spacing w:line="240" w:lineRule="auto"/>
     </w:pPr>
   </w:style>
-  <w:style w:type="character" w:styleId="IntestazioneCarattere" w:customStyle="1">
+  <w:style w:type="character" w:customStyle="1" w:styleId="IntestazioneCarattere">
     <w:name w:val="Intestazione Carattere"/>
     <w:basedOn w:val="Carpredefinitoparagrafo"/>
     <w:link w:val="Intestazione"/>
@@ -9279,7 +9354,7 @@
       <w:spacing w:line="240" w:lineRule="auto"/>
     </w:pPr>
   </w:style>
-  <w:style w:type="character" w:styleId="PidipaginaCarattere" w:customStyle="1">
+  <w:style w:type="character" w:customStyle="1" w:styleId="PidipaginaCarattere">
     <w:name w:val="Piè di pagina Carattere"/>
     <w:basedOn w:val="Carpredefinitoparagrafo"/>
     <w:link w:val="Pidipagina"/>
@@ -9319,12 +9394,12 @@
     </w:pPr>
     <w:tblPr>
       <w:tblBorders>
-        <w:top w:val="single" w:color="auto" w:sz="4" w:space="0"/>
-        <w:left w:val="single" w:color="auto" w:sz="4" w:space="0"/>
-        <w:bottom w:val="single" w:color="auto" w:sz="4" w:space="0"/>
-        <w:right w:val="single" w:color="auto" w:sz="4" w:space="0"/>
-        <w:insideH w:val="single" w:color="auto" w:sz="4" w:space="0"/>
-        <w:insideV w:val="single" w:color="auto" w:sz="4" w:space="0"/>
+        <w:top w:val="single" w:sz="4" w:space="0" w:color="auto"/>
+        <w:left w:val="single" w:sz="4" w:space="0" w:color="auto"/>
+        <w:bottom w:val="single" w:sz="4" w:space="0" w:color="auto"/>
+        <w:right w:val="single" w:sz="4" w:space="0" w:color="auto"/>
+        <w:insideH w:val="single" w:sz="4" w:space="0" w:color="auto"/>
+        <w:insideV w:val="single" w:sz="4" w:space="0" w:color="auto"/>
       </w:tblBorders>
     </w:tblPr>
   </w:style>
@@ -9352,7 +9427,7 @@
       <w:outlineLvl w:val="9"/>
     </w:pPr>
     <w:rPr>
-      <w:rFonts w:asciiTheme="majorHAnsi" w:hAnsiTheme="majorHAnsi" w:eastAsiaTheme="majorEastAsia" w:cstheme="majorBidi"/>
+      <w:rFonts w:asciiTheme="majorHAnsi" w:eastAsiaTheme="majorEastAsia" w:hAnsiTheme="majorHAnsi" w:cstheme="majorBidi"/>
       <w:color w:val="365F91" w:themeColor="accent1" w:themeShade="BF"/>
       <w:sz w:val="32"/>
       <w:szCs w:val="32"/>
@@ -9371,7 +9446,7 @@
       <w:spacing w:after="100"/>
     </w:pPr>
   </w:style>
-  <w:style w:type="character" w:styleId="Titolo1Carattere" w:customStyle="1">
+  <w:style w:type="character" w:customStyle="1" w:styleId="Titolo1Carattere">
     <w:name w:val="Titolo 1 Carattere"/>
     <w:basedOn w:val="Carpredefinitoparagrafo"/>
     <w:link w:val="Titolo1"/>
@@ -9395,7 +9470,7 @@
       <w:ind w:left="220"/>
     </w:pPr>
     <w:rPr>
-      <w:rFonts w:cs="Times New Roman" w:asciiTheme="minorHAnsi" w:hAnsiTheme="minorHAnsi" w:eastAsiaTheme="minorEastAsia"/>
+      <w:rFonts w:asciiTheme="minorHAnsi" w:eastAsiaTheme="minorEastAsia" w:hAnsiTheme="minorHAnsi" w:cs="Times New Roman"/>
       <w:lang w:val="en-US" w:eastAsia="en-US"/>
     </w:rPr>
   </w:style>
@@ -9412,7 +9487,7 @@
       <w:ind w:left="440"/>
     </w:pPr>
     <w:rPr>
-      <w:rFonts w:cs="Times New Roman" w:asciiTheme="minorHAnsi" w:hAnsiTheme="minorHAnsi" w:eastAsiaTheme="minorEastAsia"/>
+      <w:rFonts w:asciiTheme="minorHAnsi" w:eastAsiaTheme="minorEastAsia" w:hAnsiTheme="minorHAnsi" w:cs="Times New Roman"/>
       <w:lang w:val="en-US" w:eastAsia="en-US"/>
     </w:rPr>
   </w:style>
@@ -9443,7 +9518,7 @@
       <w:szCs w:val="20"/>
     </w:rPr>
   </w:style>
-  <w:style w:type="character" w:styleId="TestocommentoCarattere" w:customStyle="1">
+  <w:style w:type="character" w:customStyle="1" w:styleId="TestocommentoCarattere">
     <w:name w:val="Testo commento Carattere"/>
     <w:basedOn w:val="Carpredefinitoparagrafo"/>
     <w:link w:val="Testocommento"/>
@@ -9468,7 +9543,7 @@
       <w:bCs/>
     </w:rPr>
   </w:style>
-  <w:style w:type="character" w:styleId="SoggettocommentoCarattere" w:customStyle="1">
+  <w:style w:type="character" w:customStyle="1" w:styleId="SoggettocommentoCarattere">
     <w:name w:val="Soggetto commento Carattere"/>
     <w:basedOn w:val="TestocommentoCarattere"/>
     <w:link w:val="Soggettocommento"/>
@@ -9509,12 +9584,12 @@
       <w:tblStyleRowBandSize w:val="1"/>
       <w:tblStyleColBandSize w:val="1"/>
       <w:tblBorders>
-        <w:top w:val="single" w:color="B2A1C7" w:themeColor="accent4" w:themeTint="99" w:sz="4" w:space="0"/>
-        <w:left w:val="single" w:color="B2A1C7" w:themeColor="accent4" w:themeTint="99" w:sz="4" w:space="0"/>
-        <w:bottom w:val="single" w:color="B2A1C7" w:themeColor="accent4" w:themeTint="99" w:sz="4" w:space="0"/>
-        <w:right w:val="single" w:color="B2A1C7" w:themeColor="accent4" w:themeTint="99" w:sz="4" w:space="0"/>
-        <w:insideH w:val="single" w:color="B2A1C7" w:themeColor="accent4" w:themeTint="99" w:sz="4" w:space="0"/>
-        <w:insideV w:val="single" w:color="B2A1C7" w:themeColor="accent4" w:themeTint="99" w:sz="4" w:space="0"/>
+        <w:top w:val="single" w:sz="4" w:space="0" w:color="B2A1C7" w:themeColor="accent4" w:themeTint="99"/>
+        <w:left w:val="single" w:sz="4" w:space="0" w:color="B2A1C7" w:themeColor="accent4" w:themeTint="99"/>
+        <w:bottom w:val="single" w:sz="4" w:space="0" w:color="B2A1C7" w:themeColor="accent4" w:themeTint="99"/>
+        <w:right w:val="single" w:sz="4" w:space="0" w:color="B2A1C7" w:themeColor="accent4" w:themeTint="99"/>
+        <w:insideH w:val="single" w:sz="4" w:space="0" w:color="B2A1C7" w:themeColor="accent4" w:themeTint="99"/>
+        <w:insideV w:val="single" w:sz="4" w:space="0" w:color="B2A1C7" w:themeColor="accent4" w:themeTint="99"/>
       </w:tblBorders>
     </w:tblPr>
     <w:tblStylePr w:type="firstRow">
@@ -9525,7 +9600,7 @@
       <w:tblPr/>
       <w:tcPr>
         <w:tcBorders>
-          <w:bottom w:val="single" w:color="B2A1C7" w:themeColor="accent4" w:themeTint="99" w:sz="12" w:space="0"/>
+          <w:bottom w:val="single" w:sz="12" w:space="0" w:color="B2A1C7" w:themeColor="accent4" w:themeTint="99"/>
         </w:tcBorders>
       </w:tcPr>
     </w:tblStylePr>
@@ -9537,7 +9612,7 @@
       <w:tblPr/>
       <w:tcPr>
         <w:tcBorders>
-          <w:top w:val="double" w:color="B2A1C7" w:themeColor="accent4" w:themeTint="99" w:sz="4" w:space="0"/>
+          <w:top w:val="double" w:sz="4" w:space="0" w:color="B2A1C7" w:themeColor="accent4" w:themeTint="99"/>
         </w:tcBorders>
       </w:tcPr>
     </w:tblStylePr>
@@ -9587,7 +9662,7 @@
       <w:tblPr/>
       <w:tcPr>
         <w:tcBorders>
-          <w:bottom w:val="single" w:color="7F7F7F" w:themeColor="text1" w:themeTint="80" w:sz="4" w:space="0"/>
+          <w:bottom w:val="single" w:sz="4" w:space="0" w:color="7F7F7F" w:themeColor="text1" w:themeTint="80"/>
         </w:tcBorders>
       </w:tcPr>
     </w:tblStylePr>
@@ -9613,7 +9688,7 @@
       <w:tblPr/>
       <w:tcPr>
         <w:tcBorders>
-          <w:right w:val="single" w:color="7F7F7F" w:themeColor="text1" w:themeTint="80" w:sz="4" w:space="0"/>
+          <w:right w:val="single" w:sz="4" w:space="0" w:color="7F7F7F" w:themeColor="text1" w:themeTint="80"/>
         </w:tcBorders>
       </w:tcPr>
     </w:tblStylePr>
@@ -9983,29 +10058,6 @@
 </file>
 
 <file path=customXml/item1.xml><?xml version="1.0" encoding="utf-8"?>
-<b:Sources xmlns:b="http://schemas.openxmlformats.org/officeDocument/2006/bibliography" xmlns="http://schemas.openxmlformats.org/officeDocument/2006/bibliography" SelectedStyle="\APASixthEditionOfficeOnline.xsl" StyleName="APA" Version="6"/>
-</file>
-
-<file path=customXml/item2.xml><?xml version="1.0" encoding="utf-8"?>
-<p:properties xmlns:p="http://schemas.microsoft.com/office/2006/metadata/properties" xmlns:xsi="http://www.w3.org/2001/XMLSchema-instance" xmlns:pc="http://schemas.microsoft.com/office/infopath/2007/PartnerControls">
-  <documentManagement>
-    <lcf76f155ced4ddcb4097134ff3c332f xmlns="ff5a5868-af0a-410c-839e-8d12f9bbae36">
-      <Terms xmlns="http://schemas.microsoft.com/office/infopath/2007/PartnerControls"/>
-    </lcf76f155ced4ddcb4097134ff3c332f>
-  </documentManagement>
-</p:properties>
-</file>
-
-<file path=customXml/item3.xml><?xml version="1.0" encoding="utf-8"?>
-<?mso-contentType ?>
-<FormTemplates xmlns="http://schemas.microsoft.com/sharepoint/v3/contenttype/forms">
-  <Display>DocumentLibraryForm</Display>
-  <Edit>DocumentLibraryForm</Edit>
-  <New>DocumentLibraryForm</New>
-</FormTemplates>
-</file>
-
-<file path=customXml/item4.xml><?xml version="1.0" encoding="utf-8"?>
 <ct:contentTypeSchema xmlns:ct="http://schemas.microsoft.com/office/2006/metadata/contentType" xmlns:ma="http://schemas.microsoft.com/office/2006/metadata/properties/metaAttributes" ct:_="" ma:_="" ma:contentTypeName="Documento" ma:contentTypeID="0x010100B21CAF5201C82C43AA4DBD7D4A985E69" ma:contentTypeVersion="17" ma:contentTypeDescription="Creare un nuovo documento." ma:contentTypeScope="" ma:versionID="211c33d4d86005f0f0267f50b4ae0a4c">
   <xsd:schema xmlns:xsd="http://www.w3.org/2001/XMLSchema" xmlns:xs="http://www.w3.org/2001/XMLSchema" xmlns:p="http://schemas.microsoft.com/office/2006/metadata/properties" xmlns:ns2="ff5a5868-af0a-410c-839e-8d12f9bbae36" xmlns:ns3="4e4aeb4f-2755-45de-8429-e3c3045be2d4" targetNamespace="http://schemas.microsoft.com/office/2006/metadata/properties" ma:root="true" ma:fieldsID="0154d882b59d2c50fc4179a4b74a9d7b" ns2:_="" ns3:_="">
     <xsd:import namespace="ff5a5868-af0a-410c-839e-8d12f9bbae36"/>
@@ -10248,33 +10300,30 @@
 </ct:contentTypeSchema>
 </file>
 
-<file path=customXml/itemProps1.xml><?xml version="1.0" encoding="utf-8"?>
-<ds:datastoreItem xmlns:ds="http://schemas.openxmlformats.org/officeDocument/2006/customXml" ds:itemID="{7B1F568D-5C8C-4DD2-AF51-0F492A817DDC}">
-  <ds:schemaRefs>
-    <ds:schemaRef ds:uri="http://schemas.openxmlformats.org/officeDocument/2006/bibliography"/>
-  </ds:schemaRefs>
-</ds:datastoreItem>
+<file path=customXml/item2.xml><?xml version="1.0" encoding="utf-8"?>
+<?mso-contentType ?>
+<FormTemplates xmlns="http://schemas.microsoft.com/sharepoint/v3/contenttype/forms">
+  <Display>DocumentLibraryForm</Display>
+  <Edit>DocumentLibraryForm</Edit>
+  <New>DocumentLibraryForm</New>
+</FormTemplates>
 </file>
 
-<file path=customXml/itemProps2.xml><?xml version="1.0" encoding="utf-8"?>
-<ds:datastoreItem xmlns:ds="http://schemas.openxmlformats.org/officeDocument/2006/customXml" ds:itemID="{515A2476-6CCC-4ACD-8B23-92066FF69FF5}">
-  <ds:schemaRefs>
-    <ds:schemaRef ds:uri="http://schemas.microsoft.com/office/2006/metadata/properties"/>
-    <ds:schemaRef ds:uri="http://schemas.microsoft.com/office/infopath/2007/PartnerControls"/>
-    <ds:schemaRef ds:uri="ff5a5868-af0a-410c-839e-8d12f9bbae36"/>
-  </ds:schemaRefs>
-</ds:datastoreItem>
+<file path=customXml/item3.xml><?xml version="1.0" encoding="utf-8"?>
+<p:properties xmlns:p="http://schemas.microsoft.com/office/2006/metadata/properties" xmlns:xsi="http://www.w3.org/2001/XMLSchema-instance" xmlns:pc="http://schemas.microsoft.com/office/infopath/2007/PartnerControls">
+  <documentManagement>
+    <lcf76f155ced4ddcb4097134ff3c332f xmlns="ff5a5868-af0a-410c-839e-8d12f9bbae36">
+      <Terms xmlns="http://schemas.microsoft.com/office/infopath/2007/PartnerControls"/>
+    </lcf76f155ced4ddcb4097134ff3c332f>
+  </documentManagement>
+</p:properties>
 </file>
 
-<file path=customXml/itemProps3.xml><?xml version="1.0" encoding="utf-8"?>
-<ds:datastoreItem xmlns:ds="http://schemas.openxmlformats.org/officeDocument/2006/customXml" ds:itemID="{B5E9EA25-5FC5-4B77-9A98-9B7CEE936CAC}">
-  <ds:schemaRefs>
-    <ds:schemaRef ds:uri="http://schemas.microsoft.com/sharepoint/v3/contenttype/forms"/>
-  </ds:schemaRefs>
-</ds:datastoreItem>
+<file path=customXml/item4.xml><?xml version="1.0" encoding="utf-8"?>
+<b:Sources xmlns:b="http://schemas.openxmlformats.org/officeDocument/2006/bibliography" xmlns="http://schemas.openxmlformats.org/officeDocument/2006/bibliography" SelectedStyle="\APASixthEditionOfficeOnline.xsl" StyleName="APA" Version="6"/>
 </file>
 
-<file path=customXml/itemProps4.xml><?xml version="1.0" encoding="utf-8"?>
+<file path=customXml/itemProps1.xml><?xml version="1.0" encoding="utf-8"?>
 <ds:datastoreItem xmlns:ds="http://schemas.openxmlformats.org/officeDocument/2006/customXml" ds:itemID="{3AC2AAD3-DDCC-4BC8-9FA0-86DBFF7E2B36}">
   <ds:schemaRefs>
     <ds:schemaRef ds:uri="http://schemas.microsoft.com/office/2006/metadata/contentType"/>
@@ -10291,4 +10340,30 @@
     <ds:schemaRef ds:uri="http://schemas.microsoft.com/internal/obd"/>
   </ds:schemaRefs>
 </ds:datastoreItem>
+</file>
+
+<file path=customXml/itemProps2.xml><?xml version="1.0" encoding="utf-8"?>
+<ds:datastoreItem xmlns:ds="http://schemas.openxmlformats.org/officeDocument/2006/customXml" ds:itemID="{B5E9EA25-5FC5-4B77-9A98-9B7CEE936CAC}">
+  <ds:schemaRefs>
+    <ds:schemaRef ds:uri="http://schemas.microsoft.com/sharepoint/v3/contenttype/forms"/>
+  </ds:schemaRefs>
+</ds:datastoreItem>
+</file>
+
+<file path=customXml/itemProps3.xml><?xml version="1.0" encoding="utf-8"?>
+<ds:datastoreItem xmlns:ds="http://schemas.openxmlformats.org/officeDocument/2006/customXml" ds:itemID="{515A2476-6CCC-4ACD-8B23-92066FF69FF5}">
+  <ds:schemaRefs>
+    <ds:schemaRef ds:uri="http://schemas.microsoft.com/office/2006/metadata/properties"/>
+    <ds:schemaRef ds:uri="http://schemas.microsoft.com/office/infopath/2007/PartnerControls"/>
+    <ds:schemaRef ds:uri="ff5a5868-af0a-410c-839e-8d12f9bbae36"/>
+  </ds:schemaRefs>
+</ds:datastoreItem>
+</file>
+
+<file path=customXml/itemProps4.xml><?xml version="1.0" encoding="utf-8"?>
+<ds:datastoreItem xmlns:ds="http://schemas.openxmlformats.org/officeDocument/2006/customXml" ds:itemID="{7B1F568D-5C8C-4DD2-AF51-0F492A817DDC}">
+  <ds:schemaRefs>
+    <ds:schemaRef ds:uri="http://schemas.openxmlformats.org/officeDocument/2006/bibliography"/>
+  </ds:schemaRefs>
+</ds:datastoreItem>
 </file>
--- a/Software stm volante.docx
+++ b/Software stm volante.docx
@@ -5740,19 +5740,7 @@
         <w:rPr>
           <w:lang w:val="it-IT"/>
         </w:rPr>
-        <w:t>Gestione codice migliore.</w:t>
-      </w:r>
-      <w:r>
-        <w:rPr>
-          <w:lang w:val="it-IT"/>
-        </w:rPr>
-        <w:t xml:space="preserve"> </w:t>
-      </w:r>
-      <w:r>
-        <w:rPr>
-          <w:lang w:val="it-IT"/>
-        </w:rPr>
-        <w:t xml:space="preserve">La comunicazione USART tra St e </w:t>
+        <w:t xml:space="preserve">Gestione codice migliore. La comunicazione USART tra St e </w:t>
       </w:r>
       <w:proofErr w:type="spellStart"/>
       <w:r>
@@ -5948,9 +5936,435 @@
         <w:t>Gestione CAN-BUS</w:t>
       </w:r>
     </w:p>
+    <w:p>
+      <w:pPr>
+        <w:rPr>
+          <w:rFonts w:asciiTheme="majorHAnsi" w:hAnsiTheme="majorHAnsi" w:cstheme="majorBidi"/>
+          <w:b/>
+          <w:bCs/>
+          <w:color w:val="4A86E8"/>
+          <w:sz w:val="24"/>
+          <w:szCs w:val="24"/>
+          <w:u w:val="single"/>
+          <w:lang w:val="it-IT"/>
+        </w:rPr>
+      </w:pPr>
+    </w:p>
+    <w:p>
+      <w:pPr>
+        <w:rPr>
+          <w:lang w:val="it-IT"/>
+        </w:rPr>
+      </w:pPr>
+      <w:r>
+        <w:rPr>
+          <w:lang w:val="it-IT"/>
+        </w:rPr>
+        <w:t>05/12/24 – Alessandro Zingaretti</w:t>
+      </w:r>
+    </w:p>
+    <w:p>
+      <w:pPr>
+        <w:rPr>
+          <w:lang w:val="it-IT"/>
+        </w:rPr>
+      </w:pPr>
+      <w:r>
+        <w:rPr>
+          <w:lang w:val="it-IT"/>
+        </w:rPr>
+        <w:t>(Fare riferimento</w:t>
+      </w:r>
+      <w:r>
+        <w:rPr>
+          <w:lang w:val="it-IT"/>
+        </w:rPr>
+        <w:t xml:space="preserve"> al link</w:t>
+      </w:r>
+      <w:r>
+        <w:rPr>
+          <w:lang w:val="it-IT"/>
+        </w:rPr>
+        <w:t xml:space="preserve"> GitHub sopra riportato)</w:t>
+      </w:r>
+    </w:p>
+    <w:p>
+      <w:pPr>
+        <w:pStyle w:val="Paragrafoelenco"/>
+        <w:numPr>
+          <w:ilvl w:val="0"/>
+          <w:numId w:val="19"/>
+        </w:numPr>
+        <w:rPr>
+          <w:lang w:val="it-IT"/>
+        </w:rPr>
+      </w:pPr>
+      <w:r>
+        <w:rPr>
+          <w:lang w:val="it-IT"/>
+        </w:rPr>
+        <w:t xml:space="preserve">Creata, ma </w:t>
+      </w:r>
+      <w:r>
+        <w:rPr>
+          <w:u w:val="single"/>
+          <w:lang w:val="it-IT"/>
+        </w:rPr>
+        <w:t>non implementata</w:t>
+      </w:r>
+      <w:r>
+        <w:rPr>
+          <w:lang w:val="it-IT"/>
+        </w:rPr>
+        <w:t>, un popup di qualche secondo relativo ad un cambio di mappa che apparirà sullo schermo (vedi prima immagine).</w:t>
+      </w:r>
+    </w:p>
+    <w:p>
+      <w:pPr>
+        <w:pStyle w:val="Paragrafoelenco"/>
+        <w:numPr>
+          <w:ilvl w:val="0"/>
+          <w:numId w:val="19"/>
+        </w:numPr>
+        <w:rPr>
+          <w:lang w:val="it-IT"/>
+        </w:rPr>
+      </w:pPr>
+      <w:r>
+        <w:rPr>
+          <w:lang w:val="it-IT"/>
+        </w:rPr>
+        <w:t>Risolto il funzionamento del pulsan</w:t>
+      </w:r>
+      <w:r>
+        <w:rPr>
+          <w:lang w:val="it-IT"/>
+        </w:rPr>
+        <w:t>t</w:t>
+      </w:r>
+      <w:r>
+        <w:rPr>
+          <w:lang w:val="it-IT"/>
+        </w:rPr>
+        <w:t>e per il cambio di pagina del display (nome</w:t>
+      </w:r>
+      <w:proofErr w:type="gramStart"/>
+      <w:r>
+        <w:rPr>
+          <w:lang w:val="it-IT"/>
+        </w:rPr>
+        <w:t>:</w:t>
+      </w:r>
+      <w:r>
+        <w:rPr>
+          <w:lang w:val="it-IT"/>
+        </w:rPr>
+        <w:t>”</w:t>
+      </w:r>
+      <w:proofErr w:type="spellStart"/>
+      <w:r>
+        <w:rPr>
+          <w:lang w:val="it-IT"/>
+        </w:rPr>
+        <w:t>nextPage</w:t>
+      </w:r>
+      <w:r>
+        <w:rPr>
+          <w:lang w:val="it-IT"/>
+        </w:rPr>
+        <w:t>Button</w:t>
+      </w:r>
+      <w:proofErr w:type="spellEnd"/>
+      <w:proofErr w:type="gramEnd"/>
+      <w:r>
+        <w:rPr>
+          <w:lang w:val="it-IT"/>
+        </w:rPr>
+        <w:t>”, PA5, impostato come “</w:t>
+      </w:r>
+      <w:proofErr w:type="spellStart"/>
+      <w:r>
+        <w:rPr>
+          <w:lang w:val="it-IT"/>
+        </w:rPr>
+        <w:t>External</w:t>
+      </w:r>
+      <w:proofErr w:type="spellEnd"/>
+      <w:r>
+        <w:rPr>
+          <w:lang w:val="it-IT"/>
+        </w:rPr>
+        <w:t xml:space="preserve"> Interrupt in </w:t>
+      </w:r>
+      <w:proofErr w:type="spellStart"/>
+      <w:r>
+        <w:rPr>
+          <w:lang w:val="it-IT"/>
+        </w:rPr>
+        <w:t>Falling</w:t>
+      </w:r>
+      <w:proofErr w:type="spellEnd"/>
+      <w:r>
+        <w:rPr>
+          <w:lang w:val="it-IT"/>
+        </w:rPr>
+        <w:t>”, circuito in Pull Up)</w:t>
+      </w:r>
+    </w:p>
+    <w:p>
+      <w:pPr>
+        <w:pStyle w:val="Paragrafoelenco"/>
+        <w:numPr>
+          <w:ilvl w:val="0"/>
+          <w:numId w:val="19"/>
+        </w:numPr>
+        <w:rPr>
+          <w:lang w:val="it-IT"/>
+        </w:rPr>
+      </w:pPr>
+      <w:r>
+        <w:rPr>
+          <w:lang w:val="it-IT"/>
+        </w:rPr>
+        <w:t>Non ancora risolto del tutto il funzionamento del pulsante per l’attivazione del r2d (nome</w:t>
+      </w:r>
+      <w:proofErr w:type="gramStart"/>
+      <w:r>
+        <w:rPr>
+          <w:lang w:val="it-IT"/>
+        </w:rPr>
+        <w:t>:”r</w:t>
+      </w:r>
+      <w:proofErr w:type="gramEnd"/>
+      <w:r>
+        <w:rPr>
+          <w:lang w:val="it-IT"/>
+        </w:rPr>
+        <w:t>2dButton”, PA4, impostato come “</w:t>
+      </w:r>
+      <w:proofErr w:type="spellStart"/>
+      <w:r>
+        <w:rPr>
+          <w:lang w:val="it-IT"/>
+        </w:rPr>
+        <w:t>External</w:t>
+      </w:r>
+      <w:proofErr w:type="spellEnd"/>
+      <w:r>
+        <w:rPr>
+          <w:lang w:val="it-IT"/>
+        </w:rPr>
+        <w:t xml:space="preserve"> Interrupt in </w:t>
+      </w:r>
+      <w:proofErr w:type="spellStart"/>
+      <w:r>
+        <w:rPr>
+          <w:lang w:val="it-IT"/>
+        </w:rPr>
+        <w:t>Falling</w:t>
+      </w:r>
+      <w:proofErr w:type="spellEnd"/>
+      <w:r>
+        <w:rPr>
+          <w:lang w:val="it-IT"/>
+        </w:rPr>
+        <w:t xml:space="preserve">”, circuito in Pull </w:t>
+      </w:r>
+      <w:r>
+        <w:rPr>
+          <w:lang w:val="it-IT"/>
+        </w:rPr>
+        <w:t>up</w:t>
+      </w:r>
+      <w:r>
+        <w:rPr>
+          <w:lang w:val="it-IT"/>
+        </w:rPr>
+        <w:t>). Ora non avvengono più doppie chiamate qualora lo si prema, ma è possibile invece che “salti” qualche chiamata.</w:t>
+      </w:r>
+    </w:p>
+    <w:p>
+      <w:pPr>
+        <w:pStyle w:val="Paragrafoelenco"/>
+        <w:numPr>
+          <w:ilvl w:val="0"/>
+          <w:numId w:val="19"/>
+        </w:numPr>
+        <w:rPr>
+          <w:lang w:val="it-IT"/>
+        </w:rPr>
+      </w:pPr>
+      <w:r>
+        <w:rPr>
+          <w:lang w:val="it-IT"/>
+        </w:rPr>
+        <w:t xml:space="preserve">Implementata ma </w:t>
+      </w:r>
+      <w:r>
+        <w:rPr>
+          <w:u w:val="single"/>
+          <w:lang w:val="it-IT"/>
+        </w:rPr>
+        <w:t>non testata</w:t>
+      </w:r>
+      <w:r>
+        <w:rPr>
+          <w:lang w:val="it-IT"/>
+        </w:rPr>
+        <w:t>, una libreria per il funzionamento dello shift resister</w:t>
+      </w:r>
+    </w:p>
+    <w:p>
+      <w:pPr>
+        <w:pStyle w:val="Paragrafoelenco"/>
+        <w:numPr>
+          <w:ilvl w:val="0"/>
+          <w:numId w:val="19"/>
+        </w:numPr>
+        <w:rPr>
+          <w:u w:val="single"/>
+          <w:lang w:val="it-IT"/>
+        </w:rPr>
+      </w:pPr>
+      <w:r>
+        <w:rPr>
+          <w:u w:val="single"/>
+          <w:lang w:val="it-IT"/>
+        </w:rPr>
+        <w:t>Da rivedere</w:t>
+      </w:r>
+      <w:r>
+        <w:rPr>
+          <w:u w:val="single"/>
+          <w:lang w:val="it-IT"/>
+        </w:rPr>
+        <w:t>,</w:t>
+      </w:r>
+      <w:r>
+        <w:rPr>
+          <w:lang w:val="it-IT"/>
+        </w:rPr>
+        <w:t xml:space="preserve"> la libreria per l’utilizzo della rete CAN-BUS.</w:t>
+      </w:r>
+    </w:p>
+    <w:p>
+      <w:pPr>
+        <w:rPr>
+          <w:lang w:val="it-IT"/>
+        </w:rPr>
+      </w:pPr>
+      <w:r>
+        <w:rPr>
+          <w:noProof/>
+          <w:lang w:val="it-IT"/>
+        </w:rPr>
+        <w:drawing>
+          <wp:anchor distT="0" distB="0" distL="114300" distR="114300" simplePos="0" relativeHeight="251658240" behindDoc="0" locked="0" layoutInCell="1" allowOverlap="1" wp14:anchorId="30E85198" wp14:editId="31412150">
+            <wp:simplePos x="0" y="0"/>
+            <wp:positionH relativeFrom="margin">
+              <wp:align>left</wp:align>
+            </wp:positionH>
+            <wp:positionV relativeFrom="paragraph">
+              <wp:posOffset>374294</wp:posOffset>
+            </wp:positionV>
+            <wp:extent cx="1772920" cy="2667635"/>
+            <wp:effectExtent l="0" t="0" r="0" b="0"/>
+            <wp:wrapTopAndBottom/>
+            <wp:docPr id="323100384" name="Immagine 3"/>
+            <wp:cNvGraphicFramePr>
+              <a:graphicFrameLocks xmlns:a="http://schemas.openxmlformats.org/drawingml/2006/main" noChangeAspect="1"/>
+            </wp:cNvGraphicFramePr>
+            <a:graphic xmlns:a="http://schemas.openxmlformats.org/drawingml/2006/main">
+              <a:graphicData uri="http://schemas.openxmlformats.org/drawingml/2006/picture">
+                <pic:pic xmlns:pic="http://schemas.openxmlformats.org/drawingml/2006/picture">
+                  <pic:nvPicPr>
+                    <pic:cNvPr id="0" name="Picture 2"/>
+                    <pic:cNvPicPr>
+                      <a:picLocks noChangeAspect="1" noChangeArrowheads="1"/>
+                    </pic:cNvPicPr>
+                  </pic:nvPicPr>
+                  <pic:blipFill>
+                    <a:blip r:embed="rId15">
+                      <a:extLst>
+                        <a:ext uri="{28A0092B-C50C-407E-A947-70E740481C1C}">
+                          <a14:useLocalDpi xmlns:a14="http://schemas.microsoft.com/office/drawing/2010/main" val="0"/>
+                        </a:ext>
+                      </a:extLst>
+                    </a:blip>
+                    <a:srcRect/>
+                    <a:stretch>
+                      <a:fillRect/>
+                    </a:stretch>
+                  </pic:blipFill>
+                  <pic:spPr bwMode="auto">
+                    <a:xfrm>
+                      <a:off x="0" y="0"/>
+                      <a:ext cx="1784897" cy="2685367"/>
+                    </a:xfrm>
+                    <a:prstGeom prst="rect">
+                      <a:avLst/>
+                    </a:prstGeom>
+                    <a:noFill/>
+                    <a:ln>
+                      <a:noFill/>
+                    </a:ln>
+                  </pic:spPr>
+                </pic:pic>
+              </a:graphicData>
+            </a:graphic>
+            <wp14:sizeRelH relativeFrom="margin">
+              <wp14:pctWidth>0</wp14:pctWidth>
+            </wp14:sizeRelH>
+            <wp14:sizeRelV relativeFrom="margin">
+              <wp14:pctHeight>0</wp14:pctHeight>
+            </wp14:sizeRelV>
+          </wp:anchor>
+        </w:drawing>
+      </w:r>
+      <w:r>
+        <w:rPr>
+          <w:lang w:val="it-IT"/>
+        </w:rPr>
+        <w:t xml:space="preserve">In generale bisognerebbe rivedere lo schematico del volante per chiarire alcuni dubbi, come i circuiti dei pulsanti e le porte relative allo shift </w:t>
+      </w:r>
+      <w:proofErr w:type="spellStart"/>
+      <w:r>
+        <w:rPr>
+          <w:lang w:val="it-IT"/>
+        </w:rPr>
+        <w:t>register</w:t>
+      </w:r>
+      <w:proofErr w:type="spellEnd"/>
+      <w:r>
+        <w:rPr>
+          <w:lang w:val="it-IT"/>
+        </w:rPr>
+        <w:t xml:space="preserve"> (riportate due volte)</w:t>
+      </w:r>
+      <w:r>
+        <w:rPr>
+          <w:lang w:val="it-IT"/>
+        </w:rPr>
+        <w:t xml:space="preserve">. </w:t>
+      </w:r>
+    </w:p>
+    <w:p>
+      <w:pPr>
+        <w:rPr>
+          <w:rFonts w:asciiTheme="majorHAnsi" w:hAnsiTheme="majorHAnsi" w:cstheme="majorBidi"/>
+          <w:b/>
+          <w:bCs/>
+          <w:color w:val="4A86E8"/>
+          <w:sz w:val="24"/>
+          <w:szCs w:val="24"/>
+          <w:u w:val="single"/>
+          <w:lang w:val="it-IT"/>
+        </w:rPr>
+      </w:pPr>
+    </w:p>
     <w:sectPr>
-      <w:headerReference w:type="default" r:id="rId15"/>
-      <w:footerReference w:type="default" r:id="rId16"/>
+      <w:headerReference w:type="default" r:id="rId16"/>
+      <w:footerReference w:type="default" r:id="rId17"/>
       <w:pgSz w:w="12240" w:h="15840"/>
       <w:pgMar w:top="1440" w:right="1440" w:bottom="1440" w:left="1440" w:header="567" w:footer="567" w:gutter="0"/>
       <w:pgNumType w:start="1"/>
@@ -6203,7 +6617,7 @@
                 <w:szCs w:val="24"/>
                 <w:lang w:val="en-GB"/>
               </w:rPr>
-              <w:t>29/11/2024</w:t>
+              <w:t>06/12/2024</w:t>
             </w:r>
             <w:r>
               <w:rPr>
@@ -9135,6 +9549,7 @@
   <w:style w:type="character" w:default="1" w:styleId="Carpredefinitoparagrafo">
     <w:name w:val="Default Paragraph Font"/>
     <w:uiPriority w:val="1"/>
+    <w:semiHidden/>
     <w:unhideWhenUsed/>
   </w:style>
   <w:style w:type="table" w:default="1" w:styleId="Tabellanormale">
@@ -10058,6 +10473,29 @@
 </file>
 
 <file path=customXml/item1.xml><?xml version="1.0" encoding="utf-8"?>
+<?mso-contentType ?>
+<FormTemplates xmlns="http://schemas.microsoft.com/sharepoint/v3/contenttype/forms">
+  <Display>DocumentLibraryForm</Display>
+  <Edit>DocumentLibraryForm</Edit>
+  <New>DocumentLibraryForm</New>
+</FormTemplates>
+</file>
+
+<file path=customXml/item2.xml><?xml version="1.0" encoding="utf-8"?>
+<p:properties xmlns:p="http://schemas.microsoft.com/office/2006/metadata/properties" xmlns:xsi="http://www.w3.org/2001/XMLSchema-instance" xmlns:pc="http://schemas.microsoft.com/office/infopath/2007/PartnerControls">
+  <documentManagement>
+    <lcf76f155ced4ddcb4097134ff3c332f xmlns="ff5a5868-af0a-410c-839e-8d12f9bbae36">
+      <Terms xmlns="http://schemas.microsoft.com/office/infopath/2007/PartnerControls"/>
+    </lcf76f155ced4ddcb4097134ff3c332f>
+  </documentManagement>
+</p:properties>
+</file>
+
+<file path=customXml/item3.xml><?xml version="1.0" encoding="utf-8"?>
+<b:Sources xmlns:b="http://schemas.openxmlformats.org/officeDocument/2006/bibliography" xmlns="http://schemas.openxmlformats.org/officeDocument/2006/bibliography" SelectedStyle="\APASixthEditionOfficeOnline.xsl" StyleName="APA" Version="6"/>
+</file>
+
+<file path=customXml/item4.xml><?xml version="1.0" encoding="utf-8"?>
 <ct:contentTypeSchema xmlns:ct="http://schemas.microsoft.com/office/2006/metadata/contentType" xmlns:ma="http://schemas.microsoft.com/office/2006/metadata/properties/metaAttributes" ct:_="" ma:_="" ma:contentTypeName="Documento" ma:contentTypeID="0x010100B21CAF5201C82C43AA4DBD7D4A985E69" ma:contentTypeVersion="17" ma:contentTypeDescription="Creare un nuovo documento." ma:contentTypeScope="" ma:versionID="211c33d4d86005f0f0267f50b4ae0a4c">
   <xsd:schema xmlns:xsd="http://www.w3.org/2001/XMLSchema" xmlns:xs="http://www.w3.org/2001/XMLSchema" xmlns:p="http://schemas.microsoft.com/office/2006/metadata/properties" xmlns:ns2="ff5a5868-af0a-410c-839e-8d12f9bbae36" xmlns:ns3="4e4aeb4f-2755-45de-8429-e3c3045be2d4" targetNamespace="http://schemas.microsoft.com/office/2006/metadata/properties" ma:root="true" ma:fieldsID="0154d882b59d2c50fc4179a4b74a9d7b" ns2:_="" ns3:_="">
     <xsd:import namespace="ff5a5868-af0a-410c-839e-8d12f9bbae36"/>
@@ -10300,30 +10738,33 @@
 </ct:contentTypeSchema>
 </file>
 
-<file path=customXml/item2.xml><?xml version="1.0" encoding="utf-8"?>
-<?mso-contentType ?>
-<FormTemplates xmlns="http://schemas.microsoft.com/sharepoint/v3/contenttype/forms">
-  <Display>DocumentLibraryForm</Display>
-  <Edit>DocumentLibraryForm</Edit>
-  <New>DocumentLibraryForm</New>
-</FormTemplates>
+<file path=customXml/itemProps1.xml><?xml version="1.0" encoding="utf-8"?>
+<ds:datastoreItem xmlns:ds="http://schemas.openxmlformats.org/officeDocument/2006/customXml" ds:itemID="{B5E9EA25-5FC5-4B77-9A98-9B7CEE936CAC}">
+  <ds:schemaRefs>
+    <ds:schemaRef ds:uri="http://schemas.microsoft.com/sharepoint/v3/contenttype/forms"/>
+  </ds:schemaRefs>
+</ds:datastoreItem>
 </file>
 
-<file path=customXml/item3.xml><?xml version="1.0" encoding="utf-8"?>
-<p:properties xmlns:p="http://schemas.microsoft.com/office/2006/metadata/properties" xmlns:xsi="http://www.w3.org/2001/XMLSchema-instance" xmlns:pc="http://schemas.microsoft.com/office/infopath/2007/PartnerControls">
-  <documentManagement>
-    <lcf76f155ced4ddcb4097134ff3c332f xmlns="ff5a5868-af0a-410c-839e-8d12f9bbae36">
-      <Terms xmlns="http://schemas.microsoft.com/office/infopath/2007/PartnerControls"/>
-    </lcf76f155ced4ddcb4097134ff3c332f>
-  </documentManagement>
-</p:properties>
+<file path=customXml/itemProps2.xml><?xml version="1.0" encoding="utf-8"?>
+<ds:datastoreItem xmlns:ds="http://schemas.openxmlformats.org/officeDocument/2006/customXml" ds:itemID="{515A2476-6CCC-4ACD-8B23-92066FF69FF5}">
+  <ds:schemaRefs>
+    <ds:schemaRef ds:uri="http://schemas.microsoft.com/office/2006/metadata/properties"/>
+    <ds:schemaRef ds:uri="http://schemas.microsoft.com/office/infopath/2007/PartnerControls"/>
+    <ds:schemaRef ds:uri="ff5a5868-af0a-410c-839e-8d12f9bbae36"/>
+  </ds:schemaRefs>
+</ds:datastoreItem>
 </file>
 
-<file path=customXml/item4.xml><?xml version="1.0" encoding="utf-8"?>
-<b:Sources xmlns:b="http://schemas.openxmlformats.org/officeDocument/2006/bibliography" xmlns="http://schemas.openxmlformats.org/officeDocument/2006/bibliography" SelectedStyle="\APASixthEditionOfficeOnline.xsl" StyleName="APA" Version="6"/>
+<file path=customXml/itemProps3.xml><?xml version="1.0" encoding="utf-8"?>
+<ds:datastoreItem xmlns:ds="http://schemas.openxmlformats.org/officeDocument/2006/customXml" ds:itemID="{7B1F568D-5C8C-4DD2-AF51-0F492A817DDC}">
+  <ds:schemaRefs>
+    <ds:schemaRef ds:uri="http://schemas.openxmlformats.org/officeDocument/2006/bibliography"/>
+  </ds:schemaRefs>
+</ds:datastoreItem>
 </file>
 
-<file path=customXml/itemProps1.xml><?xml version="1.0" encoding="utf-8"?>
+<file path=customXml/itemProps4.xml><?xml version="1.0" encoding="utf-8"?>
 <ds:datastoreItem xmlns:ds="http://schemas.openxmlformats.org/officeDocument/2006/customXml" ds:itemID="{3AC2AAD3-DDCC-4BC8-9FA0-86DBFF7E2B36}">
   <ds:schemaRefs>
     <ds:schemaRef ds:uri="http://schemas.microsoft.com/office/2006/metadata/contentType"/>
@@ -10340,30 +10781,4 @@
     <ds:schemaRef ds:uri="http://schemas.microsoft.com/internal/obd"/>
   </ds:schemaRefs>
 </ds:datastoreItem>
-</file>
-
-<file path=customXml/itemProps2.xml><?xml version="1.0" encoding="utf-8"?>
-<ds:datastoreItem xmlns:ds="http://schemas.openxmlformats.org/officeDocument/2006/customXml" ds:itemID="{B5E9EA25-5FC5-4B77-9A98-9B7CEE936CAC}">
-  <ds:schemaRefs>
-    <ds:schemaRef ds:uri="http://schemas.microsoft.com/sharepoint/v3/contenttype/forms"/>
-  </ds:schemaRefs>
-</ds:datastoreItem>
-</file>
-
-<file path=customXml/itemProps3.xml><?xml version="1.0" encoding="utf-8"?>
-<ds:datastoreItem xmlns:ds="http://schemas.openxmlformats.org/officeDocument/2006/customXml" ds:itemID="{515A2476-6CCC-4ACD-8B23-92066FF69FF5}">
-  <ds:schemaRefs>
-    <ds:schemaRef ds:uri="http://schemas.microsoft.com/office/2006/metadata/properties"/>
-    <ds:schemaRef ds:uri="http://schemas.microsoft.com/office/infopath/2007/PartnerControls"/>
-    <ds:schemaRef ds:uri="ff5a5868-af0a-410c-839e-8d12f9bbae36"/>
-  </ds:schemaRefs>
-</ds:datastoreItem>
-</file>
-
-<file path=customXml/itemProps4.xml><?xml version="1.0" encoding="utf-8"?>
-<ds:datastoreItem xmlns:ds="http://schemas.openxmlformats.org/officeDocument/2006/customXml" ds:itemID="{7B1F568D-5C8C-4DD2-AF51-0F492A817DDC}">
-  <ds:schemaRefs>
-    <ds:schemaRef ds:uri="http://schemas.openxmlformats.org/officeDocument/2006/bibliography"/>
-  </ds:schemaRefs>
-</ds:datastoreItem>
 </file>